--- a/src/Tickets.Core/Resources/UniversalForms/act.docx
+++ b/src/Tickets.Core/Resources/UniversalForms/act.docx
@@ -2,7134 +2,174 @@
 <file path=word/document.xml><?xml version="1.0" encoding="utf-8"?>
 <w:document xmlns:wpc="http://schemas.microsoft.com/office/word/2010/wordprocessingCanvas" xmlns:mo="http://schemas.microsoft.com/office/mac/office/2008/main" xmlns:mc="http://schemas.openxmlformats.org/markup-compatibility/2006" xmlns:mv="urn:schemas-microsoft-com:mac:vml" xmlns:o="urn:schemas-microsoft-com:office:office" xmlns:r="http://schemas.openxmlformats.org/officeDocument/2006/relationships" xmlns:m="http://schemas.openxmlformats.org/officeDocument/2006/math" xmlns:v="urn:schemas-microsoft-com:vml" xmlns:wp14="http://schemas.microsoft.com/office/word/2010/wordprocessingDrawing" xmlns:wp="http://schemas.openxmlformats.org/drawingml/2006/wordprocessingDrawing" xmlns:w10="urn:schemas-microsoft-com:office:word" xmlns:w="http://schemas.openxmlformats.org/wordprocessingml/2006/main" xmlns:w14="http://schemas.microsoft.com/office/word/2010/wordml" xmlns:wpg="http://schemas.microsoft.com/office/word/2010/wordprocessingGroup" xmlns:wpi="http://schemas.microsoft.com/office/word/2010/wordprocessingInk" xmlns:wne="http://schemas.microsoft.com/office/word/2006/wordml" xmlns:wps="http://schemas.microsoft.com/office/word/2010/wordprocessingShape" mc:Ignorable="w14 wp14">
   <w:body>
+    <w:p>
+      <w:pPr>
+        <w:spacing w:after="0"/>
+        <w:jc w:val="right"/>
+      </w:pPr>
+      <w:r>
+        <w:t>Приложение №2</w:t>
+      </w:r>
+    </w:p>
+    <w:p>
+      <w:pPr>
+        <w:spacing w:after="0"/>
+        <w:jc w:val="right"/>
+      </w:pPr>
+      <w:r>
+        <w:t>к Договору № {contractNumber}</w:t>
+      </w:r>
+    </w:p>
+    <w:p>
+      <w:pPr>
+        <w:spacing w:after="0"/>
+        <w:jc w:val="right"/>
+      </w:pPr>
+      <w:r>
+        <w:t>от {contractDate}</w:t>
+      </w:r>
+    </w:p>
+    <w:p>
+      <w:pPr>
+        <w:spacing w:before="200" w:after="0"/>
+        <w:jc w:val="center"/>
+      </w:pPr>
+      <w:r>
+        <w:rPr>
+          <w:b/>
+          <w:sz w:val="24"/>
+        </w:rPr>
+        <w:t>АКТ</w:t>
+      </w:r>
+    </w:p>
+    <w:p>
+      <w:pPr>
+        <w:spacing w:before="0" w:after="0"/>
+        <w:jc w:val="center"/>
+      </w:pPr>
+      <w:r>
+        <w:rPr>
+          <w:b/>
+          <w:sz w:val="24"/>
+        </w:rPr>
+        <w:t>СДАЧИ-ПРИЕМКИ УСЛУГ</w:t>
+      </w:r>
+    </w:p>
     <w:tbl>
       <w:tblPr>
         <w:tblW w:type="auto" w:w="0"/>
-        <w:jc w:val="center"/>
         <w:tblLayout w:type="fixed"/>
         <w:tblLook w:firstColumn="1" w:firstRow="1" w:lastColumn="0" w:lastRow="0" w:noHBand="0" w:noVBand="1" w:val="04A0"/>
       </w:tblPr>
       <w:tblGrid>
-        <w:gridCol w:w="327"/>
-        <w:gridCol w:w="327"/>
-        <w:gridCol w:w="327"/>
-        <w:gridCol w:w="374"/>
-        <w:gridCol w:w="327"/>
-        <w:gridCol w:w="327"/>
-        <w:gridCol w:w="327"/>
-        <w:gridCol w:w="327"/>
-        <w:gridCol w:w="327"/>
-        <w:gridCol w:w="327"/>
-        <w:gridCol w:w="327"/>
-        <w:gridCol w:w="327"/>
-        <w:gridCol w:w="327"/>
-        <w:gridCol w:w="327"/>
-        <w:gridCol w:w="327"/>
-        <w:gridCol w:w="327"/>
-        <w:gridCol w:w="327"/>
-        <w:gridCol w:w="327"/>
-        <w:gridCol w:w="327"/>
-        <w:gridCol w:w="327"/>
-        <w:gridCol w:w="327"/>
-        <w:gridCol w:w="234"/>
-        <w:gridCol w:w="327"/>
-        <w:gridCol w:w="499"/>
-        <w:gridCol w:w="327"/>
-        <w:gridCol w:w="327"/>
-        <w:gridCol w:w="343"/>
-        <w:gridCol w:w="327"/>
-        <w:gridCol w:w="327"/>
-        <w:gridCol w:w="327"/>
-        <w:gridCol w:w="327"/>
-        <w:gridCol w:w="483"/>
+        <w:gridCol w:w="4819"/>
+        <w:gridCol w:w="4819"/>
       </w:tblGrid>
       <w:tr>
-        <w:trPr>
-          <w:trHeight w:val="220"/>
-        </w:trPr>
         <w:tc>
           <w:tcPr>
-            <w:tcW w:type="dxa" w:w="327"/>
+            <w:tcW w:type="dxa" w:w="4819"/>
             <w:tcMar>
               <w:top w:w="0" w:type="dxa"/>
+              <w:left w:w="0" w:type="dxa"/>
               <w:bottom w:w="0" w:type="dxa"/>
-              <w:left w:w="20" w:type="dxa"/>
-              <w:right w:w="20" w:type="dxa"/>
+              <w:right w:w="0" w:type="dxa"/>
             </w:tcMar>
-            <w:tcBorders/>
           </w:tcPr>
           <w:p>
             <w:pPr>
-              <w:spacing w:after="0" w:before="0"/>
+              <w:spacing w:before="240" w:after="120"/>
               <w:jc w:val="left"/>
             </w:pPr>
             <w:r>
-              <w:rPr>
-                <w:rFonts w:ascii="Arial" w:hAnsi="Arial" w:eastAsia="Arial" w:cs="Arial"/>
-                <w:b w:val="0"/>
-                <w:i w:val="0"/>
-                <w:sz w:val="14"/>
-              </w:rPr>
+              <w:t>г. Москва</w:t>
             </w:r>
           </w:p>
         </w:tc>
         <w:tc>
           <w:tcPr>
-            <w:tcW w:type="dxa" w:w="327"/>
+            <w:tcW w:type="dxa" w:w="4819"/>
             <w:tcMar>
               <w:top w:w="0" w:type="dxa"/>
+              <w:left w:w="0" w:type="dxa"/>
               <w:bottom w:w="0" w:type="dxa"/>
-              <w:left w:w="20" w:type="dxa"/>
-              <w:right w:w="20" w:type="dxa"/>
+              <w:right w:w="0" w:type="dxa"/>
             </w:tcMar>
-            <w:tcBorders/>
           </w:tcPr>
           <w:p>
             <w:pPr>
-              <w:spacing w:after="0" w:before="0"/>
-              <w:jc w:val="left"/>
+              <w:spacing w:before="240" w:after="120"/>
+              <w:jc w:val="right"/>
             </w:pPr>
             <w:r>
-              <w:rPr>
-                <w:rFonts w:ascii="Arial" w:hAnsi="Arial" w:eastAsia="Arial" w:cs="Arial"/>
-                <w:b w:val="0"/>
-                <w:i w:val="0"/>
-                <w:sz w:val="14"/>
-              </w:rPr>
-            </w:r>
-          </w:p>
-        </w:tc>
-        <w:tc>
-          <w:tcPr>
-            <w:tcW w:type="dxa" w:w="327"/>
-            <w:tcMar>
-              <w:top w:w="0" w:type="dxa"/>
-              <w:bottom w:w="0" w:type="dxa"/>
-              <w:left w:w="20" w:type="dxa"/>
-              <w:right w:w="20" w:type="dxa"/>
-            </w:tcMar>
-            <w:tcBorders/>
-          </w:tcPr>
-          <w:p>
-            <w:pPr>
-              <w:spacing w:after="0" w:before="0"/>
-              <w:jc w:val="left"/>
-            </w:pPr>
-            <w:r>
-              <w:rPr>
-                <w:rFonts w:ascii="Arial" w:hAnsi="Arial" w:eastAsia="Arial" w:cs="Arial"/>
-                <w:b w:val="0"/>
-                <w:i w:val="0"/>
-                <w:sz w:val="14"/>
-              </w:rPr>
-            </w:r>
-          </w:p>
-        </w:tc>
-        <w:tc>
-          <w:tcPr>
-            <w:tcW w:type="dxa" w:w="374"/>
-            <w:tcMar>
-              <w:top w:w="0" w:type="dxa"/>
-              <w:bottom w:w="0" w:type="dxa"/>
-              <w:left w:w="20" w:type="dxa"/>
-              <w:right w:w="20" w:type="dxa"/>
-            </w:tcMar>
-            <w:tcBorders/>
-          </w:tcPr>
-          <w:p>
-            <w:pPr>
-              <w:spacing w:after="0" w:before="0"/>
-              <w:jc w:val="left"/>
-            </w:pPr>
-            <w:r>
-              <w:rPr>
-                <w:rFonts w:ascii="Arial" w:hAnsi="Arial" w:eastAsia="Arial" w:cs="Arial"/>
-                <w:b w:val="0"/>
-                <w:i w:val="0"/>
-                <w:sz w:val="14"/>
-              </w:rPr>
-            </w:r>
-          </w:p>
-        </w:tc>
-        <w:tc>
-          <w:tcPr>
-            <w:tcW w:type="dxa" w:w="327"/>
-            <w:tcMar>
-              <w:top w:w="0" w:type="dxa"/>
-              <w:bottom w:w="0" w:type="dxa"/>
-              <w:left w:w="20" w:type="dxa"/>
-              <w:right w:w="20" w:type="dxa"/>
-            </w:tcMar>
-            <w:tcBorders/>
-          </w:tcPr>
-          <w:p>
-            <w:pPr>
-              <w:spacing w:after="0" w:before="0"/>
-              <w:jc w:val="left"/>
-            </w:pPr>
-            <w:r>
-              <w:rPr>
-                <w:rFonts w:ascii="Arial" w:hAnsi="Arial" w:eastAsia="Arial" w:cs="Arial"/>
-                <w:b w:val="0"/>
-                <w:i w:val="0"/>
-                <w:sz w:val="14"/>
-              </w:rPr>
-            </w:r>
-          </w:p>
-        </w:tc>
-        <w:tc>
-          <w:tcPr>
-            <w:tcW w:type="dxa" w:w="327"/>
-            <w:tcMar>
-              <w:top w:w="0" w:type="dxa"/>
-              <w:bottom w:w="0" w:type="dxa"/>
-              <w:left w:w="20" w:type="dxa"/>
-              <w:right w:w="20" w:type="dxa"/>
-            </w:tcMar>
-            <w:tcBorders/>
-          </w:tcPr>
-          <w:p>
-            <w:pPr>
-              <w:spacing w:after="0" w:before="0"/>
-              <w:jc w:val="left"/>
-            </w:pPr>
-            <w:r>
-              <w:rPr>
-                <w:rFonts w:ascii="Arial" w:hAnsi="Arial" w:eastAsia="Arial" w:cs="Arial"/>
-                <w:b w:val="0"/>
-                <w:i w:val="0"/>
-                <w:sz w:val="14"/>
-              </w:rPr>
-            </w:r>
-          </w:p>
-        </w:tc>
-        <w:tc>
-          <w:tcPr>
-            <w:tcW w:type="dxa" w:w="327"/>
-            <w:tcMar>
-              <w:top w:w="0" w:type="dxa"/>
-              <w:bottom w:w="0" w:type="dxa"/>
-              <w:left w:w="20" w:type="dxa"/>
-              <w:right w:w="20" w:type="dxa"/>
-            </w:tcMar>
-            <w:tcBorders/>
-          </w:tcPr>
-          <w:p>
-            <w:pPr>
-              <w:spacing w:after="0" w:before="0"/>
-              <w:jc w:val="left"/>
-            </w:pPr>
-            <w:r>
-              <w:rPr>
-                <w:rFonts w:ascii="Arial" w:hAnsi="Arial" w:eastAsia="Arial" w:cs="Arial"/>
-                <w:b w:val="0"/>
-                <w:i w:val="0"/>
-                <w:sz w:val="14"/>
-              </w:rPr>
-            </w:r>
-          </w:p>
-        </w:tc>
-        <w:tc>
-          <w:tcPr>
-            <w:tcW w:type="dxa" w:w="327"/>
-            <w:tcMar>
-              <w:top w:w="0" w:type="dxa"/>
-              <w:bottom w:w="0" w:type="dxa"/>
-              <w:left w:w="20" w:type="dxa"/>
-              <w:right w:w="20" w:type="dxa"/>
-            </w:tcMar>
-            <w:tcBorders/>
-          </w:tcPr>
-          <w:p>
-            <w:pPr>
-              <w:spacing w:after="0" w:before="0"/>
-              <w:jc w:val="left"/>
-            </w:pPr>
-            <w:r>
-              <w:rPr>
-                <w:rFonts w:ascii="Arial" w:hAnsi="Arial" w:eastAsia="Arial" w:cs="Arial"/>
-                <w:b w:val="0"/>
-                <w:i w:val="0"/>
-                <w:sz w:val="14"/>
-              </w:rPr>
-            </w:r>
-          </w:p>
-        </w:tc>
-        <w:tc>
-          <w:tcPr>
-            <w:tcW w:type="dxa" w:w="327"/>
-            <w:tcMar>
-              <w:top w:w="0" w:type="dxa"/>
-              <w:bottom w:w="0" w:type="dxa"/>
-              <w:left w:w="20" w:type="dxa"/>
-              <w:right w:w="20" w:type="dxa"/>
-            </w:tcMar>
-            <w:tcBorders/>
-          </w:tcPr>
-          <w:p>
-            <w:pPr>
-              <w:spacing w:after="0" w:before="0"/>
-              <w:jc w:val="left"/>
-            </w:pPr>
-            <w:r>
-              <w:rPr>
-                <w:rFonts w:ascii="Arial" w:hAnsi="Arial" w:eastAsia="Arial" w:cs="Arial"/>
-                <w:b w:val="0"/>
-                <w:i w:val="0"/>
-                <w:sz w:val="14"/>
-              </w:rPr>
-            </w:r>
-          </w:p>
-        </w:tc>
-        <w:tc>
-          <w:tcPr>
-            <w:tcW w:type="dxa" w:w="327"/>
-            <w:tcMar>
-              <w:top w:w="0" w:type="dxa"/>
-              <w:bottom w:w="0" w:type="dxa"/>
-              <w:left w:w="20" w:type="dxa"/>
-              <w:right w:w="20" w:type="dxa"/>
-            </w:tcMar>
-            <w:tcBorders/>
-          </w:tcPr>
-          <w:p>
-            <w:pPr>
-              <w:spacing w:after="0" w:before="0"/>
-              <w:jc w:val="left"/>
-            </w:pPr>
-            <w:r>
-              <w:rPr>
-                <w:rFonts w:ascii="Arial" w:hAnsi="Arial" w:eastAsia="Arial" w:cs="Arial"/>
-                <w:b w:val="0"/>
-                <w:i w:val="0"/>
-                <w:sz w:val="14"/>
-              </w:rPr>
-            </w:r>
-          </w:p>
-        </w:tc>
-        <w:tc>
-          <w:tcPr>
-            <w:tcW w:type="dxa" w:w="327"/>
-            <w:tcMar>
-              <w:top w:w="0" w:type="dxa"/>
-              <w:bottom w:w="0" w:type="dxa"/>
-              <w:left w:w="20" w:type="dxa"/>
-              <w:right w:w="20" w:type="dxa"/>
-            </w:tcMar>
-            <w:tcBorders/>
-          </w:tcPr>
-          <w:p>
-            <w:pPr>
-              <w:spacing w:after="0" w:before="0"/>
-              <w:jc w:val="left"/>
-            </w:pPr>
-            <w:r>
-              <w:rPr>
-                <w:rFonts w:ascii="Arial" w:hAnsi="Arial" w:eastAsia="Arial" w:cs="Arial"/>
-                <w:b w:val="0"/>
-                <w:i w:val="0"/>
-                <w:sz w:val="14"/>
-              </w:rPr>
-            </w:r>
-          </w:p>
-        </w:tc>
-        <w:tc>
-          <w:tcPr>
-            <w:tcW w:type="dxa" w:w="327"/>
-            <w:tcMar>
-              <w:top w:w="0" w:type="dxa"/>
-              <w:bottom w:w="0" w:type="dxa"/>
-              <w:left w:w="20" w:type="dxa"/>
-              <w:right w:w="20" w:type="dxa"/>
-            </w:tcMar>
-            <w:tcBorders/>
-          </w:tcPr>
-          <w:p>
-            <w:pPr>
-              <w:spacing w:after="0" w:before="0"/>
-              <w:jc w:val="left"/>
-            </w:pPr>
-            <w:r>
-              <w:rPr>
-                <w:rFonts w:ascii="Arial" w:hAnsi="Arial" w:eastAsia="Arial" w:cs="Arial"/>
-                <w:b w:val="0"/>
-                <w:i w:val="0"/>
-                <w:sz w:val="14"/>
-              </w:rPr>
-            </w:r>
-          </w:p>
-        </w:tc>
-        <w:tc>
-          <w:tcPr>
-            <w:tcW w:type="dxa" w:w="327"/>
-            <w:tcMar>
-              <w:top w:w="0" w:type="dxa"/>
-              <w:bottom w:w="0" w:type="dxa"/>
-              <w:left w:w="20" w:type="dxa"/>
-              <w:right w:w="20" w:type="dxa"/>
-            </w:tcMar>
-            <w:tcBorders/>
-          </w:tcPr>
-          <w:p>
-            <w:pPr>
-              <w:spacing w:after="0" w:before="0"/>
-              <w:jc w:val="left"/>
-            </w:pPr>
-            <w:r>
-              <w:rPr>
-                <w:rFonts w:ascii="Arial" w:hAnsi="Arial" w:eastAsia="Arial" w:cs="Arial"/>
-                <w:b w:val="0"/>
-                <w:i w:val="0"/>
-                <w:sz w:val="14"/>
-              </w:rPr>
-            </w:r>
-          </w:p>
-        </w:tc>
-        <w:tc>
-          <w:tcPr>
-            <w:tcW w:type="dxa" w:w="327"/>
-            <w:tcMar>
-              <w:top w:w="0" w:type="dxa"/>
-              <w:bottom w:w="0" w:type="dxa"/>
-              <w:left w:w="20" w:type="dxa"/>
-              <w:right w:w="20" w:type="dxa"/>
-            </w:tcMar>
-            <w:tcBorders/>
-          </w:tcPr>
-          <w:p>
-            <w:pPr>
-              <w:spacing w:after="0" w:before="0"/>
-              <w:jc w:val="left"/>
-            </w:pPr>
-            <w:r>
-              <w:rPr>
-                <w:rFonts w:ascii="Arial" w:hAnsi="Arial" w:eastAsia="Arial" w:cs="Arial"/>
-                <w:b w:val="0"/>
-                <w:i w:val="0"/>
-                <w:sz w:val="14"/>
-              </w:rPr>
-            </w:r>
-          </w:p>
-        </w:tc>
-        <w:tc>
-          <w:tcPr>
-            <w:tcW w:type="dxa" w:w="327"/>
-            <w:tcMar>
-              <w:top w:w="0" w:type="dxa"/>
-              <w:bottom w:w="0" w:type="dxa"/>
-              <w:left w:w="20" w:type="dxa"/>
-              <w:right w:w="20" w:type="dxa"/>
-            </w:tcMar>
-            <w:tcBorders/>
-          </w:tcPr>
-          <w:p>
-            <w:pPr>
-              <w:spacing w:after="0" w:before="0"/>
-              <w:jc w:val="left"/>
-            </w:pPr>
-            <w:r>
-              <w:rPr>
-                <w:rFonts w:ascii="Arial" w:hAnsi="Arial" w:eastAsia="Arial" w:cs="Arial"/>
-                <w:b w:val="0"/>
-                <w:i w:val="0"/>
-                <w:sz w:val="14"/>
-              </w:rPr>
-            </w:r>
-          </w:p>
-        </w:tc>
-        <w:tc>
-          <w:tcPr>
-            <w:tcW w:type="dxa" w:w="327"/>
-            <w:tcMar>
-              <w:top w:w="0" w:type="dxa"/>
-              <w:bottom w:w="0" w:type="dxa"/>
-              <w:left w:w="20" w:type="dxa"/>
-              <w:right w:w="20" w:type="dxa"/>
-            </w:tcMar>
-            <w:tcBorders/>
-          </w:tcPr>
-          <w:p>
-            <w:pPr>
-              <w:spacing w:after="0" w:before="0"/>
-              <w:jc w:val="left"/>
-            </w:pPr>
-            <w:r>
-              <w:rPr>
-                <w:rFonts w:ascii="Arial" w:hAnsi="Arial" w:eastAsia="Arial" w:cs="Arial"/>
-                <w:b w:val="0"/>
-                <w:i w:val="0"/>
-                <w:sz w:val="14"/>
-              </w:rPr>
-            </w:r>
-          </w:p>
-        </w:tc>
-        <w:tc>
-          <w:tcPr>
-            <w:tcW w:type="dxa" w:w="327"/>
-            <w:tcMar>
-              <w:top w:w="0" w:type="dxa"/>
-              <w:bottom w:w="0" w:type="dxa"/>
-              <w:left w:w="20" w:type="dxa"/>
-              <w:right w:w="20" w:type="dxa"/>
-            </w:tcMar>
-            <w:tcBorders/>
-          </w:tcPr>
-          <w:p>
-            <w:pPr>
-              <w:spacing w:after="0" w:before="0"/>
-              <w:jc w:val="left"/>
-            </w:pPr>
-            <w:r>
-              <w:rPr>
-                <w:rFonts w:ascii="Arial" w:hAnsi="Arial" w:eastAsia="Arial" w:cs="Arial"/>
-                <w:b w:val="0"/>
-                <w:i w:val="0"/>
-                <w:sz w:val="14"/>
-              </w:rPr>
-            </w:r>
-          </w:p>
-        </w:tc>
-        <w:tc>
-          <w:tcPr>
-            <w:tcW w:type="dxa" w:w="327"/>
-            <w:tcMar>
-              <w:top w:w="0" w:type="dxa"/>
-              <w:bottom w:w="0" w:type="dxa"/>
-              <w:left w:w="20" w:type="dxa"/>
-              <w:right w:w="20" w:type="dxa"/>
-            </w:tcMar>
-            <w:tcBorders/>
-          </w:tcPr>
-          <w:p>
-            <w:pPr>
-              <w:spacing w:after="0" w:before="0"/>
-              <w:jc w:val="left"/>
-            </w:pPr>
-            <w:r>
-              <w:rPr>
-                <w:rFonts w:ascii="Arial" w:hAnsi="Arial" w:eastAsia="Arial" w:cs="Arial"/>
-                <w:b w:val="0"/>
-                <w:i w:val="0"/>
-                <w:sz w:val="14"/>
-              </w:rPr>
-            </w:r>
-          </w:p>
-        </w:tc>
-        <w:tc>
-          <w:tcPr>
-            <w:tcW w:type="dxa" w:w="327"/>
-            <w:tcMar>
-              <w:top w:w="0" w:type="dxa"/>
-              <w:bottom w:w="0" w:type="dxa"/>
-              <w:left w:w="20" w:type="dxa"/>
-              <w:right w:w="20" w:type="dxa"/>
-            </w:tcMar>
-            <w:tcBorders/>
-          </w:tcPr>
-          <w:p>
-            <w:pPr>
-              <w:spacing w:after="0" w:before="0"/>
-              <w:jc w:val="left"/>
-            </w:pPr>
-            <w:r>
-              <w:rPr>
-                <w:rFonts w:ascii="Arial" w:hAnsi="Arial" w:eastAsia="Arial" w:cs="Arial"/>
-                <w:b w:val="0"/>
-                <w:i w:val="0"/>
-                <w:sz w:val="14"/>
-              </w:rPr>
-            </w:r>
-          </w:p>
-        </w:tc>
-        <w:tc>
-          <w:tcPr>
-            <w:tcW w:type="dxa" w:w="327"/>
-            <w:tcMar>
-              <w:top w:w="0" w:type="dxa"/>
-              <w:bottom w:w="0" w:type="dxa"/>
-              <w:left w:w="20" w:type="dxa"/>
-              <w:right w:w="20" w:type="dxa"/>
-            </w:tcMar>
-            <w:tcBorders/>
-          </w:tcPr>
-          <w:p>
-            <w:pPr>
-              <w:spacing w:after="0" w:before="0"/>
-              <w:jc w:val="left"/>
-            </w:pPr>
-            <w:r>
-              <w:rPr>
-                <w:rFonts w:ascii="Arial" w:hAnsi="Arial" w:eastAsia="Arial" w:cs="Arial"/>
-                <w:b w:val="0"/>
-                <w:i w:val="0"/>
-                <w:sz w:val="14"/>
-              </w:rPr>
-            </w:r>
-          </w:p>
-        </w:tc>
-        <w:tc>
-          <w:tcPr>
-            <w:tcW w:type="dxa" w:w="327"/>
-            <w:tcMar>
-              <w:top w:w="0" w:type="dxa"/>
-              <w:bottom w:w="0" w:type="dxa"/>
-              <w:left w:w="20" w:type="dxa"/>
-              <w:right w:w="20" w:type="dxa"/>
-            </w:tcMar>
-            <w:tcBorders/>
-          </w:tcPr>
-          <w:p>
-            <w:pPr>
-              <w:spacing w:after="0" w:before="0"/>
-              <w:jc w:val="left"/>
-            </w:pPr>
-            <w:r>
-              <w:rPr>
-                <w:rFonts w:ascii="Arial" w:hAnsi="Arial" w:eastAsia="Arial" w:cs="Arial"/>
-                <w:b w:val="0"/>
-                <w:i w:val="0"/>
-                <w:sz w:val="14"/>
-              </w:rPr>
-            </w:r>
-          </w:p>
-        </w:tc>
-        <w:tc>
-          <w:tcPr>
-            <w:tcW w:type="dxa" w:w="234"/>
-            <w:tcMar>
-              <w:top w:w="0" w:type="dxa"/>
-              <w:bottom w:w="0" w:type="dxa"/>
-              <w:left w:w="20" w:type="dxa"/>
-              <w:right w:w="20" w:type="dxa"/>
-            </w:tcMar>
-            <w:tcBorders/>
-          </w:tcPr>
-          <w:p>
-            <w:pPr>
-              <w:spacing w:after="0" w:before="0"/>
-              <w:jc w:val="left"/>
-            </w:pPr>
-            <w:r>
-              <w:rPr>
-                <w:rFonts w:ascii="Arial" w:hAnsi="Arial" w:eastAsia="Arial" w:cs="Arial"/>
-                <w:b w:val="0"/>
-                <w:i w:val="0"/>
-                <w:sz w:val="14"/>
-              </w:rPr>
-            </w:r>
-          </w:p>
-        </w:tc>
-        <w:tc>
-          <w:tcPr>
-            <w:tcW w:type="dxa" w:w="327"/>
-            <w:tcMar>
-              <w:top w:w="0" w:type="dxa"/>
-              <w:bottom w:w="0" w:type="dxa"/>
-              <w:left w:w="20" w:type="dxa"/>
-              <w:right w:w="20" w:type="dxa"/>
-            </w:tcMar>
-            <w:tcBorders/>
-          </w:tcPr>
-          <w:p>
-            <w:pPr>
-              <w:spacing w:after="0" w:before="0"/>
-              <w:jc w:val="left"/>
-            </w:pPr>
-            <w:r>
-              <w:rPr>
-                <w:rFonts w:ascii="Arial" w:hAnsi="Arial" w:eastAsia="Arial" w:cs="Arial"/>
-                <w:b w:val="0"/>
-                <w:i w:val="0"/>
-                <w:sz w:val="14"/>
-              </w:rPr>
-            </w:r>
-          </w:p>
-        </w:tc>
-        <w:tc>
-          <w:tcPr>
-            <w:tcW w:type="dxa" w:w="499"/>
-            <w:tcMar>
-              <w:top w:w="0" w:type="dxa"/>
-              <w:bottom w:w="0" w:type="dxa"/>
-              <w:left w:w="20" w:type="dxa"/>
-              <w:right w:w="20" w:type="dxa"/>
-            </w:tcMar>
-            <w:tcBorders/>
-          </w:tcPr>
-          <w:p>
-            <w:pPr>
-              <w:spacing w:after="0" w:before="0"/>
-              <w:jc w:val="left"/>
-            </w:pPr>
-            <w:r>
-              <w:rPr>
-                <w:rFonts w:ascii="Arial" w:hAnsi="Arial" w:eastAsia="Arial" w:cs="Arial"/>
-                <w:b w:val="0"/>
-                <w:i w:val="0"/>
-                <w:sz w:val="14"/>
-              </w:rPr>
-            </w:r>
-          </w:p>
-        </w:tc>
-        <w:tc>
-          <w:tcPr>
-            <w:tcW w:type="dxa" w:w="327"/>
-            <w:tcMar>
-              <w:top w:w="0" w:type="dxa"/>
-              <w:bottom w:w="0" w:type="dxa"/>
-              <w:left w:w="20" w:type="dxa"/>
-              <w:right w:w="20" w:type="dxa"/>
-            </w:tcMar>
-            <w:tcBorders/>
-          </w:tcPr>
-          <w:p>
-            <w:pPr>
-              <w:spacing w:after="0" w:before="0"/>
-              <w:jc w:val="left"/>
-            </w:pPr>
-            <w:r>
-              <w:rPr>
-                <w:rFonts w:ascii="Arial" w:hAnsi="Arial" w:eastAsia="Arial" w:cs="Arial"/>
-                <w:b w:val="0"/>
-                <w:i w:val="0"/>
-                <w:sz w:val="14"/>
-              </w:rPr>
-            </w:r>
-          </w:p>
-        </w:tc>
-        <w:tc>
-          <w:tcPr>
-            <w:tcW w:type="dxa" w:w="327"/>
-            <w:tcMar>
-              <w:top w:w="0" w:type="dxa"/>
-              <w:bottom w:w="0" w:type="dxa"/>
-              <w:left w:w="20" w:type="dxa"/>
-              <w:right w:w="20" w:type="dxa"/>
-            </w:tcMar>
-            <w:tcBorders/>
-          </w:tcPr>
-          <w:p>
-            <w:pPr>
-              <w:spacing w:after="0" w:before="0"/>
-              <w:jc w:val="left"/>
-            </w:pPr>
-            <w:r>
-              <w:rPr>
-                <w:rFonts w:ascii="Arial" w:hAnsi="Arial" w:eastAsia="Arial" w:cs="Arial"/>
-                <w:b w:val="0"/>
-                <w:i w:val="0"/>
-                <w:sz w:val="14"/>
-              </w:rPr>
-            </w:r>
-          </w:p>
-        </w:tc>
-        <w:tc>
-          <w:tcPr>
-            <w:tcW w:type="dxa" w:w="343"/>
-            <w:tcMar>
-              <w:top w:w="0" w:type="dxa"/>
-              <w:bottom w:w="0" w:type="dxa"/>
-              <w:left w:w="20" w:type="dxa"/>
-              <w:right w:w="20" w:type="dxa"/>
-            </w:tcMar>
-            <w:tcBorders/>
-          </w:tcPr>
-          <w:p>
-            <w:pPr>
-              <w:spacing w:after="0" w:before="0"/>
-              <w:jc w:val="left"/>
-            </w:pPr>
-            <w:r>
-              <w:rPr>
-                <w:rFonts w:ascii="Arial" w:hAnsi="Arial" w:eastAsia="Arial" w:cs="Arial"/>
-                <w:b w:val="0"/>
-                <w:i w:val="0"/>
-                <w:sz w:val="14"/>
-              </w:rPr>
-            </w:r>
-          </w:p>
-        </w:tc>
-        <w:tc>
-          <w:tcPr>
-            <w:tcW w:type="dxa" w:w="327"/>
-            <w:tcMar>
-              <w:top w:w="0" w:type="dxa"/>
-              <w:bottom w:w="0" w:type="dxa"/>
-              <w:left w:w="20" w:type="dxa"/>
-              <w:right w:w="20" w:type="dxa"/>
-            </w:tcMar>
-            <w:tcBorders/>
-          </w:tcPr>
-          <w:p>
-            <w:pPr>
-              <w:spacing w:after="0" w:before="0"/>
-              <w:jc w:val="left"/>
-            </w:pPr>
-            <w:r>
-              <w:rPr>
-                <w:rFonts w:ascii="Arial" w:hAnsi="Arial" w:eastAsia="Arial" w:cs="Arial"/>
-                <w:b w:val="0"/>
-                <w:i w:val="0"/>
-                <w:sz w:val="14"/>
-              </w:rPr>
-            </w:r>
-          </w:p>
-        </w:tc>
-        <w:tc>
-          <w:tcPr>
-            <w:tcW w:type="dxa" w:w="327"/>
-            <w:tcMar>
-              <w:top w:w="0" w:type="dxa"/>
-              <w:bottom w:w="0" w:type="dxa"/>
-              <w:left w:w="20" w:type="dxa"/>
-              <w:right w:w="20" w:type="dxa"/>
-            </w:tcMar>
-            <w:tcBorders/>
-          </w:tcPr>
-          <w:p>
-            <w:pPr>
-              <w:spacing w:after="0" w:before="0"/>
-              <w:jc w:val="left"/>
-            </w:pPr>
-            <w:r>
-              <w:rPr>
-                <w:rFonts w:ascii="Arial" w:hAnsi="Arial" w:eastAsia="Arial" w:cs="Arial"/>
-                <w:b w:val="0"/>
-                <w:i w:val="0"/>
-                <w:sz w:val="14"/>
-              </w:rPr>
-            </w:r>
-          </w:p>
-        </w:tc>
-        <w:tc>
-          <w:tcPr>
-            <w:tcW w:type="dxa" w:w="327"/>
-            <w:tcMar>
-              <w:top w:w="0" w:type="dxa"/>
-              <w:bottom w:w="0" w:type="dxa"/>
-              <w:left w:w="20" w:type="dxa"/>
-              <w:right w:w="20" w:type="dxa"/>
-            </w:tcMar>
-            <w:tcBorders/>
-          </w:tcPr>
-          <w:p>
-            <w:pPr>
-              <w:spacing w:after="0" w:before="0"/>
-              <w:jc w:val="left"/>
-            </w:pPr>
-            <w:r>
-              <w:rPr>
-                <w:rFonts w:ascii="Arial" w:hAnsi="Arial" w:eastAsia="Arial" w:cs="Arial"/>
-                <w:b w:val="0"/>
-                <w:i w:val="0"/>
-                <w:sz w:val="14"/>
-              </w:rPr>
-            </w:r>
-          </w:p>
-        </w:tc>
-        <w:tc>
-          <w:tcPr>
-            <w:tcW w:type="dxa" w:w="327"/>
-            <w:tcMar>
-              <w:top w:w="0" w:type="dxa"/>
-              <w:bottom w:w="0" w:type="dxa"/>
-              <w:left w:w="20" w:type="dxa"/>
-              <w:right w:w="20" w:type="dxa"/>
-            </w:tcMar>
-            <w:tcBorders/>
-          </w:tcPr>
-          <w:p>
-            <w:pPr>
-              <w:spacing w:after="0" w:before="0"/>
-              <w:jc w:val="left"/>
-            </w:pPr>
-            <w:r>
-              <w:rPr>
-                <w:rFonts w:ascii="Arial" w:hAnsi="Arial" w:eastAsia="Arial" w:cs="Arial"/>
-                <w:b w:val="0"/>
-                <w:i w:val="0"/>
-                <w:sz w:val="14"/>
-              </w:rPr>
-            </w:r>
-          </w:p>
-        </w:tc>
-        <w:tc>
-          <w:tcPr>
-            <w:tcW w:type="dxa" w:w="483"/>
-            <w:tcMar>
-              <w:top w:w="0" w:type="dxa"/>
-              <w:bottom w:w="0" w:type="dxa"/>
-              <w:left w:w="20" w:type="dxa"/>
-              <w:right w:w="20" w:type="dxa"/>
-            </w:tcMar>
-            <w:tcBorders/>
-          </w:tcPr>
-          <w:p>
-            <w:pPr>
-              <w:spacing w:after="0" w:before="0"/>
-              <w:jc w:val="left"/>
-            </w:pPr>
-            <w:r>
-              <w:rPr>
-                <w:rFonts w:ascii="Arial" w:hAnsi="Arial" w:eastAsia="Arial" w:cs="Arial"/>
-                <w:b w:val="0"/>
-                <w:i w:val="0"/>
-                <w:sz w:val="14"/>
-              </w:rPr>
-            </w:r>
-          </w:p>
-        </w:tc>
-      </w:tr>
-      <w:tr>
-        <w:trPr>
-          <w:trHeight w:val="130"/>
-        </w:trPr>
-        <w:tc>
-          <w:tcPr>
-            <w:tcW w:type="dxa" w:w="327"/>
-            <w:tcMar>
-              <w:top w:w="0" w:type="dxa"/>
-              <w:bottom w:w="0" w:type="dxa"/>
-              <w:left w:w="20" w:type="dxa"/>
-              <w:right w:w="20" w:type="dxa"/>
-            </w:tcMar>
-            <w:tcBorders/>
-          </w:tcPr>
-          <w:p>
-            <w:pPr>
-              <w:spacing w:after="0" w:before="0"/>
-              <w:jc w:val="left"/>
-            </w:pPr>
-            <w:r>
-              <w:rPr>
-                <w:rFonts w:ascii="Arial" w:hAnsi="Arial" w:eastAsia="Arial" w:cs="Arial"/>
-                <w:b w:val="0"/>
-                <w:i w:val="0"/>
-                <w:sz w:val="14"/>
-              </w:rPr>
-            </w:r>
-          </w:p>
-        </w:tc>
-        <w:tc>
-          <w:tcPr>
-            <w:tcW w:type="dxa" w:w="327"/>
-            <w:tcMar>
-              <w:top w:w="0" w:type="dxa"/>
-              <w:bottom w:w="0" w:type="dxa"/>
-              <w:left w:w="20" w:type="dxa"/>
-              <w:right w:w="20" w:type="dxa"/>
-            </w:tcMar>
-            <w:tcBorders/>
-          </w:tcPr>
-          <w:p>
-            <w:pPr>
-              <w:spacing w:after="0" w:before="0"/>
-              <w:jc w:val="left"/>
-            </w:pPr>
-            <w:r>
-              <w:rPr>
-                <w:rFonts w:ascii="Arial" w:hAnsi="Arial" w:eastAsia="Arial" w:cs="Arial"/>
-                <w:b w:val="0"/>
-                <w:i w:val="0"/>
-                <w:sz w:val="14"/>
-              </w:rPr>
-            </w:r>
-          </w:p>
-        </w:tc>
-        <w:tc>
-          <w:tcPr>
-            <w:tcW w:type="dxa" w:w="327"/>
-            <w:tcMar>
-              <w:top w:w="0" w:type="dxa"/>
-              <w:bottom w:w="0" w:type="dxa"/>
-              <w:left w:w="20" w:type="dxa"/>
-              <w:right w:w="20" w:type="dxa"/>
-            </w:tcMar>
-            <w:tcBorders/>
-          </w:tcPr>
-          <w:p>
-            <w:pPr>
-              <w:spacing w:after="0" w:before="0"/>
-              <w:jc w:val="left"/>
-            </w:pPr>
-            <w:r>
-              <w:rPr>
-                <w:rFonts w:ascii="Arial" w:hAnsi="Arial" w:eastAsia="Arial" w:cs="Arial"/>
-                <w:b w:val="0"/>
-                <w:i w:val="0"/>
-                <w:sz w:val="14"/>
-              </w:rPr>
-            </w:r>
-          </w:p>
-        </w:tc>
-        <w:tc>
-          <w:tcPr>
-            <w:tcW w:type="dxa" w:w="374"/>
-            <w:tcMar>
-              <w:top w:w="0" w:type="dxa"/>
-              <w:bottom w:w="0" w:type="dxa"/>
-              <w:left w:w="20" w:type="dxa"/>
-              <w:right w:w="20" w:type="dxa"/>
-            </w:tcMar>
-            <w:tcBorders/>
-          </w:tcPr>
-          <w:p>
-            <w:pPr>
-              <w:spacing w:after="0" w:before="0"/>
-              <w:jc w:val="left"/>
-            </w:pPr>
-            <w:r>
-              <w:rPr>
-                <w:rFonts w:ascii="Arial" w:hAnsi="Arial" w:eastAsia="Arial" w:cs="Arial"/>
-                <w:b w:val="0"/>
-                <w:i w:val="0"/>
-                <w:sz w:val="14"/>
-              </w:rPr>
-            </w:r>
-          </w:p>
-        </w:tc>
-        <w:tc>
-          <w:tcPr>
-            <w:tcW w:type="dxa" w:w="327"/>
-            <w:tcMar>
-              <w:top w:w="0" w:type="dxa"/>
-              <w:bottom w:w="0" w:type="dxa"/>
-              <w:left w:w="20" w:type="dxa"/>
-              <w:right w:w="20" w:type="dxa"/>
-            </w:tcMar>
-            <w:tcBorders/>
-          </w:tcPr>
-          <w:p>
-            <w:pPr>
-              <w:spacing w:after="0" w:before="0"/>
-              <w:jc w:val="left"/>
-            </w:pPr>
-            <w:r>
-              <w:rPr>
-                <w:rFonts w:ascii="Arial" w:hAnsi="Arial" w:eastAsia="Arial" w:cs="Arial"/>
-                <w:b w:val="0"/>
-                <w:i w:val="0"/>
-                <w:sz w:val="14"/>
-              </w:rPr>
-            </w:r>
-          </w:p>
-        </w:tc>
-        <w:tc>
-          <w:tcPr>
-            <w:tcW w:type="dxa" w:w="327"/>
-            <w:tcMar>
-              <w:top w:w="0" w:type="dxa"/>
-              <w:bottom w:w="0" w:type="dxa"/>
-              <w:left w:w="20" w:type="dxa"/>
-              <w:right w:w="20" w:type="dxa"/>
-            </w:tcMar>
-            <w:tcBorders/>
-          </w:tcPr>
-          <w:p>
-            <w:pPr>
-              <w:spacing w:after="0" w:before="0"/>
-              <w:jc w:val="left"/>
-            </w:pPr>
-            <w:r>
-              <w:rPr>
-                <w:rFonts w:ascii="Arial" w:hAnsi="Arial" w:eastAsia="Arial" w:cs="Arial"/>
-                <w:b w:val="0"/>
-                <w:i w:val="0"/>
-                <w:sz w:val="14"/>
-              </w:rPr>
-            </w:r>
-          </w:p>
-        </w:tc>
-        <w:tc>
-          <w:tcPr>
-            <w:tcW w:type="dxa" w:w="327"/>
-            <w:tcMar>
-              <w:top w:w="0" w:type="dxa"/>
-              <w:bottom w:w="0" w:type="dxa"/>
-              <w:left w:w="20" w:type="dxa"/>
-              <w:right w:w="20" w:type="dxa"/>
-            </w:tcMar>
-            <w:tcBorders/>
-          </w:tcPr>
-          <w:p>
-            <w:pPr>
-              <w:spacing w:after="0" w:before="0"/>
-              <w:jc w:val="left"/>
-            </w:pPr>
-            <w:r>
-              <w:rPr>
-                <w:rFonts w:ascii="Arial" w:hAnsi="Arial" w:eastAsia="Arial" w:cs="Arial"/>
-                <w:b w:val="0"/>
-                <w:i w:val="0"/>
-                <w:sz w:val="14"/>
-              </w:rPr>
-            </w:r>
-          </w:p>
-        </w:tc>
-        <w:tc>
-          <w:tcPr>
-            <w:tcW w:type="dxa" w:w="327"/>
-            <w:tcMar>
-              <w:top w:w="0" w:type="dxa"/>
-              <w:bottom w:w="0" w:type="dxa"/>
-              <w:left w:w="20" w:type="dxa"/>
-              <w:right w:w="20" w:type="dxa"/>
-            </w:tcMar>
-            <w:tcBorders/>
-          </w:tcPr>
-          <w:p>
-            <w:pPr>
-              <w:spacing w:after="0" w:before="0"/>
-              <w:jc w:val="left"/>
-            </w:pPr>
-            <w:r>
-              <w:rPr>
-                <w:rFonts w:ascii="Arial" w:hAnsi="Arial" w:eastAsia="Arial" w:cs="Arial"/>
-                <w:b w:val="0"/>
-                <w:i w:val="0"/>
-                <w:sz w:val="14"/>
-              </w:rPr>
-            </w:r>
-          </w:p>
-        </w:tc>
-        <w:tc>
-          <w:tcPr>
-            <w:tcW w:type="dxa" w:w="327"/>
-            <w:tcMar>
-              <w:top w:w="0" w:type="dxa"/>
-              <w:bottom w:w="0" w:type="dxa"/>
-              <w:left w:w="20" w:type="dxa"/>
-              <w:right w:w="20" w:type="dxa"/>
-            </w:tcMar>
-            <w:tcBorders/>
-          </w:tcPr>
-          <w:p>
-            <w:pPr>
-              <w:spacing w:after="0" w:before="0"/>
-              <w:jc w:val="left"/>
-            </w:pPr>
-            <w:r>
-              <w:rPr>
-                <w:rFonts w:ascii="Arial" w:hAnsi="Arial" w:eastAsia="Arial" w:cs="Arial"/>
-                <w:b w:val="0"/>
-                <w:i w:val="0"/>
-                <w:sz w:val="14"/>
-              </w:rPr>
-            </w:r>
-          </w:p>
-        </w:tc>
-        <w:tc>
-          <w:tcPr>
-            <w:tcW w:type="dxa" w:w="327"/>
-            <w:tcMar>
-              <w:top w:w="0" w:type="dxa"/>
-              <w:bottom w:w="0" w:type="dxa"/>
-              <w:left w:w="20" w:type="dxa"/>
-              <w:right w:w="20" w:type="dxa"/>
-            </w:tcMar>
-            <w:tcBorders/>
-          </w:tcPr>
-          <w:p>
-            <w:pPr>
-              <w:spacing w:after="0" w:before="0"/>
-              <w:jc w:val="left"/>
-            </w:pPr>
-            <w:r>
-              <w:rPr>
-                <w:rFonts w:ascii="Arial" w:hAnsi="Arial" w:eastAsia="Arial" w:cs="Arial"/>
-                <w:b w:val="0"/>
-                <w:i w:val="0"/>
-                <w:sz w:val="14"/>
-              </w:rPr>
-            </w:r>
-          </w:p>
-        </w:tc>
-        <w:tc>
-          <w:tcPr>
-            <w:tcW w:type="dxa" w:w="327"/>
-            <w:tcMar>
-              <w:top w:w="0" w:type="dxa"/>
-              <w:bottom w:w="0" w:type="dxa"/>
-              <w:left w:w="20" w:type="dxa"/>
-              <w:right w:w="20" w:type="dxa"/>
-            </w:tcMar>
-            <w:tcBorders/>
-          </w:tcPr>
-          <w:p>
-            <w:pPr>
-              <w:spacing w:after="0" w:before="0"/>
-              <w:jc w:val="left"/>
-            </w:pPr>
-            <w:r>
-              <w:rPr>
-                <w:rFonts w:ascii="Arial" w:hAnsi="Arial" w:eastAsia="Arial" w:cs="Arial"/>
-                <w:b w:val="0"/>
-                <w:i w:val="0"/>
-                <w:sz w:val="14"/>
-              </w:rPr>
-            </w:r>
-          </w:p>
-        </w:tc>
-        <w:tc>
-          <w:tcPr>
-            <w:tcW w:type="dxa" w:w="327"/>
-            <w:tcMar>
-              <w:top w:w="0" w:type="dxa"/>
-              <w:bottom w:w="0" w:type="dxa"/>
-              <w:left w:w="20" w:type="dxa"/>
-              <w:right w:w="20" w:type="dxa"/>
-            </w:tcMar>
-            <w:tcBorders/>
-          </w:tcPr>
-          <w:p>
-            <w:pPr>
-              <w:spacing w:after="0" w:before="0"/>
-              <w:jc w:val="left"/>
-            </w:pPr>
-            <w:r>
-              <w:rPr>
-                <w:rFonts w:ascii="Arial" w:hAnsi="Arial" w:eastAsia="Arial" w:cs="Arial"/>
-                <w:b w:val="0"/>
-                <w:i w:val="0"/>
-                <w:sz w:val="14"/>
-              </w:rPr>
-            </w:r>
-          </w:p>
-        </w:tc>
-        <w:tc>
-          <w:tcPr>
-            <w:tcW w:type="dxa" w:w="327"/>
-            <w:tcMar>
-              <w:top w:w="0" w:type="dxa"/>
-              <w:bottom w:w="0" w:type="dxa"/>
-              <w:left w:w="20" w:type="dxa"/>
-              <w:right w:w="20" w:type="dxa"/>
-            </w:tcMar>
-            <w:tcBorders/>
-          </w:tcPr>
-          <w:p>
-            <w:pPr>
-              <w:spacing w:after="0" w:before="0"/>
-              <w:jc w:val="left"/>
-            </w:pPr>
-            <w:r>
-              <w:rPr>
-                <w:rFonts w:ascii="Arial" w:hAnsi="Arial" w:eastAsia="Arial" w:cs="Arial"/>
-                <w:b w:val="0"/>
-                <w:i w:val="0"/>
-                <w:sz w:val="14"/>
-              </w:rPr>
-            </w:r>
-          </w:p>
-        </w:tc>
-        <w:tc>
-          <w:tcPr>
-            <w:tcW w:type="dxa" w:w="327"/>
-            <w:tcMar>
-              <w:top w:w="0" w:type="dxa"/>
-              <w:bottom w:w="0" w:type="dxa"/>
-              <w:left w:w="20" w:type="dxa"/>
-              <w:right w:w="20" w:type="dxa"/>
-            </w:tcMar>
-            <w:tcBorders/>
-          </w:tcPr>
-          <w:p>
-            <w:pPr>
-              <w:spacing w:after="0" w:before="0"/>
-              <w:jc w:val="left"/>
-            </w:pPr>
-            <w:r>
-              <w:rPr>
-                <w:rFonts w:ascii="Arial" w:hAnsi="Arial" w:eastAsia="Arial" w:cs="Arial"/>
-                <w:b w:val="0"/>
-                <w:i w:val="0"/>
-                <w:sz w:val="14"/>
-              </w:rPr>
-            </w:r>
-          </w:p>
-        </w:tc>
-        <w:tc>
-          <w:tcPr>
-            <w:tcW w:type="dxa" w:w="327"/>
-            <w:tcMar>
-              <w:top w:w="0" w:type="dxa"/>
-              <w:bottom w:w="0" w:type="dxa"/>
-              <w:left w:w="20" w:type="dxa"/>
-              <w:right w:w="20" w:type="dxa"/>
-            </w:tcMar>
-            <w:tcBorders/>
-          </w:tcPr>
-          <w:p>
-            <w:pPr>
-              <w:spacing w:after="0" w:before="0"/>
-              <w:jc w:val="left"/>
-            </w:pPr>
-            <w:r>
-              <w:rPr>
-                <w:rFonts w:ascii="Arial" w:hAnsi="Arial" w:eastAsia="Arial" w:cs="Arial"/>
-                <w:b w:val="0"/>
-                <w:i w:val="0"/>
-                <w:sz w:val="14"/>
-              </w:rPr>
-            </w:r>
-          </w:p>
-        </w:tc>
-        <w:tc>
-          <w:tcPr>
-            <w:tcW w:type="dxa" w:w="327"/>
-            <w:tcMar>
-              <w:top w:w="0" w:type="dxa"/>
-              <w:bottom w:w="0" w:type="dxa"/>
-              <w:left w:w="20" w:type="dxa"/>
-              <w:right w:w="20" w:type="dxa"/>
-            </w:tcMar>
-            <w:tcBorders/>
-          </w:tcPr>
-          <w:p>
-            <w:pPr>
-              <w:spacing w:after="0" w:before="0"/>
-              <w:jc w:val="left"/>
-            </w:pPr>
-            <w:r>
-              <w:rPr>
-                <w:rFonts w:ascii="Arial" w:hAnsi="Arial" w:eastAsia="Arial" w:cs="Arial"/>
-                <w:b w:val="0"/>
-                <w:i w:val="0"/>
-                <w:sz w:val="14"/>
-              </w:rPr>
-            </w:r>
-          </w:p>
-        </w:tc>
-        <w:tc>
-          <w:tcPr>
-            <w:tcW w:type="dxa" w:w="327"/>
-            <w:tcMar>
-              <w:top w:w="0" w:type="dxa"/>
-              <w:bottom w:w="0" w:type="dxa"/>
-              <w:left w:w="20" w:type="dxa"/>
-              <w:right w:w="20" w:type="dxa"/>
-            </w:tcMar>
-            <w:tcBorders/>
-          </w:tcPr>
-          <w:p>
-            <w:pPr>
-              <w:spacing w:after="0" w:before="0"/>
-              <w:jc w:val="left"/>
-            </w:pPr>
-            <w:r>
-              <w:rPr>
-                <w:rFonts w:ascii="Arial" w:hAnsi="Arial" w:eastAsia="Arial" w:cs="Arial"/>
-                <w:b w:val="0"/>
-                <w:i w:val="0"/>
-                <w:sz w:val="14"/>
-              </w:rPr>
-            </w:r>
-          </w:p>
-        </w:tc>
-        <w:tc>
-          <w:tcPr>
-            <w:tcW w:type="dxa" w:w="327"/>
-            <w:tcMar>
-              <w:top w:w="0" w:type="dxa"/>
-              <w:bottom w:w="0" w:type="dxa"/>
-              <w:left w:w="20" w:type="dxa"/>
-              <w:right w:w="20" w:type="dxa"/>
-            </w:tcMar>
-            <w:tcBorders/>
-          </w:tcPr>
-          <w:p>
-            <w:pPr>
-              <w:spacing w:after="0" w:before="0"/>
-              <w:jc w:val="left"/>
-            </w:pPr>
-            <w:r>
-              <w:rPr>
-                <w:rFonts w:ascii="Arial" w:hAnsi="Arial" w:eastAsia="Arial" w:cs="Arial"/>
-                <w:b w:val="0"/>
-                <w:i w:val="0"/>
-                <w:sz w:val="14"/>
-              </w:rPr>
-            </w:r>
-          </w:p>
-        </w:tc>
-        <w:tc>
-          <w:tcPr>
-            <w:tcW w:type="dxa" w:w="327"/>
-            <w:tcMar>
-              <w:top w:w="0" w:type="dxa"/>
-              <w:bottom w:w="0" w:type="dxa"/>
-              <w:left w:w="20" w:type="dxa"/>
-              <w:right w:w="20" w:type="dxa"/>
-            </w:tcMar>
-            <w:tcBorders/>
-          </w:tcPr>
-          <w:p>
-            <w:pPr>
-              <w:spacing w:after="0" w:before="0"/>
-              <w:jc w:val="left"/>
-            </w:pPr>
-            <w:r>
-              <w:rPr>
-                <w:rFonts w:ascii="Arial" w:hAnsi="Arial" w:eastAsia="Arial" w:cs="Arial"/>
-                <w:b w:val="0"/>
-                <w:i w:val="0"/>
-                <w:sz w:val="14"/>
-              </w:rPr>
-            </w:r>
-          </w:p>
-        </w:tc>
-        <w:tc>
-          <w:tcPr>
-            <w:tcW w:type="dxa" w:w="327"/>
-            <w:tcMar>
-              <w:top w:w="0" w:type="dxa"/>
-              <w:bottom w:w="0" w:type="dxa"/>
-              <w:left w:w="20" w:type="dxa"/>
-              <w:right w:w="20" w:type="dxa"/>
-            </w:tcMar>
-            <w:tcBorders/>
-          </w:tcPr>
-          <w:p>
-            <w:pPr>
-              <w:spacing w:after="0" w:before="0"/>
-              <w:jc w:val="left"/>
-            </w:pPr>
-            <w:r>
-              <w:rPr>
-                <w:rFonts w:ascii="Arial" w:hAnsi="Arial" w:eastAsia="Arial" w:cs="Arial"/>
-                <w:b w:val="0"/>
-                <w:i w:val="0"/>
-                <w:sz w:val="14"/>
-              </w:rPr>
-            </w:r>
-          </w:p>
-        </w:tc>
-        <w:tc>
-          <w:tcPr>
-            <w:tcW w:type="dxa" w:w="327"/>
-            <w:tcMar>
-              <w:top w:w="0" w:type="dxa"/>
-              <w:bottom w:w="0" w:type="dxa"/>
-              <w:left w:w="20" w:type="dxa"/>
-              <w:right w:w="20" w:type="dxa"/>
-            </w:tcMar>
-            <w:tcBorders/>
-          </w:tcPr>
-          <w:p>
-            <w:pPr>
-              <w:spacing w:after="0" w:before="0"/>
-              <w:jc w:val="left"/>
-            </w:pPr>
-            <w:r>
-              <w:rPr>
-                <w:rFonts w:ascii="Arial" w:hAnsi="Arial" w:eastAsia="Arial" w:cs="Arial"/>
-                <w:b w:val="0"/>
-                <w:i w:val="0"/>
-                <w:sz w:val="14"/>
-              </w:rPr>
-            </w:r>
-          </w:p>
-        </w:tc>
-        <w:tc>
-          <w:tcPr>
-            <w:tcW w:type="dxa" w:w="234"/>
-            <w:tcMar>
-              <w:top w:w="0" w:type="dxa"/>
-              <w:bottom w:w="0" w:type="dxa"/>
-              <w:left w:w="20" w:type="dxa"/>
-              <w:right w:w="20" w:type="dxa"/>
-            </w:tcMar>
-            <w:tcBorders/>
-          </w:tcPr>
-          <w:p>
-            <w:pPr>
-              <w:spacing w:after="0" w:before="0"/>
-              <w:jc w:val="left"/>
-            </w:pPr>
-            <w:r>
-              <w:rPr>
-                <w:rFonts w:ascii="Arial" w:hAnsi="Arial" w:eastAsia="Arial" w:cs="Arial"/>
-                <w:b w:val="0"/>
-                <w:i w:val="0"/>
-                <w:sz w:val="14"/>
-              </w:rPr>
-            </w:r>
-          </w:p>
-        </w:tc>
-        <w:tc>
-          <w:tcPr>
-            <w:tcW w:type="dxa" w:w="327"/>
-            <w:tcMar>
-              <w:top w:w="0" w:type="dxa"/>
-              <w:bottom w:w="0" w:type="dxa"/>
-              <w:left w:w="20" w:type="dxa"/>
-              <w:right w:w="20" w:type="dxa"/>
-            </w:tcMar>
-            <w:tcBorders/>
-          </w:tcPr>
-          <w:p>
-            <w:pPr>
-              <w:spacing w:after="0" w:before="0"/>
-              <w:jc w:val="left"/>
-            </w:pPr>
-            <w:r>
-              <w:rPr>
-                <w:rFonts w:ascii="Arial" w:hAnsi="Arial" w:eastAsia="Arial" w:cs="Arial"/>
-                <w:b w:val="0"/>
-                <w:i w:val="0"/>
-                <w:sz w:val="14"/>
-              </w:rPr>
-            </w:r>
-          </w:p>
-        </w:tc>
-        <w:tc>
-          <w:tcPr>
-            <w:tcW w:type="dxa" w:w="499"/>
-            <w:tcMar>
-              <w:top w:w="0" w:type="dxa"/>
-              <w:bottom w:w="0" w:type="dxa"/>
-              <w:left w:w="20" w:type="dxa"/>
-              <w:right w:w="20" w:type="dxa"/>
-            </w:tcMar>
-            <w:tcBorders/>
-          </w:tcPr>
-          <w:p>
-            <w:pPr>
-              <w:spacing w:after="0" w:before="0"/>
-              <w:jc w:val="left"/>
-            </w:pPr>
-            <w:r>
-              <w:rPr>
-                <w:rFonts w:ascii="Arial" w:hAnsi="Arial" w:eastAsia="Arial" w:cs="Arial"/>
-                <w:b w:val="0"/>
-                <w:i w:val="0"/>
-                <w:sz w:val="14"/>
-              </w:rPr>
-            </w:r>
-          </w:p>
-        </w:tc>
-        <w:tc>
-          <w:tcPr>
-            <w:tcW w:type="dxa" w:w="327"/>
-            <w:tcMar>
-              <w:top w:w="0" w:type="dxa"/>
-              <w:bottom w:w="0" w:type="dxa"/>
-              <w:left w:w="20" w:type="dxa"/>
-              <w:right w:w="20" w:type="dxa"/>
-            </w:tcMar>
-            <w:tcBorders/>
-          </w:tcPr>
-          <w:p>
-            <w:pPr>
-              <w:spacing w:after="0" w:before="0"/>
-              <w:jc w:val="left"/>
-            </w:pPr>
-            <w:r>
-              <w:rPr>
-                <w:rFonts w:ascii="Arial" w:hAnsi="Arial" w:eastAsia="Arial" w:cs="Arial"/>
-                <w:b w:val="0"/>
-                <w:i w:val="0"/>
-                <w:sz w:val="14"/>
-              </w:rPr>
-            </w:r>
-          </w:p>
-        </w:tc>
-        <w:tc>
-          <w:tcPr>
-            <w:tcW w:type="dxa" w:w="327"/>
-            <w:tcMar>
-              <w:top w:w="0" w:type="dxa"/>
-              <w:bottom w:w="0" w:type="dxa"/>
-              <w:left w:w="20" w:type="dxa"/>
-              <w:right w:w="20" w:type="dxa"/>
-            </w:tcMar>
-            <w:tcBorders/>
-          </w:tcPr>
-          <w:p>
-            <w:pPr>
-              <w:spacing w:after="0" w:before="0"/>
-              <w:jc w:val="left"/>
-            </w:pPr>
-            <w:r>
-              <w:rPr>
-                <w:rFonts w:ascii="Arial" w:hAnsi="Arial" w:eastAsia="Arial" w:cs="Arial"/>
-                <w:b w:val="0"/>
-                <w:i w:val="0"/>
-                <w:sz w:val="14"/>
-              </w:rPr>
-            </w:r>
-          </w:p>
-        </w:tc>
-        <w:tc>
-          <w:tcPr>
-            <w:tcW w:type="dxa" w:w="343"/>
-            <w:tcMar>
-              <w:top w:w="0" w:type="dxa"/>
-              <w:bottom w:w="0" w:type="dxa"/>
-              <w:left w:w="20" w:type="dxa"/>
-              <w:right w:w="20" w:type="dxa"/>
-            </w:tcMar>
-            <w:tcBorders/>
-          </w:tcPr>
-          <w:p>
-            <w:pPr>
-              <w:spacing w:after="0" w:before="0"/>
-              <w:jc w:val="left"/>
-            </w:pPr>
-            <w:r>
-              <w:rPr>
-                <w:rFonts w:ascii="Arial" w:hAnsi="Arial" w:eastAsia="Arial" w:cs="Arial"/>
-                <w:b w:val="0"/>
-                <w:i w:val="0"/>
-                <w:sz w:val="14"/>
-              </w:rPr>
-            </w:r>
-          </w:p>
-        </w:tc>
-        <w:tc>
-          <w:tcPr>
-            <w:tcW w:type="dxa" w:w="327"/>
-            <w:tcMar>
-              <w:top w:w="0" w:type="dxa"/>
-              <w:bottom w:w="0" w:type="dxa"/>
-              <w:left w:w="20" w:type="dxa"/>
-              <w:right w:w="20" w:type="dxa"/>
-            </w:tcMar>
-            <w:tcBorders/>
-          </w:tcPr>
-          <w:p>
-            <w:pPr>
-              <w:spacing w:after="0" w:before="0"/>
-              <w:jc w:val="left"/>
-            </w:pPr>
-            <w:r>
-              <w:rPr>
-                <w:rFonts w:ascii="Arial" w:hAnsi="Arial" w:eastAsia="Arial" w:cs="Arial"/>
-                <w:b w:val="0"/>
-                <w:i w:val="0"/>
-                <w:sz w:val="14"/>
-              </w:rPr>
-            </w:r>
-          </w:p>
-        </w:tc>
-        <w:tc>
-          <w:tcPr>
-            <w:tcW w:type="dxa" w:w="327"/>
-            <w:tcMar>
-              <w:top w:w="0" w:type="dxa"/>
-              <w:bottom w:w="0" w:type="dxa"/>
-              <w:left w:w="20" w:type="dxa"/>
-              <w:right w:w="20" w:type="dxa"/>
-            </w:tcMar>
-            <w:tcBorders/>
-          </w:tcPr>
-          <w:p>
-            <w:pPr>
-              <w:spacing w:after="0" w:before="0"/>
-              <w:jc w:val="left"/>
-            </w:pPr>
-            <w:r>
-              <w:rPr>
-                <w:rFonts w:ascii="Arial" w:hAnsi="Arial" w:eastAsia="Arial" w:cs="Arial"/>
-                <w:b w:val="0"/>
-                <w:i w:val="0"/>
-                <w:sz w:val="14"/>
-              </w:rPr>
-            </w:r>
-          </w:p>
-        </w:tc>
-        <w:tc>
-          <w:tcPr>
-            <w:tcW w:type="dxa" w:w="327"/>
-            <w:tcMar>
-              <w:top w:w="0" w:type="dxa"/>
-              <w:bottom w:w="0" w:type="dxa"/>
-              <w:left w:w="20" w:type="dxa"/>
-              <w:right w:w="20" w:type="dxa"/>
-            </w:tcMar>
-            <w:tcBorders/>
-          </w:tcPr>
-          <w:p>
-            <w:pPr>
-              <w:spacing w:after="0" w:before="0"/>
-              <w:jc w:val="left"/>
-            </w:pPr>
-            <w:r>
-              <w:rPr>
-                <w:rFonts w:ascii="Arial" w:hAnsi="Arial" w:eastAsia="Arial" w:cs="Arial"/>
-                <w:b w:val="0"/>
-                <w:i w:val="0"/>
-                <w:sz w:val="14"/>
-              </w:rPr>
-            </w:r>
-          </w:p>
-        </w:tc>
-        <w:tc>
-          <w:tcPr>
-            <w:tcW w:type="dxa" w:w="327"/>
-            <w:tcMar>
-              <w:top w:w="0" w:type="dxa"/>
-              <w:bottom w:w="0" w:type="dxa"/>
-              <w:left w:w="20" w:type="dxa"/>
-              <w:right w:w="20" w:type="dxa"/>
-            </w:tcMar>
-            <w:tcBorders/>
-          </w:tcPr>
-          <w:p>
-            <w:pPr>
-              <w:spacing w:after="0" w:before="0"/>
-              <w:jc w:val="left"/>
-            </w:pPr>
-            <w:r>
-              <w:rPr>
-                <w:rFonts w:ascii="Arial" w:hAnsi="Arial" w:eastAsia="Arial" w:cs="Arial"/>
-                <w:b w:val="0"/>
-                <w:i w:val="0"/>
-                <w:sz w:val="14"/>
-              </w:rPr>
-            </w:r>
-          </w:p>
-        </w:tc>
-        <w:tc>
-          <w:tcPr>
-            <w:tcW w:type="dxa" w:w="483"/>
-            <w:tcMar>
-              <w:top w:w="0" w:type="dxa"/>
-              <w:bottom w:w="0" w:type="dxa"/>
-              <w:left w:w="20" w:type="dxa"/>
-              <w:right w:w="20" w:type="dxa"/>
-            </w:tcMar>
-            <w:tcBorders/>
-          </w:tcPr>
-          <w:p>
-            <w:pPr>
-              <w:spacing w:after="0" w:before="0"/>
-              <w:jc w:val="left"/>
-            </w:pPr>
-            <w:r>
-              <w:rPr>
-                <w:rFonts w:ascii="Arial" w:hAnsi="Arial" w:eastAsia="Arial" w:cs="Arial"/>
-                <w:b w:val="0"/>
-                <w:i w:val="0"/>
-                <w:sz w:val="14"/>
-              </w:rPr>
-            </w:r>
-          </w:p>
-        </w:tc>
-      </w:tr>
-      <w:tr>
-        <w:trPr>
-          <w:trHeight w:val="386"/>
-        </w:trPr>
-        <w:tc>
-          <w:tcPr>
-            <w:tcW w:type="dxa" w:w="10279"/>
-            <w:tcMar>
-              <w:top w:w="0" w:type="dxa"/>
-              <w:bottom w:w="0" w:type="dxa"/>
-              <w:left w:w="20" w:type="dxa"/>
-              <w:right w:w="20" w:type="dxa"/>
-            </w:tcMar>
-            <w:gridSpan w:val="31"/>
-            <w:tcBorders>
-              <w:bottom w:val="single" w:sz="4" w:color="000000"/>
-            </w:tcBorders>
-          </w:tcPr>
-          <w:p>
-            <w:r>
-              <w:t>АКТ № {issueId} от {date}</w:t>
-            </w:r>
-          </w:p>
-          <w:p>
-            <w:r>
-              <w:t>к Договору № {contractNumber} от {contractDate}</w:t>
-            </w:r>
-          </w:p>
-        </w:tc>
-        <w:tc>
-          <w:tcPr>
-            <w:tcW w:type="dxa" w:w="483"/>
-            <w:tcMar>
-              <w:top w:w="0" w:type="dxa"/>
-              <w:bottom w:w="0" w:type="dxa"/>
-              <w:left w:w="20" w:type="dxa"/>
-              <w:right w:w="20" w:type="dxa"/>
-            </w:tcMar>
-            <w:tcBorders/>
-          </w:tcPr>
-          <w:p>
-            <w:pPr>
-              <w:spacing w:after="0" w:before="0"/>
-              <w:jc w:val="left"/>
-            </w:pPr>
-            <w:r>
-              <w:rPr>
-                <w:rFonts w:ascii="Arial" w:hAnsi="Arial" w:eastAsia="Arial" w:cs="Arial"/>
-                <w:b w:val="0"/>
-                <w:i w:val="0"/>
-                <w:sz w:val="14"/>
-              </w:rPr>
-            </w:r>
-          </w:p>
-        </w:tc>
-      </w:tr>
-      <w:tr>
-        <w:trPr>
-          <w:trHeight w:val="220"/>
-        </w:trPr>
-        <w:tc>
-          <w:tcPr>
-            <w:tcW w:type="dxa" w:w="327"/>
-            <w:tcMar>
-              <w:top w:w="0" w:type="dxa"/>
-              <w:bottom w:w="0" w:type="dxa"/>
-              <w:left w:w="20" w:type="dxa"/>
-              <w:right w:w="20" w:type="dxa"/>
-            </w:tcMar>
-            <w:tcBorders/>
-          </w:tcPr>
-          <w:p>
-            <w:pPr>
-              <w:spacing w:after="0" w:before="0"/>
-              <w:jc w:val="left"/>
-            </w:pPr>
-            <w:r>
-              <w:rPr>
-                <w:rFonts w:ascii="Arial" w:hAnsi="Arial" w:eastAsia="Arial" w:cs="Arial"/>
-                <w:b w:val="0"/>
-                <w:i w:val="0"/>
-                <w:sz w:val="14"/>
-              </w:rPr>
-            </w:r>
-          </w:p>
-        </w:tc>
-        <w:tc>
-          <w:tcPr>
-            <w:tcW w:type="dxa" w:w="327"/>
-            <w:tcMar>
-              <w:top w:w="0" w:type="dxa"/>
-              <w:bottom w:w="0" w:type="dxa"/>
-              <w:left w:w="20" w:type="dxa"/>
-              <w:right w:w="20" w:type="dxa"/>
-            </w:tcMar>
-            <w:tcBorders/>
-          </w:tcPr>
-          <w:p>
-            <w:pPr>
-              <w:spacing w:after="0" w:before="0"/>
-              <w:jc w:val="left"/>
-            </w:pPr>
-            <w:r>
-              <w:rPr>
-                <w:rFonts w:ascii="Arial" w:hAnsi="Arial" w:eastAsia="Arial" w:cs="Arial"/>
-                <w:b w:val="0"/>
-                <w:i w:val="0"/>
-                <w:sz w:val="14"/>
-              </w:rPr>
-            </w:r>
-          </w:p>
-        </w:tc>
-        <w:tc>
-          <w:tcPr>
-            <w:tcW w:type="dxa" w:w="327"/>
-            <w:tcMar>
-              <w:top w:w="0" w:type="dxa"/>
-              <w:bottom w:w="0" w:type="dxa"/>
-              <w:left w:w="20" w:type="dxa"/>
-              <w:right w:w="20" w:type="dxa"/>
-            </w:tcMar>
-            <w:tcBorders/>
-          </w:tcPr>
-          <w:p>
-            <w:pPr>
-              <w:spacing w:after="0" w:before="0"/>
-              <w:jc w:val="left"/>
-            </w:pPr>
-            <w:r>
-              <w:rPr>
-                <w:rFonts w:ascii="Arial" w:hAnsi="Arial" w:eastAsia="Arial" w:cs="Arial"/>
-                <w:b w:val="0"/>
-                <w:i w:val="0"/>
-                <w:sz w:val="14"/>
-              </w:rPr>
-            </w:r>
-          </w:p>
-        </w:tc>
-        <w:tc>
-          <w:tcPr>
-            <w:tcW w:type="dxa" w:w="374"/>
-            <w:tcMar>
-              <w:top w:w="0" w:type="dxa"/>
-              <w:bottom w:w="0" w:type="dxa"/>
-              <w:left w:w="20" w:type="dxa"/>
-              <w:right w:w="20" w:type="dxa"/>
-            </w:tcMar>
-            <w:tcBorders/>
-          </w:tcPr>
-          <w:p>
-            <w:pPr>
-              <w:spacing w:after="0" w:before="0"/>
-              <w:jc w:val="left"/>
-            </w:pPr>
-            <w:r>
-              <w:rPr>
-                <w:rFonts w:ascii="Arial" w:hAnsi="Arial" w:eastAsia="Arial" w:cs="Arial"/>
-                <w:b w:val="0"/>
-                <w:i w:val="0"/>
-                <w:sz w:val="14"/>
-              </w:rPr>
-            </w:r>
-          </w:p>
-        </w:tc>
-        <w:tc>
-          <w:tcPr>
-            <w:tcW w:type="dxa" w:w="327"/>
-            <w:tcMar>
-              <w:top w:w="0" w:type="dxa"/>
-              <w:bottom w:w="0" w:type="dxa"/>
-              <w:left w:w="20" w:type="dxa"/>
-              <w:right w:w="20" w:type="dxa"/>
-            </w:tcMar>
-            <w:tcBorders/>
-          </w:tcPr>
-          <w:p>
-            <w:pPr>
-              <w:spacing w:after="0" w:before="0"/>
-              <w:jc w:val="left"/>
-            </w:pPr>
-            <w:r>
-              <w:rPr>
-                <w:rFonts w:ascii="Arial" w:hAnsi="Arial" w:eastAsia="Arial" w:cs="Arial"/>
-                <w:b w:val="0"/>
-                <w:i w:val="0"/>
-                <w:sz w:val="14"/>
-              </w:rPr>
-            </w:r>
-          </w:p>
-        </w:tc>
-        <w:tc>
-          <w:tcPr>
-            <w:tcW w:type="dxa" w:w="327"/>
-            <w:tcMar>
-              <w:top w:w="0" w:type="dxa"/>
-              <w:bottom w:w="0" w:type="dxa"/>
-              <w:left w:w="20" w:type="dxa"/>
-              <w:right w:w="20" w:type="dxa"/>
-            </w:tcMar>
-            <w:tcBorders/>
-          </w:tcPr>
-          <w:p>
-            <w:pPr>
-              <w:spacing w:after="0" w:before="0"/>
-              <w:jc w:val="left"/>
-            </w:pPr>
-            <w:r>
-              <w:rPr>
-                <w:rFonts w:ascii="Arial" w:hAnsi="Arial" w:eastAsia="Arial" w:cs="Arial"/>
-                <w:b w:val="0"/>
-                <w:i w:val="0"/>
-                <w:sz w:val="14"/>
-              </w:rPr>
-            </w:r>
-          </w:p>
-        </w:tc>
-        <w:tc>
-          <w:tcPr>
-            <w:tcW w:type="dxa" w:w="327"/>
-            <w:tcMar>
-              <w:top w:w="0" w:type="dxa"/>
-              <w:bottom w:w="0" w:type="dxa"/>
-              <w:left w:w="20" w:type="dxa"/>
-              <w:right w:w="20" w:type="dxa"/>
-            </w:tcMar>
-            <w:tcBorders/>
-          </w:tcPr>
-          <w:p>
-            <w:pPr>
-              <w:spacing w:after="0" w:before="0"/>
-              <w:jc w:val="left"/>
-            </w:pPr>
-            <w:r>
-              <w:rPr>
-                <w:rFonts w:ascii="Arial" w:hAnsi="Arial" w:eastAsia="Arial" w:cs="Arial"/>
-                <w:b w:val="0"/>
-                <w:i w:val="0"/>
-                <w:sz w:val="14"/>
-              </w:rPr>
-            </w:r>
-          </w:p>
-        </w:tc>
-        <w:tc>
-          <w:tcPr>
-            <w:tcW w:type="dxa" w:w="327"/>
-            <w:tcMar>
-              <w:top w:w="0" w:type="dxa"/>
-              <w:bottom w:w="0" w:type="dxa"/>
-              <w:left w:w="20" w:type="dxa"/>
-              <w:right w:w="20" w:type="dxa"/>
-            </w:tcMar>
-            <w:tcBorders/>
-          </w:tcPr>
-          <w:p>
-            <w:pPr>
-              <w:spacing w:after="0" w:before="0"/>
-              <w:jc w:val="left"/>
-            </w:pPr>
-            <w:r>
-              <w:rPr>
-                <w:rFonts w:ascii="Arial" w:hAnsi="Arial" w:eastAsia="Arial" w:cs="Arial"/>
-                <w:b w:val="0"/>
-                <w:i w:val="0"/>
-                <w:sz w:val="14"/>
-              </w:rPr>
-            </w:r>
-          </w:p>
-        </w:tc>
-        <w:tc>
-          <w:tcPr>
-            <w:tcW w:type="dxa" w:w="327"/>
-            <w:tcMar>
-              <w:top w:w="0" w:type="dxa"/>
-              <w:bottom w:w="0" w:type="dxa"/>
-              <w:left w:w="20" w:type="dxa"/>
-              <w:right w:w="20" w:type="dxa"/>
-            </w:tcMar>
-            <w:tcBorders/>
-          </w:tcPr>
-          <w:p>
-            <w:pPr>
-              <w:spacing w:after="0" w:before="0"/>
-              <w:jc w:val="left"/>
-            </w:pPr>
-            <w:r>
-              <w:rPr>
-                <w:rFonts w:ascii="Arial" w:hAnsi="Arial" w:eastAsia="Arial" w:cs="Arial"/>
-                <w:b w:val="0"/>
-                <w:i w:val="0"/>
-                <w:sz w:val="14"/>
-              </w:rPr>
-            </w:r>
-          </w:p>
-        </w:tc>
-        <w:tc>
-          <w:tcPr>
-            <w:tcW w:type="dxa" w:w="327"/>
-            <w:tcMar>
-              <w:top w:w="0" w:type="dxa"/>
-              <w:bottom w:w="0" w:type="dxa"/>
-              <w:left w:w="20" w:type="dxa"/>
-              <w:right w:w="20" w:type="dxa"/>
-            </w:tcMar>
-            <w:tcBorders/>
-          </w:tcPr>
-          <w:p>
-            <w:pPr>
-              <w:spacing w:after="0" w:before="0"/>
-              <w:jc w:val="left"/>
-            </w:pPr>
-            <w:r>
-              <w:rPr>
-                <w:rFonts w:ascii="Arial" w:hAnsi="Arial" w:eastAsia="Arial" w:cs="Arial"/>
-                <w:b w:val="0"/>
-                <w:i w:val="0"/>
-                <w:sz w:val="14"/>
-              </w:rPr>
-            </w:r>
-          </w:p>
-        </w:tc>
-        <w:tc>
-          <w:tcPr>
-            <w:tcW w:type="dxa" w:w="327"/>
-            <w:tcMar>
-              <w:top w:w="0" w:type="dxa"/>
-              <w:bottom w:w="0" w:type="dxa"/>
-              <w:left w:w="20" w:type="dxa"/>
-              <w:right w:w="20" w:type="dxa"/>
-            </w:tcMar>
-            <w:tcBorders/>
-          </w:tcPr>
-          <w:p>
-            <w:pPr>
-              <w:spacing w:after="0" w:before="0"/>
-              <w:jc w:val="left"/>
-            </w:pPr>
-            <w:r>
-              <w:rPr>
-                <w:rFonts w:ascii="Arial" w:hAnsi="Arial" w:eastAsia="Arial" w:cs="Arial"/>
-                <w:b w:val="0"/>
-                <w:i w:val="0"/>
-                <w:sz w:val="14"/>
-              </w:rPr>
-            </w:r>
-          </w:p>
-        </w:tc>
-        <w:tc>
-          <w:tcPr>
-            <w:tcW w:type="dxa" w:w="327"/>
-            <w:tcMar>
-              <w:top w:w="0" w:type="dxa"/>
-              <w:bottom w:w="0" w:type="dxa"/>
-              <w:left w:w="20" w:type="dxa"/>
-              <w:right w:w="20" w:type="dxa"/>
-            </w:tcMar>
-            <w:tcBorders/>
-          </w:tcPr>
-          <w:p>
-            <w:pPr>
-              <w:spacing w:after="0" w:before="0"/>
-              <w:jc w:val="left"/>
-            </w:pPr>
-            <w:r>
-              <w:rPr>
-                <w:rFonts w:ascii="Arial" w:hAnsi="Arial" w:eastAsia="Arial" w:cs="Arial"/>
-                <w:b w:val="0"/>
-                <w:i w:val="0"/>
-                <w:sz w:val="14"/>
-              </w:rPr>
-            </w:r>
-          </w:p>
-        </w:tc>
-        <w:tc>
-          <w:tcPr>
-            <w:tcW w:type="dxa" w:w="327"/>
-            <w:tcMar>
-              <w:top w:w="0" w:type="dxa"/>
-              <w:bottom w:w="0" w:type="dxa"/>
-              <w:left w:w="20" w:type="dxa"/>
-              <w:right w:w="20" w:type="dxa"/>
-            </w:tcMar>
-            <w:tcBorders/>
-          </w:tcPr>
-          <w:p>
-            <w:pPr>
-              <w:spacing w:after="0" w:before="0"/>
-              <w:jc w:val="left"/>
-            </w:pPr>
-            <w:r>
-              <w:rPr>
-                <w:rFonts w:ascii="Arial" w:hAnsi="Arial" w:eastAsia="Arial" w:cs="Arial"/>
-                <w:b w:val="0"/>
-                <w:i w:val="0"/>
-                <w:sz w:val="14"/>
-              </w:rPr>
-            </w:r>
-          </w:p>
-        </w:tc>
-        <w:tc>
-          <w:tcPr>
-            <w:tcW w:type="dxa" w:w="327"/>
-            <w:tcMar>
-              <w:top w:w="0" w:type="dxa"/>
-              <w:bottom w:w="0" w:type="dxa"/>
-              <w:left w:w="20" w:type="dxa"/>
-              <w:right w:w="20" w:type="dxa"/>
-            </w:tcMar>
-            <w:tcBorders/>
-          </w:tcPr>
-          <w:p>
-            <w:pPr>
-              <w:spacing w:after="0" w:before="0"/>
-              <w:jc w:val="left"/>
-            </w:pPr>
-            <w:r>
-              <w:rPr>
-                <w:rFonts w:ascii="Arial" w:hAnsi="Arial" w:eastAsia="Arial" w:cs="Arial"/>
-                <w:b w:val="0"/>
-                <w:i w:val="0"/>
-                <w:sz w:val="14"/>
-              </w:rPr>
-            </w:r>
-          </w:p>
-        </w:tc>
-        <w:tc>
-          <w:tcPr>
-            <w:tcW w:type="dxa" w:w="327"/>
-            <w:tcMar>
-              <w:top w:w="0" w:type="dxa"/>
-              <w:bottom w:w="0" w:type="dxa"/>
-              <w:left w:w="20" w:type="dxa"/>
-              <w:right w:w="20" w:type="dxa"/>
-            </w:tcMar>
-            <w:tcBorders/>
-          </w:tcPr>
-          <w:p>
-            <w:pPr>
-              <w:spacing w:after="0" w:before="0"/>
-              <w:jc w:val="left"/>
-            </w:pPr>
-            <w:r>
-              <w:rPr>
-                <w:rFonts w:ascii="Arial" w:hAnsi="Arial" w:eastAsia="Arial" w:cs="Arial"/>
-                <w:b w:val="0"/>
-                <w:i w:val="0"/>
-                <w:sz w:val="14"/>
-              </w:rPr>
-            </w:r>
-          </w:p>
-        </w:tc>
-        <w:tc>
-          <w:tcPr>
-            <w:tcW w:type="dxa" w:w="327"/>
-            <w:tcMar>
-              <w:top w:w="0" w:type="dxa"/>
-              <w:bottom w:w="0" w:type="dxa"/>
-              <w:left w:w="20" w:type="dxa"/>
-              <w:right w:w="20" w:type="dxa"/>
-            </w:tcMar>
-            <w:tcBorders/>
-          </w:tcPr>
-          <w:p>
-            <w:pPr>
-              <w:spacing w:after="0" w:before="0"/>
-              <w:jc w:val="left"/>
-            </w:pPr>
-            <w:r>
-              <w:rPr>
-                <w:rFonts w:ascii="Arial" w:hAnsi="Arial" w:eastAsia="Arial" w:cs="Arial"/>
-                <w:b w:val="0"/>
-                <w:i w:val="0"/>
-                <w:sz w:val="14"/>
-              </w:rPr>
-            </w:r>
-          </w:p>
-        </w:tc>
-        <w:tc>
-          <w:tcPr>
-            <w:tcW w:type="dxa" w:w="327"/>
-            <w:tcMar>
-              <w:top w:w="0" w:type="dxa"/>
-              <w:bottom w:w="0" w:type="dxa"/>
-              <w:left w:w="20" w:type="dxa"/>
-              <w:right w:w="20" w:type="dxa"/>
-            </w:tcMar>
-            <w:tcBorders/>
-          </w:tcPr>
-          <w:p>
-            <w:pPr>
-              <w:spacing w:after="0" w:before="0"/>
-              <w:jc w:val="left"/>
-            </w:pPr>
-            <w:r>
-              <w:rPr>
-                <w:rFonts w:ascii="Arial" w:hAnsi="Arial" w:eastAsia="Arial" w:cs="Arial"/>
-                <w:b w:val="0"/>
-                <w:i w:val="0"/>
-                <w:sz w:val="14"/>
-              </w:rPr>
-            </w:r>
-          </w:p>
-        </w:tc>
-        <w:tc>
-          <w:tcPr>
-            <w:tcW w:type="dxa" w:w="327"/>
-            <w:tcMar>
-              <w:top w:w="0" w:type="dxa"/>
-              <w:bottom w:w="0" w:type="dxa"/>
-              <w:left w:w="20" w:type="dxa"/>
-              <w:right w:w="20" w:type="dxa"/>
-            </w:tcMar>
-            <w:tcBorders/>
-          </w:tcPr>
-          <w:p>
-            <w:pPr>
-              <w:spacing w:after="0" w:before="0"/>
-              <w:jc w:val="left"/>
-            </w:pPr>
-            <w:r>
-              <w:rPr>
-                <w:rFonts w:ascii="Arial" w:hAnsi="Arial" w:eastAsia="Arial" w:cs="Arial"/>
-                <w:b w:val="0"/>
-                <w:i w:val="0"/>
-                <w:sz w:val="14"/>
-              </w:rPr>
-            </w:r>
-          </w:p>
-        </w:tc>
-        <w:tc>
-          <w:tcPr>
-            <w:tcW w:type="dxa" w:w="327"/>
-            <w:tcMar>
-              <w:top w:w="0" w:type="dxa"/>
-              <w:bottom w:w="0" w:type="dxa"/>
-              <w:left w:w="20" w:type="dxa"/>
-              <w:right w:w="20" w:type="dxa"/>
-            </w:tcMar>
-            <w:tcBorders/>
-          </w:tcPr>
-          <w:p>
-            <w:pPr>
-              <w:spacing w:after="0" w:before="0"/>
-              <w:jc w:val="left"/>
-            </w:pPr>
-            <w:r>
-              <w:rPr>
-                <w:rFonts w:ascii="Arial" w:hAnsi="Arial" w:eastAsia="Arial" w:cs="Arial"/>
-                <w:b w:val="0"/>
-                <w:i w:val="0"/>
-                <w:sz w:val="14"/>
-              </w:rPr>
-            </w:r>
-          </w:p>
-        </w:tc>
-        <w:tc>
-          <w:tcPr>
-            <w:tcW w:type="dxa" w:w="327"/>
-            <w:tcMar>
-              <w:top w:w="0" w:type="dxa"/>
-              <w:bottom w:w="0" w:type="dxa"/>
-              <w:left w:w="20" w:type="dxa"/>
-              <w:right w:w="20" w:type="dxa"/>
-            </w:tcMar>
-            <w:tcBorders/>
-          </w:tcPr>
-          <w:p>
-            <w:pPr>
-              <w:spacing w:after="0" w:before="0"/>
-              <w:jc w:val="left"/>
-            </w:pPr>
-            <w:r>
-              <w:rPr>
-                <w:rFonts w:ascii="Arial" w:hAnsi="Arial" w:eastAsia="Arial" w:cs="Arial"/>
-                <w:b w:val="0"/>
-                <w:i w:val="0"/>
-                <w:sz w:val="14"/>
-              </w:rPr>
-            </w:r>
-          </w:p>
-        </w:tc>
-        <w:tc>
-          <w:tcPr>
-            <w:tcW w:type="dxa" w:w="327"/>
-            <w:tcMar>
-              <w:top w:w="0" w:type="dxa"/>
-              <w:bottom w:w="0" w:type="dxa"/>
-              <w:left w:w="20" w:type="dxa"/>
-              <w:right w:w="20" w:type="dxa"/>
-            </w:tcMar>
-            <w:tcBorders/>
-          </w:tcPr>
-          <w:p>
-            <w:pPr>
-              <w:spacing w:after="0" w:before="0"/>
-              <w:jc w:val="left"/>
-            </w:pPr>
-            <w:r>
-              <w:rPr>
-                <w:rFonts w:ascii="Arial" w:hAnsi="Arial" w:eastAsia="Arial" w:cs="Arial"/>
-                <w:b w:val="0"/>
-                <w:i w:val="0"/>
-                <w:sz w:val="14"/>
-              </w:rPr>
-            </w:r>
-          </w:p>
-        </w:tc>
-        <w:tc>
-          <w:tcPr>
-            <w:tcW w:type="dxa" w:w="234"/>
-            <w:tcMar>
-              <w:top w:w="0" w:type="dxa"/>
-              <w:bottom w:w="0" w:type="dxa"/>
-              <w:left w:w="20" w:type="dxa"/>
-              <w:right w:w="20" w:type="dxa"/>
-            </w:tcMar>
-            <w:tcBorders/>
-          </w:tcPr>
-          <w:p>
-            <w:pPr>
-              <w:spacing w:after="0" w:before="0"/>
-              <w:jc w:val="left"/>
-            </w:pPr>
-            <w:r>
-              <w:rPr>
-                <w:rFonts w:ascii="Arial" w:hAnsi="Arial" w:eastAsia="Arial" w:cs="Arial"/>
-                <w:b w:val="0"/>
-                <w:i w:val="0"/>
-                <w:sz w:val="14"/>
-              </w:rPr>
-            </w:r>
-          </w:p>
-        </w:tc>
-        <w:tc>
-          <w:tcPr>
-            <w:tcW w:type="dxa" w:w="327"/>
-            <w:tcMar>
-              <w:top w:w="0" w:type="dxa"/>
-              <w:bottom w:w="0" w:type="dxa"/>
-              <w:left w:w="20" w:type="dxa"/>
-              <w:right w:w="20" w:type="dxa"/>
-            </w:tcMar>
-            <w:tcBorders/>
-          </w:tcPr>
-          <w:p>
-            <w:pPr>
-              <w:spacing w:after="0" w:before="0"/>
-              <w:jc w:val="left"/>
-            </w:pPr>
-            <w:r>
-              <w:rPr>
-                <w:rFonts w:ascii="Arial" w:hAnsi="Arial" w:eastAsia="Arial" w:cs="Arial"/>
-                <w:b w:val="0"/>
-                <w:i w:val="0"/>
-                <w:sz w:val="14"/>
-              </w:rPr>
-            </w:r>
-          </w:p>
-        </w:tc>
-        <w:tc>
-          <w:tcPr>
-            <w:tcW w:type="dxa" w:w="499"/>
-            <w:tcMar>
-              <w:top w:w="0" w:type="dxa"/>
-              <w:bottom w:w="0" w:type="dxa"/>
-              <w:left w:w="20" w:type="dxa"/>
-              <w:right w:w="20" w:type="dxa"/>
-            </w:tcMar>
-            <w:tcBorders/>
-          </w:tcPr>
-          <w:p>
-            <w:pPr>
-              <w:spacing w:after="0" w:before="0"/>
-              <w:jc w:val="left"/>
-            </w:pPr>
-            <w:r>
-              <w:rPr>
-                <w:rFonts w:ascii="Arial" w:hAnsi="Arial" w:eastAsia="Arial" w:cs="Arial"/>
-                <w:b w:val="0"/>
-                <w:i w:val="0"/>
-                <w:sz w:val="14"/>
-              </w:rPr>
-            </w:r>
-          </w:p>
-        </w:tc>
-        <w:tc>
-          <w:tcPr>
-            <w:tcW w:type="dxa" w:w="327"/>
-            <w:tcMar>
-              <w:top w:w="0" w:type="dxa"/>
-              <w:bottom w:w="0" w:type="dxa"/>
-              <w:left w:w="20" w:type="dxa"/>
-              <w:right w:w="20" w:type="dxa"/>
-            </w:tcMar>
-            <w:tcBorders/>
-          </w:tcPr>
-          <w:p>
-            <w:pPr>
-              <w:spacing w:after="0" w:before="0"/>
-              <w:jc w:val="left"/>
-            </w:pPr>
-            <w:r>
-              <w:rPr>
-                <w:rFonts w:ascii="Arial" w:hAnsi="Arial" w:eastAsia="Arial" w:cs="Arial"/>
-                <w:b w:val="0"/>
-                <w:i w:val="0"/>
-                <w:sz w:val="14"/>
-              </w:rPr>
-            </w:r>
-          </w:p>
-        </w:tc>
-        <w:tc>
-          <w:tcPr>
-            <w:tcW w:type="dxa" w:w="327"/>
-            <w:tcMar>
-              <w:top w:w="0" w:type="dxa"/>
-              <w:bottom w:w="0" w:type="dxa"/>
-              <w:left w:w="20" w:type="dxa"/>
-              <w:right w:w="20" w:type="dxa"/>
-            </w:tcMar>
-            <w:tcBorders/>
-          </w:tcPr>
-          <w:p>
-            <w:pPr>
-              <w:spacing w:after="0" w:before="0"/>
-              <w:jc w:val="left"/>
-            </w:pPr>
-            <w:r>
-              <w:rPr>
-                <w:rFonts w:ascii="Arial" w:hAnsi="Arial" w:eastAsia="Arial" w:cs="Arial"/>
-                <w:b w:val="0"/>
-                <w:i w:val="0"/>
-                <w:sz w:val="14"/>
-              </w:rPr>
-            </w:r>
-          </w:p>
-        </w:tc>
-        <w:tc>
-          <w:tcPr>
-            <w:tcW w:type="dxa" w:w="343"/>
-            <w:tcMar>
-              <w:top w:w="0" w:type="dxa"/>
-              <w:bottom w:w="0" w:type="dxa"/>
-              <w:left w:w="20" w:type="dxa"/>
-              <w:right w:w="20" w:type="dxa"/>
-            </w:tcMar>
-            <w:tcBorders/>
-          </w:tcPr>
-          <w:p>
-            <w:pPr>
-              <w:spacing w:after="0" w:before="0"/>
-              <w:jc w:val="left"/>
-            </w:pPr>
-            <w:r>
-              <w:rPr>
-                <w:rFonts w:ascii="Arial" w:hAnsi="Arial" w:eastAsia="Arial" w:cs="Arial"/>
-                <w:b w:val="0"/>
-                <w:i w:val="0"/>
-                <w:sz w:val="14"/>
-              </w:rPr>
-            </w:r>
-          </w:p>
-        </w:tc>
-        <w:tc>
-          <w:tcPr>
-            <w:tcW w:type="dxa" w:w="327"/>
-            <w:tcMar>
-              <w:top w:w="0" w:type="dxa"/>
-              <w:bottom w:w="0" w:type="dxa"/>
-              <w:left w:w="20" w:type="dxa"/>
-              <w:right w:w="20" w:type="dxa"/>
-            </w:tcMar>
-            <w:tcBorders/>
-          </w:tcPr>
-          <w:p>
-            <w:pPr>
-              <w:spacing w:after="0" w:before="0"/>
-              <w:jc w:val="left"/>
-            </w:pPr>
-            <w:r>
-              <w:rPr>
-                <w:rFonts w:ascii="Arial" w:hAnsi="Arial" w:eastAsia="Arial" w:cs="Arial"/>
-                <w:b w:val="0"/>
-                <w:i w:val="0"/>
-                <w:sz w:val="14"/>
-              </w:rPr>
-            </w:r>
-          </w:p>
-        </w:tc>
-        <w:tc>
-          <w:tcPr>
-            <w:tcW w:type="dxa" w:w="327"/>
-            <w:tcMar>
-              <w:top w:w="0" w:type="dxa"/>
-              <w:bottom w:w="0" w:type="dxa"/>
-              <w:left w:w="20" w:type="dxa"/>
-              <w:right w:w="20" w:type="dxa"/>
-            </w:tcMar>
-            <w:tcBorders/>
-          </w:tcPr>
-          <w:p>
-            <w:pPr>
-              <w:spacing w:after="0" w:before="0"/>
-              <w:jc w:val="left"/>
-            </w:pPr>
-            <w:r>
-              <w:rPr>
-                <w:rFonts w:ascii="Arial" w:hAnsi="Arial" w:eastAsia="Arial" w:cs="Arial"/>
-                <w:b w:val="0"/>
-                <w:i w:val="0"/>
-                <w:sz w:val="14"/>
-              </w:rPr>
-            </w:r>
-          </w:p>
-        </w:tc>
-        <w:tc>
-          <w:tcPr>
-            <w:tcW w:type="dxa" w:w="327"/>
-            <w:tcMar>
-              <w:top w:w="0" w:type="dxa"/>
-              <w:bottom w:w="0" w:type="dxa"/>
-              <w:left w:w="20" w:type="dxa"/>
-              <w:right w:w="20" w:type="dxa"/>
-            </w:tcMar>
-            <w:tcBorders/>
-          </w:tcPr>
-          <w:p>
-            <w:pPr>
-              <w:spacing w:after="0" w:before="0"/>
-              <w:jc w:val="left"/>
-            </w:pPr>
-            <w:r>
-              <w:rPr>
-                <w:rFonts w:ascii="Arial" w:hAnsi="Arial" w:eastAsia="Arial" w:cs="Arial"/>
-                <w:b w:val="0"/>
-                <w:i w:val="0"/>
-                <w:sz w:val="14"/>
-              </w:rPr>
-            </w:r>
-          </w:p>
-        </w:tc>
-        <w:tc>
-          <w:tcPr>
-            <w:tcW w:type="dxa" w:w="327"/>
-            <w:tcMar>
-              <w:top w:w="0" w:type="dxa"/>
-              <w:bottom w:w="0" w:type="dxa"/>
-              <w:left w:w="20" w:type="dxa"/>
-              <w:right w:w="20" w:type="dxa"/>
-            </w:tcMar>
-            <w:tcBorders/>
-          </w:tcPr>
-          <w:p>
-            <w:pPr>
-              <w:spacing w:after="0" w:before="0"/>
-              <w:jc w:val="left"/>
-            </w:pPr>
-            <w:r>
-              <w:rPr>
-                <w:rFonts w:ascii="Arial" w:hAnsi="Arial" w:eastAsia="Arial" w:cs="Arial"/>
-                <w:b w:val="0"/>
-                <w:i w:val="0"/>
-                <w:sz w:val="14"/>
-              </w:rPr>
-            </w:r>
-          </w:p>
-        </w:tc>
-        <w:tc>
-          <w:tcPr>
-            <w:tcW w:type="dxa" w:w="483"/>
-            <w:tcMar>
-              <w:top w:w="0" w:type="dxa"/>
-              <w:bottom w:w="0" w:type="dxa"/>
-              <w:left w:w="20" w:type="dxa"/>
-              <w:right w:w="20" w:type="dxa"/>
-            </w:tcMar>
-            <w:tcBorders/>
-          </w:tcPr>
-          <w:p>
-            <w:pPr>
-              <w:spacing w:after="0" w:before="0"/>
-              <w:jc w:val="left"/>
-            </w:pPr>
-            <w:r>
-              <w:rPr>
-                <w:rFonts w:ascii="Arial" w:hAnsi="Arial" w:eastAsia="Arial" w:cs="Arial"/>
-                <w:b w:val="0"/>
-                <w:i w:val="0"/>
-                <w:sz w:val="14"/>
-              </w:rPr>
-            </w:r>
-          </w:p>
-        </w:tc>
-      </w:tr>
-      <w:tr>
-        <w:trPr>
-          <w:trHeight w:val="245"/>
-        </w:trPr>
-        <w:tc>
-          <w:tcPr>
-            <w:tcW w:type="dxa" w:w="1355"/>
-            <w:tcMar>
-              <w:top w:w="0" w:type="dxa"/>
-              <w:bottom w:w="0" w:type="dxa"/>
-              <w:left w:w="20" w:type="dxa"/>
-              <w:right w:w="20" w:type="dxa"/>
-            </w:tcMar>
-            <w:gridSpan w:val="4"/>
-            <w:tcBorders/>
-          </w:tcPr>
-          <w:p>
-            <w:r>
-              <w:t>Исполнитель:</w:t>
-            </w:r>
-          </w:p>
-        </w:tc>
-        <w:tc>
-          <w:tcPr>
-            <w:tcW w:type="dxa" w:w="9407"/>
-            <w:tcMar>
-              <w:top w:w="0" w:type="dxa"/>
-              <w:bottom w:w="0" w:type="dxa"/>
-              <w:left w:w="20" w:type="dxa"/>
-              <w:right w:w="20" w:type="dxa"/>
-            </w:tcMar>
-            <w:gridSpan w:val="28"/>
-            <w:tcBorders/>
-          </w:tcPr>
-          <w:p>
-            <w:r>
-              <w:t>{sender}</w:t>
-            </w:r>
-          </w:p>
-        </w:tc>
-      </w:tr>
-      <w:tr>
-        <w:trPr>
-          <w:trHeight w:val="130"/>
-        </w:trPr>
-        <w:tc>
-          <w:tcPr>
-            <w:tcW w:type="dxa" w:w="327"/>
-            <w:tcMar>
-              <w:top w:w="0" w:type="dxa"/>
-              <w:bottom w:w="0" w:type="dxa"/>
-              <w:left w:w="20" w:type="dxa"/>
-              <w:right w:w="20" w:type="dxa"/>
-            </w:tcMar>
-            <w:tcBorders/>
-          </w:tcPr>
-          <w:p>
-            <w:pPr>
-              <w:spacing w:after="0" w:before="0"/>
-              <w:jc w:val="left"/>
-            </w:pPr>
-            <w:r>
-              <w:rPr>
-                <w:rFonts w:ascii="Arial" w:hAnsi="Arial" w:eastAsia="Arial" w:cs="Arial"/>
-                <w:b w:val="0"/>
-                <w:i w:val="0"/>
-                <w:sz w:val="14"/>
-              </w:rPr>
-            </w:r>
-          </w:p>
-        </w:tc>
-        <w:tc>
-          <w:tcPr>
-            <w:tcW w:type="dxa" w:w="327"/>
-            <w:tcMar>
-              <w:top w:w="0" w:type="dxa"/>
-              <w:bottom w:w="0" w:type="dxa"/>
-              <w:left w:w="20" w:type="dxa"/>
-              <w:right w:w="20" w:type="dxa"/>
-            </w:tcMar>
-            <w:tcBorders/>
-          </w:tcPr>
-          <w:p>
-            <w:pPr>
-              <w:spacing w:after="0" w:before="0"/>
-              <w:jc w:val="left"/>
-            </w:pPr>
-            <w:r>
-              <w:rPr>
-                <w:rFonts w:ascii="Arial" w:hAnsi="Arial" w:eastAsia="Arial" w:cs="Arial"/>
-                <w:b w:val="0"/>
-                <w:i w:val="0"/>
-                <w:sz w:val="14"/>
-              </w:rPr>
-            </w:r>
-          </w:p>
-        </w:tc>
-        <w:tc>
-          <w:tcPr>
-            <w:tcW w:type="dxa" w:w="327"/>
-            <w:tcMar>
-              <w:top w:w="0" w:type="dxa"/>
-              <w:bottom w:w="0" w:type="dxa"/>
-              <w:left w:w="20" w:type="dxa"/>
-              <w:right w:w="20" w:type="dxa"/>
-            </w:tcMar>
-            <w:tcBorders/>
-          </w:tcPr>
-          <w:p>
-            <w:pPr>
-              <w:spacing w:after="0" w:before="0"/>
-              <w:jc w:val="left"/>
-            </w:pPr>
-            <w:r>
-              <w:rPr>
-                <w:rFonts w:ascii="Arial" w:hAnsi="Arial" w:eastAsia="Arial" w:cs="Arial"/>
-                <w:b w:val="0"/>
-                <w:i w:val="0"/>
-                <w:sz w:val="14"/>
-              </w:rPr>
-            </w:r>
-          </w:p>
-        </w:tc>
-        <w:tc>
-          <w:tcPr>
-            <w:tcW w:type="dxa" w:w="374"/>
-            <w:tcMar>
-              <w:top w:w="0" w:type="dxa"/>
-              <w:bottom w:w="0" w:type="dxa"/>
-              <w:left w:w="20" w:type="dxa"/>
-              <w:right w:w="20" w:type="dxa"/>
-            </w:tcMar>
-            <w:tcBorders/>
-          </w:tcPr>
-          <w:p>
-            <w:pPr>
-              <w:spacing w:after="0" w:before="0"/>
-              <w:jc w:val="left"/>
-            </w:pPr>
-            <w:r>
-              <w:rPr>
-                <w:rFonts w:ascii="Arial" w:hAnsi="Arial" w:eastAsia="Arial" w:cs="Arial"/>
-                <w:b w:val="0"/>
-                <w:i w:val="0"/>
-                <w:sz w:val="14"/>
-              </w:rPr>
-            </w:r>
-          </w:p>
-        </w:tc>
-        <w:tc>
-          <w:tcPr>
-            <w:tcW w:type="dxa" w:w="327"/>
-            <w:tcMar>
-              <w:top w:w="0" w:type="dxa"/>
-              <w:bottom w:w="0" w:type="dxa"/>
-              <w:left w:w="20" w:type="dxa"/>
-              <w:right w:w="20" w:type="dxa"/>
-            </w:tcMar>
-            <w:tcBorders/>
-          </w:tcPr>
-          <w:p>
-            <w:pPr>
-              <w:spacing w:after="0" w:before="0"/>
-              <w:jc w:val="left"/>
-            </w:pPr>
-            <w:r>
-              <w:rPr>
-                <w:rFonts w:ascii="Arial" w:hAnsi="Arial" w:eastAsia="Arial" w:cs="Arial"/>
-                <w:b w:val="0"/>
-                <w:i w:val="0"/>
-                <w:sz w:val="14"/>
-              </w:rPr>
-            </w:r>
-          </w:p>
-        </w:tc>
-        <w:tc>
-          <w:tcPr>
-            <w:tcW w:type="dxa" w:w="327"/>
-            <w:tcMar>
-              <w:top w:w="0" w:type="dxa"/>
-              <w:bottom w:w="0" w:type="dxa"/>
-              <w:left w:w="20" w:type="dxa"/>
-              <w:right w:w="20" w:type="dxa"/>
-            </w:tcMar>
-            <w:tcBorders/>
-          </w:tcPr>
-          <w:p>
-            <w:pPr>
-              <w:spacing w:after="0" w:before="0"/>
-              <w:jc w:val="left"/>
-            </w:pPr>
-            <w:r>
-              <w:rPr>
-                <w:rFonts w:ascii="Arial" w:hAnsi="Arial" w:eastAsia="Arial" w:cs="Arial"/>
-                <w:b w:val="0"/>
-                <w:i w:val="0"/>
-                <w:sz w:val="14"/>
-              </w:rPr>
-            </w:r>
-          </w:p>
-        </w:tc>
-        <w:tc>
-          <w:tcPr>
-            <w:tcW w:type="dxa" w:w="327"/>
-            <w:tcMar>
-              <w:top w:w="0" w:type="dxa"/>
-              <w:bottom w:w="0" w:type="dxa"/>
-              <w:left w:w="20" w:type="dxa"/>
-              <w:right w:w="20" w:type="dxa"/>
-            </w:tcMar>
-            <w:tcBorders/>
-          </w:tcPr>
-          <w:p>
-            <w:pPr>
-              <w:spacing w:after="0" w:before="0"/>
-              <w:jc w:val="left"/>
-            </w:pPr>
-            <w:r>
-              <w:rPr>
-                <w:rFonts w:ascii="Arial" w:hAnsi="Arial" w:eastAsia="Arial" w:cs="Arial"/>
-                <w:b w:val="0"/>
-                <w:i w:val="0"/>
-                <w:sz w:val="14"/>
-              </w:rPr>
-            </w:r>
-          </w:p>
-        </w:tc>
-        <w:tc>
-          <w:tcPr>
-            <w:tcW w:type="dxa" w:w="327"/>
-            <w:tcMar>
-              <w:top w:w="0" w:type="dxa"/>
-              <w:bottom w:w="0" w:type="dxa"/>
-              <w:left w:w="20" w:type="dxa"/>
-              <w:right w:w="20" w:type="dxa"/>
-            </w:tcMar>
-            <w:tcBorders/>
-          </w:tcPr>
-          <w:p>
-            <w:pPr>
-              <w:spacing w:after="0" w:before="0"/>
-              <w:jc w:val="left"/>
-            </w:pPr>
-            <w:r>
-              <w:rPr>
-                <w:rFonts w:ascii="Arial" w:hAnsi="Arial" w:eastAsia="Arial" w:cs="Arial"/>
-                <w:b w:val="0"/>
-                <w:i w:val="0"/>
-                <w:sz w:val="14"/>
-              </w:rPr>
-            </w:r>
-          </w:p>
-        </w:tc>
-        <w:tc>
-          <w:tcPr>
-            <w:tcW w:type="dxa" w:w="327"/>
-            <w:tcMar>
-              <w:top w:w="0" w:type="dxa"/>
-              <w:bottom w:w="0" w:type="dxa"/>
-              <w:left w:w="20" w:type="dxa"/>
-              <w:right w:w="20" w:type="dxa"/>
-            </w:tcMar>
-            <w:tcBorders/>
-          </w:tcPr>
-          <w:p>
-            <w:pPr>
-              <w:spacing w:after="0" w:before="0"/>
-              <w:jc w:val="left"/>
-            </w:pPr>
-            <w:r>
-              <w:rPr>
-                <w:rFonts w:ascii="Arial" w:hAnsi="Arial" w:eastAsia="Arial" w:cs="Arial"/>
-                <w:b w:val="0"/>
-                <w:i w:val="0"/>
-                <w:sz w:val="14"/>
-              </w:rPr>
-            </w:r>
-          </w:p>
-        </w:tc>
-        <w:tc>
-          <w:tcPr>
-            <w:tcW w:type="dxa" w:w="327"/>
-            <w:tcMar>
-              <w:top w:w="0" w:type="dxa"/>
-              <w:bottom w:w="0" w:type="dxa"/>
-              <w:left w:w="20" w:type="dxa"/>
-              <w:right w:w="20" w:type="dxa"/>
-            </w:tcMar>
-            <w:tcBorders/>
-          </w:tcPr>
-          <w:p>
-            <w:pPr>
-              <w:spacing w:after="0" w:before="0"/>
-              <w:jc w:val="left"/>
-            </w:pPr>
-            <w:r>
-              <w:rPr>
-                <w:rFonts w:ascii="Arial" w:hAnsi="Arial" w:eastAsia="Arial" w:cs="Arial"/>
-                <w:b w:val="0"/>
-                <w:i w:val="0"/>
-                <w:sz w:val="14"/>
-              </w:rPr>
-            </w:r>
-          </w:p>
-        </w:tc>
-        <w:tc>
-          <w:tcPr>
-            <w:tcW w:type="dxa" w:w="327"/>
-            <w:tcMar>
-              <w:top w:w="0" w:type="dxa"/>
-              <w:bottom w:w="0" w:type="dxa"/>
-              <w:left w:w="20" w:type="dxa"/>
-              <w:right w:w="20" w:type="dxa"/>
-            </w:tcMar>
-            <w:tcBorders/>
-          </w:tcPr>
-          <w:p>
-            <w:pPr>
-              <w:spacing w:after="0" w:before="0"/>
-              <w:jc w:val="left"/>
-            </w:pPr>
-            <w:r>
-              <w:rPr>
-                <w:rFonts w:ascii="Arial" w:hAnsi="Arial" w:eastAsia="Arial" w:cs="Arial"/>
-                <w:b w:val="0"/>
-                <w:i w:val="0"/>
-                <w:sz w:val="14"/>
-              </w:rPr>
-            </w:r>
-          </w:p>
-        </w:tc>
-        <w:tc>
-          <w:tcPr>
-            <w:tcW w:type="dxa" w:w="327"/>
-            <w:tcMar>
-              <w:top w:w="0" w:type="dxa"/>
-              <w:bottom w:w="0" w:type="dxa"/>
-              <w:left w:w="20" w:type="dxa"/>
-              <w:right w:w="20" w:type="dxa"/>
-            </w:tcMar>
-            <w:tcBorders/>
-          </w:tcPr>
-          <w:p>
-            <w:pPr>
-              <w:spacing w:after="0" w:before="0"/>
-              <w:jc w:val="left"/>
-            </w:pPr>
-            <w:r>
-              <w:rPr>
-                <w:rFonts w:ascii="Arial" w:hAnsi="Arial" w:eastAsia="Arial" w:cs="Arial"/>
-                <w:b w:val="0"/>
-                <w:i w:val="0"/>
-                <w:sz w:val="14"/>
-              </w:rPr>
-            </w:r>
-          </w:p>
-        </w:tc>
-        <w:tc>
-          <w:tcPr>
-            <w:tcW w:type="dxa" w:w="327"/>
-            <w:tcMar>
-              <w:top w:w="0" w:type="dxa"/>
-              <w:bottom w:w="0" w:type="dxa"/>
-              <w:left w:w="20" w:type="dxa"/>
-              <w:right w:w="20" w:type="dxa"/>
-            </w:tcMar>
-            <w:tcBorders/>
-          </w:tcPr>
-          <w:p>
-            <w:pPr>
-              <w:spacing w:after="0" w:before="0"/>
-              <w:jc w:val="left"/>
-            </w:pPr>
-            <w:r>
-              <w:rPr>
-                <w:rFonts w:ascii="Arial" w:hAnsi="Arial" w:eastAsia="Arial" w:cs="Arial"/>
-                <w:b w:val="0"/>
-                <w:i w:val="0"/>
-                <w:sz w:val="14"/>
-              </w:rPr>
-            </w:r>
-          </w:p>
-        </w:tc>
-        <w:tc>
-          <w:tcPr>
-            <w:tcW w:type="dxa" w:w="327"/>
-            <w:tcMar>
-              <w:top w:w="0" w:type="dxa"/>
-              <w:bottom w:w="0" w:type="dxa"/>
-              <w:left w:w="20" w:type="dxa"/>
-              <w:right w:w="20" w:type="dxa"/>
-            </w:tcMar>
-            <w:tcBorders/>
-          </w:tcPr>
-          <w:p>
-            <w:pPr>
-              <w:spacing w:after="0" w:before="0"/>
-              <w:jc w:val="left"/>
-            </w:pPr>
-            <w:r>
-              <w:rPr>
-                <w:rFonts w:ascii="Arial" w:hAnsi="Arial" w:eastAsia="Arial" w:cs="Arial"/>
-                <w:b w:val="0"/>
-                <w:i w:val="0"/>
-                <w:sz w:val="14"/>
-              </w:rPr>
-            </w:r>
-          </w:p>
-        </w:tc>
-        <w:tc>
-          <w:tcPr>
-            <w:tcW w:type="dxa" w:w="327"/>
-            <w:tcMar>
-              <w:top w:w="0" w:type="dxa"/>
-              <w:bottom w:w="0" w:type="dxa"/>
-              <w:left w:w="20" w:type="dxa"/>
-              <w:right w:w="20" w:type="dxa"/>
-            </w:tcMar>
-            <w:tcBorders/>
-          </w:tcPr>
-          <w:p>
-            <w:pPr>
-              <w:spacing w:after="0" w:before="0"/>
-              <w:jc w:val="left"/>
-            </w:pPr>
-            <w:r>
-              <w:rPr>
-                <w:rFonts w:ascii="Arial" w:hAnsi="Arial" w:eastAsia="Arial" w:cs="Arial"/>
-                <w:b w:val="0"/>
-                <w:i w:val="0"/>
-                <w:sz w:val="14"/>
-              </w:rPr>
-            </w:r>
-          </w:p>
-        </w:tc>
-        <w:tc>
-          <w:tcPr>
-            <w:tcW w:type="dxa" w:w="327"/>
-            <w:tcMar>
-              <w:top w:w="0" w:type="dxa"/>
-              <w:bottom w:w="0" w:type="dxa"/>
-              <w:left w:w="20" w:type="dxa"/>
-              <w:right w:w="20" w:type="dxa"/>
-            </w:tcMar>
-            <w:tcBorders/>
-          </w:tcPr>
-          <w:p>
-            <w:pPr>
-              <w:spacing w:after="0" w:before="0"/>
-              <w:jc w:val="left"/>
-            </w:pPr>
-            <w:r>
-              <w:rPr>
-                <w:rFonts w:ascii="Arial" w:hAnsi="Arial" w:eastAsia="Arial" w:cs="Arial"/>
-                <w:b w:val="0"/>
-                <w:i w:val="0"/>
-                <w:sz w:val="14"/>
-              </w:rPr>
-            </w:r>
-          </w:p>
-        </w:tc>
-        <w:tc>
-          <w:tcPr>
-            <w:tcW w:type="dxa" w:w="327"/>
-            <w:tcMar>
-              <w:top w:w="0" w:type="dxa"/>
-              <w:bottom w:w="0" w:type="dxa"/>
-              <w:left w:w="20" w:type="dxa"/>
-              <w:right w:w="20" w:type="dxa"/>
-            </w:tcMar>
-            <w:tcBorders/>
-          </w:tcPr>
-          <w:p>
-            <w:pPr>
-              <w:spacing w:after="0" w:before="0"/>
-              <w:jc w:val="left"/>
-            </w:pPr>
-            <w:r>
-              <w:rPr>
-                <w:rFonts w:ascii="Arial" w:hAnsi="Arial" w:eastAsia="Arial" w:cs="Arial"/>
-                <w:b w:val="0"/>
-                <w:i w:val="0"/>
-                <w:sz w:val="14"/>
-              </w:rPr>
-            </w:r>
-          </w:p>
-        </w:tc>
-        <w:tc>
-          <w:tcPr>
-            <w:tcW w:type="dxa" w:w="327"/>
-            <w:tcMar>
-              <w:top w:w="0" w:type="dxa"/>
-              <w:bottom w:w="0" w:type="dxa"/>
-              <w:left w:w="20" w:type="dxa"/>
-              <w:right w:w="20" w:type="dxa"/>
-            </w:tcMar>
-            <w:tcBorders/>
-          </w:tcPr>
-          <w:p>
-            <w:pPr>
-              <w:spacing w:after="0" w:before="0"/>
-              <w:jc w:val="left"/>
-            </w:pPr>
-            <w:r>
-              <w:rPr>
-                <w:rFonts w:ascii="Arial" w:hAnsi="Arial" w:eastAsia="Arial" w:cs="Arial"/>
-                <w:b w:val="0"/>
-                <w:i w:val="0"/>
-                <w:sz w:val="14"/>
-              </w:rPr>
-            </w:r>
-          </w:p>
-        </w:tc>
-        <w:tc>
-          <w:tcPr>
-            <w:tcW w:type="dxa" w:w="327"/>
-            <w:tcMar>
-              <w:top w:w="0" w:type="dxa"/>
-              <w:bottom w:w="0" w:type="dxa"/>
-              <w:left w:w="20" w:type="dxa"/>
-              <w:right w:w="20" w:type="dxa"/>
-            </w:tcMar>
-            <w:tcBorders/>
-          </w:tcPr>
-          <w:p>
-            <w:pPr>
-              <w:spacing w:after="0" w:before="0"/>
-              <w:jc w:val="left"/>
-            </w:pPr>
-            <w:r>
-              <w:rPr>
-                <w:rFonts w:ascii="Arial" w:hAnsi="Arial" w:eastAsia="Arial" w:cs="Arial"/>
-                <w:b w:val="0"/>
-                <w:i w:val="0"/>
-                <w:sz w:val="14"/>
-              </w:rPr>
-            </w:r>
-          </w:p>
-        </w:tc>
-        <w:tc>
-          <w:tcPr>
-            <w:tcW w:type="dxa" w:w="327"/>
-            <w:tcMar>
-              <w:top w:w="0" w:type="dxa"/>
-              <w:bottom w:w="0" w:type="dxa"/>
-              <w:left w:w="20" w:type="dxa"/>
-              <w:right w:w="20" w:type="dxa"/>
-            </w:tcMar>
-            <w:tcBorders/>
-          </w:tcPr>
-          <w:p>
-            <w:pPr>
-              <w:spacing w:after="0" w:before="0"/>
-              <w:jc w:val="left"/>
-            </w:pPr>
-            <w:r>
-              <w:rPr>
-                <w:rFonts w:ascii="Arial" w:hAnsi="Arial" w:eastAsia="Arial" w:cs="Arial"/>
-                <w:b w:val="0"/>
-                <w:i w:val="0"/>
-                <w:sz w:val="14"/>
-              </w:rPr>
-            </w:r>
-          </w:p>
-        </w:tc>
-        <w:tc>
-          <w:tcPr>
-            <w:tcW w:type="dxa" w:w="327"/>
-            <w:tcMar>
-              <w:top w:w="0" w:type="dxa"/>
-              <w:bottom w:w="0" w:type="dxa"/>
-              <w:left w:w="20" w:type="dxa"/>
-              <w:right w:w="20" w:type="dxa"/>
-            </w:tcMar>
-            <w:tcBorders/>
-          </w:tcPr>
-          <w:p>
-            <w:pPr>
-              <w:spacing w:after="0" w:before="0"/>
-              <w:jc w:val="left"/>
-            </w:pPr>
-            <w:r>
-              <w:rPr>
-                <w:rFonts w:ascii="Arial" w:hAnsi="Arial" w:eastAsia="Arial" w:cs="Arial"/>
-                <w:b w:val="0"/>
-                <w:i w:val="0"/>
-                <w:sz w:val="14"/>
-              </w:rPr>
-            </w:r>
-          </w:p>
-        </w:tc>
-        <w:tc>
-          <w:tcPr>
-            <w:tcW w:type="dxa" w:w="234"/>
-            <w:tcMar>
-              <w:top w:w="0" w:type="dxa"/>
-              <w:bottom w:w="0" w:type="dxa"/>
-              <w:left w:w="20" w:type="dxa"/>
-              <w:right w:w="20" w:type="dxa"/>
-            </w:tcMar>
-            <w:tcBorders/>
-          </w:tcPr>
-          <w:p>
-            <w:pPr>
-              <w:spacing w:after="0" w:before="0"/>
-              <w:jc w:val="left"/>
-            </w:pPr>
-            <w:r>
-              <w:rPr>
-                <w:rFonts w:ascii="Arial" w:hAnsi="Arial" w:eastAsia="Arial" w:cs="Arial"/>
-                <w:b w:val="0"/>
-                <w:i w:val="0"/>
-                <w:sz w:val="14"/>
-              </w:rPr>
-            </w:r>
-          </w:p>
-        </w:tc>
-        <w:tc>
-          <w:tcPr>
-            <w:tcW w:type="dxa" w:w="327"/>
-            <w:tcMar>
-              <w:top w:w="0" w:type="dxa"/>
-              <w:bottom w:w="0" w:type="dxa"/>
-              <w:left w:w="20" w:type="dxa"/>
-              <w:right w:w="20" w:type="dxa"/>
-            </w:tcMar>
-            <w:tcBorders/>
-          </w:tcPr>
-          <w:p>
-            <w:pPr>
-              <w:spacing w:after="0" w:before="0"/>
-              <w:jc w:val="left"/>
-            </w:pPr>
-            <w:r>
-              <w:rPr>
-                <w:rFonts w:ascii="Arial" w:hAnsi="Arial" w:eastAsia="Arial" w:cs="Arial"/>
-                <w:b w:val="0"/>
-                <w:i w:val="0"/>
-                <w:sz w:val="14"/>
-              </w:rPr>
-            </w:r>
-          </w:p>
-        </w:tc>
-        <w:tc>
-          <w:tcPr>
-            <w:tcW w:type="dxa" w:w="499"/>
-            <w:tcMar>
-              <w:top w:w="0" w:type="dxa"/>
-              <w:bottom w:w="0" w:type="dxa"/>
-              <w:left w:w="20" w:type="dxa"/>
-              <w:right w:w="20" w:type="dxa"/>
-            </w:tcMar>
-            <w:tcBorders/>
-          </w:tcPr>
-          <w:p>
-            <w:pPr>
-              <w:spacing w:after="0" w:before="0"/>
-              <w:jc w:val="left"/>
-            </w:pPr>
-            <w:r>
-              <w:rPr>
-                <w:rFonts w:ascii="Arial" w:hAnsi="Arial" w:eastAsia="Arial" w:cs="Arial"/>
-                <w:b w:val="0"/>
-                <w:i w:val="0"/>
-                <w:sz w:val="14"/>
-              </w:rPr>
-            </w:r>
-          </w:p>
-        </w:tc>
-        <w:tc>
-          <w:tcPr>
-            <w:tcW w:type="dxa" w:w="327"/>
-            <w:tcMar>
-              <w:top w:w="0" w:type="dxa"/>
-              <w:bottom w:w="0" w:type="dxa"/>
-              <w:left w:w="20" w:type="dxa"/>
-              <w:right w:w="20" w:type="dxa"/>
-            </w:tcMar>
-            <w:tcBorders/>
-          </w:tcPr>
-          <w:p>
-            <w:pPr>
-              <w:spacing w:after="0" w:before="0"/>
-              <w:jc w:val="left"/>
-            </w:pPr>
-            <w:r>
-              <w:rPr>
-                <w:rFonts w:ascii="Arial" w:hAnsi="Arial" w:eastAsia="Arial" w:cs="Arial"/>
-                <w:b w:val="0"/>
-                <w:i w:val="0"/>
-                <w:sz w:val="14"/>
-              </w:rPr>
-            </w:r>
-          </w:p>
-        </w:tc>
-        <w:tc>
-          <w:tcPr>
-            <w:tcW w:type="dxa" w:w="327"/>
-            <w:tcMar>
-              <w:top w:w="0" w:type="dxa"/>
-              <w:bottom w:w="0" w:type="dxa"/>
-              <w:left w:w="20" w:type="dxa"/>
-              <w:right w:w="20" w:type="dxa"/>
-            </w:tcMar>
-            <w:tcBorders/>
-          </w:tcPr>
-          <w:p>
-            <w:pPr>
-              <w:spacing w:after="0" w:before="0"/>
-              <w:jc w:val="left"/>
-            </w:pPr>
-            <w:r>
-              <w:rPr>
-                <w:rFonts w:ascii="Arial" w:hAnsi="Arial" w:eastAsia="Arial" w:cs="Arial"/>
-                <w:b w:val="0"/>
-                <w:i w:val="0"/>
-                <w:sz w:val="14"/>
-              </w:rPr>
-            </w:r>
-          </w:p>
-        </w:tc>
-        <w:tc>
-          <w:tcPr>
-            <w:tcW w:type="dxa" w:w="343"/>
-            <w:tcMar>
-              <w:top w:w="0" w:type="dxa"/>
-              <w:bottom w:w="0" w:type="dxa"/>
-              <w:left w:w="20" w:type="dxa"/>
-              <w:right w:w="20" w:type="dxa"/>
-            </w:tcMar>
-            <w:tcBorders/>
-          </w:tcPr>
-          <w:p>
-            <w:pPr>
-              <w:spacing w:after="0" w:before="0"/>
-              <w:jc w:val="left"/>
-            </w:pPr>
-            <w:r>
-              <w:rPr>
-                <w:rFonts w:ascii="Arial" w:hAnsi="Arial" w:eastAsia="Arial" w:cs="Arial"/>
-                <w:b w:val="0"/>
-                <w:i w:val="0"/>
-                <w:sz w:val="14"/>
-              </w:rPr>
-            </w:r>
-          </w:p>
-        </w:tc>
-        <w:tc>
-          <w:tcPr>
-            <w:tcW w:type="dxa" w:w="327"/>
-            <w:tcMar>
-              <w:top w:w="0" w:type="dxa"/>
-              <w:bottom w:w="0" w:type="dxa"/>
-              <w:left w:w="20" w:type="dxa"/>
-              <w:right w:w="20" w:type="dxa"/>
-            </w:tcMar>
-            <w:tcBorders/>
-          </w:tcPr>
-          <w:p>
-            <w:pPr>
-              <w:spacing w:after="0" w:before="0"/>
-              <w:jc w:val="left"/>
-            </w:pPr>
-            <w:r>
-              <w:rPr>
-                <w:rFonts w:ascii="Arial" w:hAnsi="Arial" w:eastAsia="Arial" w:cs="Arial"/>
-                <w:b w:val="0"/>
-                <w:i w:val="0"/>
-                <w:sz w:val="14"/>
-              </w:rPr>
-            </w:r>
-          </w:p>
-        </w:tc>
-        <w:tc>
-          <w:tcPr>
-            <w:tcW w:type="dxa" w:w="327"/>
-            <w:tcMar>
-              <w:top w:w="0" w:type="dxa"/>
-              <w:bottom w:w="0" w:type="dxa"/>
-              <w:left w:w="20" w:type="dxa"/>
-              <w:right w:w="20" w:type="dxa"/>
-            </w:tcMar>
-            <w:tcBorders/>
-          </w:tcPr>
-          <w:p>
-            <w:pPr>
-              <w:spacing w:after="0" w:before="0"/>
-              <w:jc w:val="left"/>
-            </w:pPr>
-            <w:r>
-              <w:rPr>
-                <w:rFonts w:ascii="Arial" w:hAnsi="Arial" w:eastAsia="Arial" w:cs="Arial"/>
-                <w:b w:val="0"/>
-                <w:i w:val="0"/>
-                <w:sz w:val="14"/>
-              </w:rPr>
-            </w:r>
-          </w:p>
-        </w:tc>
-        <w:tc>
-          <w:tcPr>
-            <w:tcW w:type="dxa" w:w="327"/>
-            <w:tcMar>
-              <w:top w:w="0" w:type="dxa"/>
-              <w:bottom w:w="0" w:type="dxa"/>
-              <w:left w:w="20" w:type="dxa"/>
-              <w:right w:w="20" w:type="dxa"/>
-            </w:tcMar>
-            <w:tcBorders/>
-          </w:tcPr>
-          <w:p>
-            <w:pPr>
-              <w:spacing w:after="0" w:before="0"/>
-              <w:jc w:val="left"/>
-            </w:pPr>
-            <w:r>
-              <w:rPr>
-                <w:rFonts w:ascii="Arial" w:hAnsi="Arial" w:eastAsia="Arial" w:cs="Arial"/>
-                <w:b w:val="0"/>
-                <w:i w:val="0"/>
-                <w:sz w:val="14"/>
-              </w:rPr>
-            </w:r>
-          </w:p>
-        </w:tc>
-        <w:tc>
-          <w:tcPr>
-            <w:tcW w:type="dxa" w:w="327"/>
-            <w:tcMar>
-              <w:top w:w="0" w:type="dxa"/>
-              <w:bottom w:w="0" w:type="dxa"/>
-              <w:left w:w="20" w:type="dxa"/>
-              <w:right w:w="20" w:type="dxa"/>
-            </w:tcMar>
-            <w:tcBorders/>
-          </w:tcPr>
-          <w:p>
-            <w:pPr>
-              <w:spacing w:after="0" w:before="0"/>
-              <w:jc w:val="left"/>
-            </w:pPr>
-            <w:r>
-              <w:rPr>
-                <w:rFonts w:ascii="Arial" w:hAnsi="Arial" w:eastAsia="Arial" w:cs="Arial"/>
-                <w:b w:val="0"/>
-                <w:i w:val="0"/>
-                <w:sz w:val="14"/>
-              </w:rPr>
-            </w:r>
-          </w:p>
-        </w:tc>
-        <w:tc>
-          <w:tcPr>
-            <w:tcW w:type="dxa" w:w="483"/>
-            <w:tcMar>
-              <w:top w:w="0" w:type="dxa"/>
-              <w:bottom w:w="0" w:type="dxa"/>
-              <w:left w:w="20" w:type="dxa"/>
-              <w:right w:w="20" w:type="dxa"/>
-            </w:tcMar>
-            <w:tcBorders/>
-          </w:tcPr>
-          <w:p>
-            <w:pPr>
-              <w:spacing w:after="0" w:before="0"/>
-              <w:jc w:val="left"/>
-            </w:pPr>
-            <w:r>
-              <w:rPr>
-                <w:rFonts w:ascii="Arial" w:hAnsi="Arial" w:eastAsia="Arial" w:cs="Arial"/>
-                <w:b w:val="0"/>
-                <w:i w:val="0"/>
-                <w:sz w:val="14"/>
-              </w:rPr>
-            </w:r>
-          </w:p>
-        </w:tc>
-      </w:tr>
-      <w:tr>
-        <w:trPr>
-          <w:trHeight w:val="772"/>
-        </w:trPr>
-        <w:tc>
-          <w:tcPr>
-            <w:tcW w:type="dxa" w:w="1355"/>
-            <w:tcMar>
-              <w:top w:w="0" w:type="dxa"/>
-              <w:bottom w:w="0" w:type="dxa"/>
-              <w:left w:w="20" w:type="dxa"/>
-              <w:right w:w="20" w:type="dxa"/>
-            </w:tcMar>
-            <w:gridSpan w:val="4"/>
-            <w:tcBorders/>
-          </w:tcPr>
-          <w:p>
-            <w:r>
-              <w:t>Заказчик:</w:t>
-            </w:r>
-          </w:p>
-        </w:tc>
-        <w:tc>
-          <w:tcPr>
-            <w:tcW w:type="dxa" w:w="9407"/>
-            <w:tcMar>
-              <w:top w:w="0" w:type="dxa"/>
-              <w:bottom w:w="0" w:type="dxa"/>
-              <w:left w:w="20" w:type="dxa"/>
-              <w:right w:w="20" w:type="dxa"/>
-            </w:tcMar>
-            <w:gridSpan w:val="28"/>
-            <w:tcBorders/>
-          </w:tcPr>
-          <w:p>
-            <w:r>
-              <w:t>{recipient}</w:t>
-            </w:r>
-          </w:p>
-        </w:tc>
-      </w:tr>
-      <w:tr>
-        <w:trPr>
-          <w:trHeight w:val="130"/>
-        </w:trPr>
-        <w:tc>
-          <w:tcPr>
-            <w:tcW w:type="dxa" w:w="327"/>
-            <w:tcMar>
-              <w:top w:w="0" w:type="dxa"/>
-              <w:bottom w:w="0" w:type="dxa"/>
-              <w:left w:w="20" w:type="dxa"/>
-              <w:right w:w="20" w:type="dxa"/>
-            </w:tcMar>
-            <w:tcBorders/>
-          </w:tcPr>
-          <w:p>
-            <w:pPr>
-              <w:spacing w:after="0" w:before="0"/>
-              <w:jc w:val="left"/>
-            </w:pPr>
-            <w:r>
-              <w:rPr>
-                <w:rFonts w:ascii="Arial" w:hAnsi="Arial" w:eastAsia="Arial" w:cs="Arial"/>
-                <w:b w:val="0"/>
-                <w:i w:val="0"/>
-                <w:sz w:val="14"/>
-              </w:rPr>
-            </w:r>
-          </w:p>
-        </w:tc>
-        <w:tc>
-          <w:tcPr>
-            <w:tcW w:type="dxa" w:w="327"/>
-            <w:tcMar>
-              <w:top w:w="0" w:type="dxa"/>
-              <w:bottom w:w="0" w:type="dxa"/>
-              <w:left w:w="20" w:type="dxa"/>
-              <w:right w:w="20" w:type="dxa"/>
-            </w:tcMar>
-            <w:tcBorders/>
-          </w:tcPr>
-          <w:p>
-            <w:pPr>
-              <w:spacing w:after="0" w:before="0"/>
-              <w:jc w:val="left"/>
-            </w:pPr>
-            <w:r>
-              <w:rPr>
-                <w:rFonts w:ascii="Arial" w:hAnsi="Arial" w:eastAsia="Arial" w:cs="Arial"/>
-                <w:b w:val="0"/>
-                <w:i w:val="0"/>
-                <w:sz w:val="14"/>
-              </w:rPr>
-            </w:r>
-          </w:p>
-        </w:tc>
-        <w:tc>
-          <w:tcPr>
-            <w:tcW w:type="dxa" w:w="327"/>
-            <w:tcMar>
-              <w:top w:w="0" w:type="dxa"/>
-              <w:bottom w:w="0" w:type="dxa"/>
-              <w:left w:w="20" w:type="dxa"/>
-              <w:right w:w="20" w:type="dxa"/>
-            </w:tcMar>
-            <w:tcBorders/>
-          </w:tcPr>
-          <w:p>
-            <w:pPr>
-              <w:spacing w:after="0" w:before="0"/>
-              <w:jc w:val="left"/>
-            </w:pPr>
-            <w:r>
-              <w:rPr>
-                <w:rFonts w:ascii="Arial" w:hAnsi="Arial" w:eastAsia="Arial" w:cs="Arial"/>
-                <w:b w:val="0"/>
-                <w:i w:val="0"/>
-                <w:sz w:val="14"/>
-              </w:rPr>
-            </w:r>
-          </w:p>
-        </w:tc>
-        <w:tc>
-          <w:tcPr>
-            <w:tcW w:type="dxa" w:w="374"/>
-            <w:tcMar>
-              <w:top w:w="0" w:type="dxa"/>
-              <w:bottom w:w="0" w:type="dxa"/>
-              <w:left w:w="20" w:type="dxa"/>
-              <w:right w:w="20" w:type="dxa"/>
-            </w:tcMar>
-            <w:tcBorders/>
-          </w:tcPr>
-          <w:p>
-            <w:pPr>
-              <w:spacing w:after="0" w:before="0"/>
-              <w:jc w:val="left"/>
-            </w:pPr>
-            <w:r>
-              <w:rPr>
-                <w:rFonts w:ascii="Arial" w:hAnsi="Arial" w:eastAsia="Arial" w:cs="Arial"/>
-                <w:b w:val="0"/>
-                <w:i w:val="0"/>
-                <w:sz w:val="14"/>
-              </w:rPr>
-            </w:r>
-          </w:p>
-        </w:tc>
-        <w:tc>
-          <w:tcPr>
-            <w:tcW w:type="dxa" w:w="327"/>
-            <w:tcMar>
-              <w:top w:w="0" w:type="dxa"/>
-              <w:bottom w:w="0" w:type="dxa"/>
-              <w:left w:w="20" w:type="dxa"/>
-              <w:right w:w="20" w:type="dxa"/>
-            </w:tcMar>
-            <w:tcBorders/>
-          </w:tcPr>
-          <w:p>
-            <w:pPr>
-              <w:spacing w:after="0" w:before="0"/>
-              <w:jc w:val="left"/>
-            </w:pPr>
-            <w:r>
-              <w:rPr>
-                <w:rFonts w:ascii="Arial" w:hAnsi="Arial" w:eastAsia="Arial" w:cs="Arial"/>
-                <w:b w:val="0"/>
-                <w:i w:val="0"/>
-                <w:sz w:val="14"/>
-              </w:rPr>
-            </w:r>
-          </w:p>
-        </w:tc>
-        <w:tc>
-          <w:tcPr>
-            <w:tcW w:type="dxa" w:w="327"/>
-            <w:tcMar>
-              <w:top w:w="0" w:type="dxa"/>
-              <w:bottom w:w="0" w:type="dxa"/>
-              <w:left w:w="20" w:type="dxa"/>
-              <w:right w:w="20" w:type="dxa"/>
-            </w:tcMar>
-            <w:tcBorders/>
-          </w:tcPr>
-          <w:p>
-            <w:pPr>
-              <w:spacing w:after="0" w:before="0"/>
-              <w:jc w:val="left"/>
-            </w:pPr>
-            <w:r>
-              <w:rPr>
-                <w:rFonts w:ascii="Arial" w:hAnsi="Arial" w:eastAsia="Arial" w:cs="Arial"/>
-                <w:b w:val="0"/>
-                <w:i w:val="0"/>
-                <w:sz w:val="14"/>
-              </w:rPr>
-            </w:r>
-          </w:p>
-        </w:tc>
-        <w:tc>
-          <w:tcPr>
-            <w:tcW w:type="dxa" w:w="327"/>
-            <w:tcMar>
-              <w:top w:w="0" w:type="dxa"/>
-              <w:bottom w:w="0" w:type="dxa"/>
-              <w:left w:w="20" w:type="dxa"/>
-              <w:right w:w="20" w:type="dxa"/>
-            </w:tcMar>
-            <w:tcBorders/>
-          </w:tcPr>
-          <w:p>
-            <w:pPr>
-              <w:spacing w:after="0" w:before="0"/>
-              <w:jc w:val="left"/>
-            </w:pPr>
-            <w:r>
-              <w:rPr>
-                <w:rFonts w:ascii="Arial" w:hAnsi="Arial" w:eastAsia="Arial" w:cs="Arial"/>
-                <w:b w:val="0"/>
-                <w:i w:val="0"/>
-                <w:sz w:val="14"/>
-              </w:rPr>
-            </w:r>
-          </w:p>
-        </w:tc>
-        <w:tc>
-          <w:tcPr>
-            <w:tcW w:type="dxa" w:w="327"/>
-            <w:tcMar>
-              <w:top w:w="0" w:type="dxa"/>
-              <w:bottom w:w="0" w:type="dxa"/>
-              <w:left w:w="20" w:type="dxa"/>
-              <w:right w:w="20" w:type="dxa"/>
-            </w:tcMar>
-            <w:tcBorders/>
-          </w:tcPr>
-          <w:p>
-            <w:pPr>
-              <w:spacing w:after="0" w:before="0"/>
-              <w:jc w:val="left"/>
-            </w:pPr>
-            <w:r>
-              <w:rPr>
-                <w:rFonts w:ascii="Arial" w:hAnsi="Arial" w:eastAsia="Arial" w:cs="Arial"/>
-                <w:b w:val="0"/>
-                <w:i w:val="0"/>
-                <w:sz w:val="14"/>
-              </w:rPr>
-            </w:r>
-          </w:p>
-        </w:tc>
-        <w:tc>
-          <w:tcPr>
-            <w:tcW w:type="dxa" w:w="327"/>
-            <w:tcMar>
-              <w:top w:w="0" w:type="dxa"/>
-              <w:bottom w:w="0" w:type="dxa"/>
-              <w:left w:w="20" w:type="dxa"/>
-              <w:right w:w="20" w:type="dxa"/>
-            </w:tcMar>
-            <w:tcBorders/>
-          </w:tcPr>
-          <w:p>
-            <w:pPr>
-              <w:spacing w:after="0" w:before="0"/>
-              <w:jc w:val="left"/>
-            </w:pPr>
-            <w:r>
-              <w:rPr>
-                <w:rFonts w:ascii="Arial" w:hAnsi="Arial" w:eastAsia="Arial" w:cs="Arial"/>
-                <w:b w:val="0"/>
-                <w:i w:val="0"/>
-                <w:sz w:val="14"/>
-              </w:rPr>
-            </w:r>
-          </w:p>
-        </w:tc>
-        <w:tc>
-          <w:tcPr>
-            <w:tcW w:type="dxa" w:w="327"/>
-            <w:tcMar>
-              <w:top w:w="0" w:type="dxa"/>
-              <w:bottom w:w="0" w:type="dxa"/>
-              <w:left w:w="20" w:type="dxa"/>
-              <w:right w:w="20" w:type="dxa"/>
-            </w:tcMar>
-            <w:tcBorders/>
-          </w:tcPr>
-          <w:p>
-            <w:pPr>
-              <w:spacing w:after="0" w:before="0"/>
-              <w:jc w:val="left"/>
-            </w:pPr>
-            <w:r>
-              <w:rPr>
-                <w:rFonts w:ascii="Arial" w:hAnsi="Arial" w:eastAsia="Arial" w:cs="Arial"/>
-                <w:b w:val="0"/>
-                <w:i w:val="0"/>
-                <w:sz w:val="14"/>
-              </w:rPr>
-            </w:r>
-          </w:p>
-        </w:tc>
-        <w:tc>
-          <w:tcPr>
-            <w:tcW w:type="dxa" w:w="327"/>
-            <w:tcMar>
-              <w:top w:w="0" w:type="dxa"/>
-              <w:bottom w:w="0" w:type="dxa"/>
-              <w:left w:w="20" w:type="dxa"/>
-              <w:right w:w="20" w:type="dxa"/>
-            </w:tcMar>
-            <w:tcBorders/>
-          </w:tcPr>
-          <w:p>
-            <w:pPr>
-              <w:spacing w:after="0" w:before="0"/>
-              <w:jc w:val="left"/>
-            </w:pPr>
-            <w:r>
-              <w:rPr>
-                <w:rFonts w:ascii="Arial" w:hAnsi="Arial" w:eastAsia="Arial" w:cs="Arial"/>
-                <w:b w:val="0"/>
-                <w:i w:val="0"/>
-                <w:sz w:val="14"/>
-              </w:rPr>
-            </w:r>
-          </w:p>
-        </w:tc>
-        <w:tc>
-          <w:tcPr>
-            <w:tcW w:type="dxa" w:w="327"/>
-            <w:tcMar>
-              <w:top w:w="0" w:type="dxa"/>
-              <w:bottom w:w="0" w:type="dxa"/>
-              <w:left w:w="20" w:type="dxa"/>
-              <w:right w:w="20" w:type="dxa"/>
-            </w:tcMar>
-            <w:tcBorders/>
-          </w:tcPr>
-          <w:p>
-            <w:pPr>
-              <w:spacing w:after="0" w:before="0"/>
-              <w:jc w:val="left"/>
-            </w:pPr>
-            <w:r>
-              <w:rPr>
-                <w:rFonts w:ascii="Arial" w:hAnsi="Arial" w:eastAsia="Arial" w:cs="Arial"/>
-                <w:b w:val="0"/>
-                <w:i w:val="0"/>
-                <w:sz w:val="14"/>
-              </w:rPr>
-            </w:r>
-          </w:p>
-        </w:tc>
-        <w:tc>
-          <w:tcPr>
-            <w:tcW w:type="dxa" w:w="327"/>
-            <w:tcMar>
-              <w:top w:w="0" w:type="dxa"/>
-              <w:bottom w:w="0" w:type="dxa"/>
-              <w:left w:w="20" w:type="dxa"/>
-              <w:right w:w="20" w:type="dxa"/>
-            </w:tcMar>
-            <w:tcBorders/>
-          </w:tcPr>
-          <w:p>
-            <w:pPr>
-              <w:spacing w:after="0" w:before="0"/>
-              <w:jc w:val="left"/>
-            </w:pPr>
-            <w:r>
-              <w:rPr>
-                <w:rFonts w:ascii="Arial" w:hAnsi="Arial" w:eastAsia="Arial" w:cs="Arial"/>
-                <w:b w:val="0"/>
-                <w:i w:val="0"/>
-                <w:sz w:val="14"/>
-              </w:rPr>
-            </w:r>
-          </w:p>
-        </w:tc>
-        <w:tc>
-          <w:tcPr>
-            <w:tcW w:type="dxa" w:w="327"/>
-            <w:tcMar>
-              <w:top w:w="0" w:type="dxa"/>
-              <w:bottom w:w="0" w:type="dxa"/>
-              <w:left w:w="20" w:type="dxa"/>
-              <w:right w:w="20" w:type="dxa"/>
-            </w:tcMar>
-            <w:tcBorders/>
-          </w:tcPr>
-          <w:p>
-            <w:pPr>
-              <w:spacing w:after="0" w:before="0"/>
-              <w:jc w:val="left"/>
-            </w:pPr>
-            <w:r>
-              <w:rPr>
-                <w:rFonts w:ascii="Arial" w:hAnsi="Arial" w:eastAsia="Arial" w:cs="Arial"/>
-                <w:b w:val="0"/>
-                <w:i w:val="0"/>
-                <w:sz w:val="14"/>
-              </w:rPr>
-            </w:r>
-          </w:p>
-        </w:tc>
-        <w:tc>
-          <w:tcPr>
-            <w:tcW w:type="dxa" w:w="327"/>
-            <w:tcMar>
-              <w:top w:w="0" w:type="dxa"/>
-              <w:bottom w:w="0" w:type="dxa"/>
-              <w:left w:w="20" w:type="dxa"/>
-              <w:right w:w="20" w:type="dxa"/>
-            </w:tcMar>
-            <w:tcBorders/>
-          </w:tcPr>
-          <w:p>
-            <w:pPr>
-              <w:spacing w:after="0" w:before="0"/>
-              <w:jc w:val="left"/>
-            </w:pPr>
-            <w:r>
-              <w:rPr>
-                <w:rFonts w:ascii="Arial" w:hAnsi="Arial" w:eastAsia="Arial" w:cs="Arial"/>
-                <w:b w:val="0"/>
-                <w:i w:val="0"/>
-                <w:sz w:val="14"/>
-              </w:rPr>
-            </w:r>
-          </w:p>
-        </w:tc>
-        <w:tc>
-          <w:tcPr>
-            <w:tcW w:type="dxa" w:w="327"/>
-            <w:tcMar>
-              <w:top w:w="0" w:type="dxa"/>
-              <w:bottom w:w="0" w:type="dxa"/>
-              <w:left w:w="20" w:type="dxa"/>
-              <w:right w:w="20" w:type="dxa"/>
-            </w:tcMar>
-            <w:tcBorders/>
-          </w:tcPr>
-          <w:p>
-            <w:pPr>
-              <w:spacing w:after="0" w:before="0"/>
-              <w:jc w:val="left"/>
-            </w:pPr>
-            <w:r>
-              <w:rPr>
-                <w:rFonts w:ascii="Arial" w:hAnsi="Arial" w:eastAsia="Arial" w:cs="Arial"/>
-                <w:b w:val="0"/>
-                <w:i w:val="0"/>
-                <w:sz w:val="14"/>
-              </w:rPr>
-            </w:r>
-          </w:p>
-        </w:tc>
-        <w:tc>
-          <w:tcPr>
-            <w:tcW w:type="dxa" w:w="327"/>
-            <w:tcMar>
-              <w:top w:w="0" w:type="dxa"/>
-              <w:bottom w:w="0" w:type="dxa"/>
-              <w:left w:w="20" w:type="dxa"/>
-              <w:right w:w="20" w:type="dxa"/>
-            </w:tcMar>
-            <w:tcBorders/>
-          </w:tcPr>
-          <w:p>
-            <w:pPr>
-              <w:spacing w:after="0" w:before="0"/>
-              <w:jc w:val="left"/>
-            </w:pPr>
-            <w:r>
-              <w:rPr>
-                <w:rFonts w:ascii="Arial" w:hAnsi="Arial" w:eastAsia="Arial" w:cs="Arial"/>
-                <w:b w:val="0"/>
-                <w:i w:val="0"/>
-                <w:sz w:val="14"/>
-              </w:rPr>
-            </w:r>
-          </w:p>
-        </w:tc>
-        <w:tc>
-          <w:tcPr>
-            <w:tcW w:type="dxa" w:w="327"/>
-            <w:tcMar>
-              <w:top w:w="0" w:type="dxa"/>
-              <w:bottom w:w="0" w:type="dxa"/>
-              <w:left w:w="20" w:type="dxa"/>
-              <w:right w:w="20" w:type="dxa"/>
-            </w:tcMar>
-            <w:tcBorders/>
-          </w:tcPr>
-          <w:p>
-            <w:pPr>
-              <w:spacing w:after="0" w:before="0"/>
-              <w:jc w:val="left"/>
-            </w:pPr>
-            <w:r>
-              <w:rPr>
-                <w:rFonts w:ascii="Arial" w:hAnsi="Arial" w:eastAsia="Arial" w:cs="Arial"/>
-                <w:b w:val="0"/>
-                <w:i w:val="0"/>
-                <w:sz w:val="14"/>
-              </w:rPr>
-            </w:r>
-          </w:p>
-        </w:tc>
-        <w:tc>
-          <w:tcPr>
-            <w:tcW w:type="dxa" w:w="327"/>
-            <w:tcMar>
-              <w:top w:w="0" w:type="dxa"/>
-              <w:bottom w:w="0" w:type="dxa"/>
-              <w:left w:w="20" w:type="dxa"/>
-              <w:right w:w="20" w:type="dxa"/>
-            </w:tcMar>
-            <w:tcBorders/>
-          </w:tcPr>
-          <w:p>
-            <w:pPr>
-              <w:spacing w:after="0" w:before="0"/>
-              <w:jc w:val="left"/>
-            </w:pPr>
-            <w:r>
-              <w:rPr>
-                <w:rFonts w:ascii="Arial" w:hAnsi="Arial" w:eastAsia="Arial" w:cs="Arial"/>
-                <w:b w:val="0"/>
-                <w:i w:val="0"/>
-                <w:sz w:val="14"/>
-              </w:rPr>
-            </w:r>
-          </w:p>
-        </w:tc>
-        <w:tc>
-          <w:tcPr>
-            <w:tcW w:type="dxa" w:w="327"/>
-            <w:tcMar>
-              <w:top w:w="0" w:type="dxa"/>
-              <w:bottom w:w="0" w:type="dxa"/>
-              <w:left w:w="20" w:type="dxa"/>
-              <w:right w:w="20" w:type="dxa"/>
-            </w:tcMar>
-            <w:tcBorders/>
-          </w:tcPr>
-          <w:p>
-            <w:pPr>
-              <w:spacing w:after="0" w:before="0"/>
-              <w:jc w:val="left"/>
-            </w:pPr>
-            <w:r>
-              <w:rPr>
-                <w:rFonts w:ascii="Arial" w:hAnsi="Arial" w:eastAsia="Arial" w:cs="Arial"/>
-                <w:b w:val="0"/>
-                <w:i w:val="0"/>
-                <w:sz w:val="14"/>
-              </w:rPr>
-            </w:r>
-          </w:p>
-        </w:tc>
-        <w:tc>
-          <w:tcPr>
-            <w:tcW w:type="dxa" w:w="327"/>
-            <w:tcMar>
-              <w:top w:w="0" w:type="dxa"/>
-              <w:bottom w:w="0" w:type="dxa"/>
-              <w:left w:w="20" w:type="dxa"/>
-              <w:right w:w="20" w:type="dxa"/>
-            </w:tcMar>
-            <w:tcBorders/>
-          </w:tcPr>
-          <w:p>
-            <w:pPr>
-              <w:spacing w:after="0" w:before="0"/>
-              <w:jc w:val="left"/>
-            </w:pPr>
-            <w:r>
-              <w:rPr>
-                <w:rFonts w:ascii="Arial" w:hAnsi="Arial" w:eastAsia="Arial" w:cs="Arial"/>
-                <w:b w:val="0"/>
-                <w:i w:val="0"/>
-                <w:sz w:val="14"/>
-              </w:rPr>
-            </w:r>
-          </w:p>
-        </w:tc>
-        <w:tc>
-          <w:tcPr>
-            <w:tcW w:type="dxa" w:w="234"/>
-            <w:tcMar>
-              <w:top w:w="0" w:type="dxa"/>
-              <w:bottom w:w="0" w:type="dxa"/>
-              <w:left w:w="20" w:type="dxa"/>
-              <w:right w:w="20" w:type="dxa"/>
-            </w:tcMar>
-            <w:tcBorders/>
-          </w:tcPr>
-          <w:p>
-            <w:pPr>
-              <w:spacing w:after="0" w:before="0"/>
-              <w:jc w:val="left"/>
-            </w:pPr>
-            <w:r>
-              <w:rPr>
-                <w:rFonts w:ascii="Arial" w:hAnsi="Arial" w:eastAsia="Arial" w:cs="Arial"/>
-                <w:b w:val="0"/>
-                <w:i w:val="0"/>
-                <w:sz w:val="14"/>
-              </w:rPr>
-            </w:r>
-          </w:p>
-        </w:tc>
-        <w:tc>
-          <w:tcPr>
-            <w:tcW w:type="dxa" w:w="327"/>
-            <w:tcMar>
-              <w:top w:w="0" w:type="dxa"/>
-              <w:bottom w:w="0" w:type="dxa"/>
-              <w:left w:w="20" w:type="dxa"/>
-              <w:right w:w="20" w:type="dxa"/>
-            </w:tcMar>
-            <w:tcBorders/>
-          </w:tcPr>
-          <w:p>
-            <w:pPr>
-              <w:spacing w:after="0" w:before="0"/>
-              <w:jc w:val="left"/>
-            </w:pPr>
-            <w:r>
-              <w:rPr>
-                <w:rFonts w:ascii="Arial" w:hAnsi="Arial" w:eastAsia="Arial" w:cs="Arial"/>
-                <w:b w:val="0"/>
-                <w:i w:val="0"/>
-                <w:sz w:val="14"/>
-              </w:rPr>
-            </w:r>
-          </w:p>
-        </w:tc>
-        <w:tc>
-          <w:tcPr>
-            <w:tcW w:type="dxa" w:w="499"/>
-            <w:tcMar>
-              <w:top w:w="0" w:type="dxa"/>
-              <w:bottom w:w="0" w:type="dxa"/>
-              <w:left w:w="20" w:type="dxa"/>
-              <w:right w:w="20" w:type="dxa"/>
-            </w:tcMar>
-            <w:tcBorders/>
-          </w:tcPr>
-          <w:p>
-            <w:pPr>
-              <w:spacing w:after="0" w:before="0"/>
-              <w:jc w:val="left"/>
-            </w:pPr>
-            <w:r>
-              <w:rPr>
-                <w:rFonts w:ascii="Arial" w:hAnsi="Arial" w:eastAsia="Arial" w:cs="Arial"/>
-                <w:b w:val="0"/>
-                <w:i w:val="0"/>
-                <w:sz w:val="14"/>
-              </w:rPr>
-            </w:r>
-          </w:p>
-        </w:tc>
-        <w:tc>
-          <w:tcPr>
-            <w:tcW w:type="dxa" w:w="327"/>
-            <w:tcMar>
-              <w:top w:w="0" w:type="dxa"/>
-              <w:bottom w:w="0" w:type="dxa"/>
-              <w:left w:w="20" w:type="dxa"/>
-              <w:right w:w="20" w:type="dxa"/>
-            </w:tcMar>
-            <w:tcBorders/>
-          </w:tcPr>
-          <w:p>
-            <w:pPr>
-              <w:spacing w:after="0" w:before="0"/>
-              <w:jc w:val="left"/>
-            </w:pPr>
-            <w:r>
-              <w:rPr>
-                <w:rFonts w:ascii="Arial" w:hAnsi="Arial" w:eastAsia="Arial" w:cs="Arial"/>
-                <w:b w:val="0"/>
-                <w:i w:val="0"/>
-                <w:sz w:val="14"/>
-              </w:rPr>
-            </w:r>
-          </w:p>
-        </w:tc>
-        <w:tc>
-          <w:tcPr>
-            <w:tcW w:type="dxa" w:w="327"/>
-            <w:tcMar>
-              <w:top w:w="0" w:type="dxa"/>
-              <w:bottom w:w="0" w:type="dxa"/>
-              <w:left w:w="20" w:type="dxa"/>
-              <w:right w:w="20" w:type="dxa"/>
-            </w:tcMar>
-            <w:tcBorders/>
-          </w:tcPr>
-          <w:p>
-            <w:pPr>
-              <w:spacing w:after="0" w:before="0"/>
-              <w:jc w:val="left"/>
-            </w:pPr>
-            <w:r>
-              <w:rPr>
-                <w:rFonts w:ascii="Arial" w:hAnsi="Arial" w:eastAsia="Arial" w:cs="Arial"/>
-                <w:b w:val="0"/>
-                <w:i w:val="0"/>
-                <w:sz w:val="14"/>
-              </w:rPr>
-            </w:r>
-          </w:p>
-        </w:tc>
-        <w:tc>
-          <w:tcPr>
-            <w:tcW w:type="dxa" w:w="343"/>
-            <w:tcMar>
-              <w:top w:w="0" w:type="dxa"/>
-              <w:bottom w:w="0" w:type="dxa"/>
-              <w:left w:w="20" w:type="dxa"/>
-              <w:right w:w="20" w:type="dxa"/>
-            </w:tcMar>
-            <w:tcBorders/>
-          </w:tcPr>
-          <w:p>
-            <w:pPr>
-              <w:spacing w:after="0" w:before="0"/>
-              <w:jc w:val="left"/>
-            </w:pPr>
-            <w:r>
-              <w:rPr>
-                <w:rFonts w:ascii="Arial" w:hAnsi="Arial" w:eastAsia="Arial" w:cs="Arial"/>
-                <w:b w:val="0"/>
-                <w:i w:val="0"/>
-                <w:sz w:val="14"/>
-              </w:rPr>
-            </w:r>
-          </w:p>
-        </w:tc>
-        <w:tc>
-          <w:tcPr>
-            <w:tcW w:type="dxa" w:w="327"/>
-            <w:tcMar>
-              <w:top w:w="0" w:type="dxa"/>
-              <w:bottom w:w="0" w:type="dxa"/>
-              <w:left w:w="20" w:type="dxa"/>
-              <w:right w:w="20" w:type="dxa"/>
-            </w:tcMar>
-            <w:tcBorders/>
-          </w:tcPr>
-          <w:p>
-            <w:pPr>
-              <w:spacing w:after="0" w:before="0"/>
-              <w:jc w:val="left"/>
-            </w:pPr>
-            <w:r>
-              <w:rPr>
-                <w:rFonts w:ascii="Arial" w:hAnsi="Arial" w:eastAsia="Arial" w:cs="Arial"/>
-                <w:b w:val="0"/>
-                <w:i w:val="0"/>
-                <w:sz w:val="14"/>
-              </w:rPr>
-            </w:r>
-          </w:p>
-        </w:tc>
-        <w:tc>
-          <w:tcPr>
-            <w:tcW w:type="dxa" w:w="327"/>
-            <w:tcMar>
-              <w:top w:w="0" w:type="dxa"/>
-              <w:bottom w:w="0" w:type="dxa"/>
-              <w:left w:w="20" w:type="dxa"/>
-              <w:right w:w="20" w:type="dxa"/>
-            </w:tcMar>
-            <w:tcBorders/>
-          </w:tcPr>
-          <w:p>
-            <w:pPr>
-              <w:spacing w:after="0" w:before="0"/>
-              <w:jc w:val="left"/>
-            </w:pPr>
-            <w:r>
-              <w:rPr>
-                <w:rFonts w:ascii="Arial" w:hAnsi="Arial" w:eastAsia="Arial" w:cs="Arial"/>
-                <w:b w:val="0"/>
-                <w:i w:val="0"/>
-                <w:sz w:val="14"/>
-              </w:rPr>
-            </w:r>
-          </w:p>
-        </w:tc>
-        <w:tc>
-          <w:tcPr>
-            <w:tcW w:type="dxa" w:w="327"/>
-            <w:tcMar>
-              <w:top w:w="0" w:type="dxa"/>
-              <w:bottom w:w="0" w:type="dxa"/>
-              <w:left w:w="20" w:type="dxa"/>
-              <w:right w:w="20" w:type="dxa"/>
-            </w:tcMar>
-            <w:tcBorders/>
-          </w:tcPr>
-          <w:p>
-            <w:pPr>
-              <w:spacing w:after="0" w:before="0"/>
-              <w:jc w:val="left"/>
-            </w:pPr>
-            <w:r>
-              <w:rPr>
-                <w:rFonts w:ascii="Arial" w:hAnsi="Arial" w:eastAsia="Arial" w:cs="Arial"/>
-                <w:b w:val="0"/>
-                <w:i w:val="0"/>
-                <w:sz w:val="14"/>
-              </w:rPr>
-            </w:r>
-          </w:p>
-        </w:tc>
-        <w:tc>
-          <w:tcPr>
-            <w:tcW w:type="dxa" w:w="327"/>
-            <w:tcMar>
-              <w:top w:w="0" w:type="dxa"/>
-              <w:bottom w:w="0" w:type="dxa"/>
-              <w:left w:w="20" w:type="dxa"/>
-              <w:right w:w="20" w:type="dxa"/>
-            </w:tcMar>
-            <w:tcBorders/>
-          </w:tcPr>
-          <w:p>
-            <w:pPr>
-              <w:spacing w:after="0" w:before="0"/>
-              <w:jc w:val="left"/>
-            </w:pPr>
-            <w:r>
-              <w:rPr>
-                <w:rFonts w:ascii="Arial" w:hAnsi="Arial" w:eastAsia="Arial" w:cs="Arial"/>
-                <w:b w:val="0"/>
-                <w:i w:val="0"/>
-                <w:sz w:val="14"/>
-              </w:rPr>
-            </w:r>
-          </w:p>
-        </w:tc>
-        <w:tc>
-          <w:tcPr>
-            <w:tcW w:type="dxa" w:w="483"/>
-            <w:tcMar>
-              <w:top w:w="0" w:type="dxa"/>
-              <w:bottom w:w="0" w:type="dxa"/>
-              <w:left w:w="20" w:type="dxa"/>
-              <w:right w:w="20" w:type="dxa"/>
-            </w:tcMar>
-            <w:tcBorders/>
-          </w:tcPr>
-          <w:p>
-            <w:pPr>
-              <w:spacing w:after="0" w:before="0"/>
-              <w:jc w:val="left"/>
-            </w:pPr>
-            <w:r>
-              <w:rPr>
-                <w:rFonts w:ascii="Arial" w:hAnsi="Arial" w:eastAsia="Arial" w:cs="Arial"/>
-                <w:b w:val="0"/>
-                <w:i w:val="0"/>
-                <w:sz w:val="14"/>
-              </w:rPr>
-            </w:r>
-          </w:p>
-        </w:tc>
-      </w:tr>
-      <w:tr>
-        <w:trPr>
-          <w:trHeight w:val="207"/>
-        </w:trPr>
-        <w:tc>
-          <w:tcPr>
-            <w:tcW w:type="dxa" w:w="654"/>
-            <w:tcMar>
-              <w:top w:w="0" w:type="dxa"/>
-              <w:bottom w:w="0" w:type="dxa"/>
-              <w:left w:w="20" w:type="dxa"/>
-              <w:right w:w="20" w:type="dxa"/>
-            </w:tcMar>
-            <w:gridSpan w:val="2"/>
-            <w:vMerge w:val="restart"/>
-            <w:tcBorders>
-              <w:top w:val="single" w:sz="4" w:color="000000"/>
-              <w:bottom w:val="single" w:sz="4" w:color="000000"/>
-              <w:left w:val="single" w:sz="4" w:color="000000"/>
-              <w:right w:val="single" w:sz="4" w:color="000000"/>
-            </w:tcBorders>
-          </w:tcPr>
-          <w:p>
-            <w:r>
-              <w:t>№</w:t>
-            </w:r>
-          </w:p>
-        </w:tc>
-        <w:tc>
-          <w:tcPr>
-            <w:tcW w:type="dxa" w:w="5606"/>
-            <w:tcMar>
-              <w:top w:w="0" w:type="dxa"/>
-              <w:bottom w:w="0" w:type="dxa"/>
-              <w:left w:w="20" w:type="dxa"/>
-              <w:right w:w="20" w:type="dxa"/>
-            </w:tcMar>
-            <w:gridSpan w:val="17"/>
-            <w:vMerge w:val="restart"/>
-            <w:tcBorders>
-              <w:top w:val="single" w:sz="4" w:color="000000"/>
-              <w:bottom w:val="single" w:sz="4" w:color="000000"/>
-              <w:left w:val="single" w:sz="4" w:color="000000"/>
-              <w:right w:val="single" w:sz="4" w:color="000000"/>
-            </w:tcBorders>
-          </w:tcPr>
-          <w:p>
-            <w:r>
-              <w:t>Наименование работ, услуг</w:t>
-            </w:r>
-          </w:p>
-        </w:tc>
-        <w:tc>
-          <w:tcPr>
-            <w:tcW w:type="dxa" w:w="888"/>
-            <w:tcMar>
-              <w:top w:w="0" w:type="dxa"/>
-              <w:bottom w:w="0" w:type="dxa"/>
-              <w:left w:w="20" w:type="dxa"/>
-              <w:right w:w="20" w:type="dxa"/>
-            </w:tcMar>
-            <w:gridSpan w:val="3"/>
-            <w:vMerge w:val="restart"/>
-            <w:tcBorders>
-              <w:top w:val="single" w:sz="4" w:color="000000"/>
-              <w:bottom w:val="single" w:sz="4" w:color="000000"/>
-              <w:left w:val="single" w:sz="4" w:color="000000"/>
-              <w:right w:val="single" w:sz="4" w:color="000000"/>
-            </w:tcBorders>
-          </w:tcPr>
-          <w:p>
-            <w:r>
-              <w:t>Кол-во</w:t>
-            </w:r>
-          </w:p>
-        </w:tc>
-        <w:tc>
-          <w:tcPr>
-            <w:tcW w:type="dxa" w:w="826"/>
-            <w:tcMar>
-              <w:top w:w="0" w:type="dxa"/>
-              <w:bottom w:w="0" w:type="dxa"/>
-              <w:left w:w="20" w:type="dxa"/>
-              <w:right w:w="20" w:type="dxa"/>
-            </w:tcMar>
-            <w:gridSpan w:val="2"/>
-            <w:vMerge w:val="restart"/>
-            <w:tcBorders>
-              <w:top w:val="single" w:sz="4" w:color="000000"/>
-              <w:bottom w:val="single" w:sz="4" w:color="000000"/>
-              <w:left w:val="single" w:sz="4" w:color="000000"/>
-              <w:right w:val="single" w:sz="4" w:color="000000"/>
-            </w:tcBorders>
-          </w:tcPr>
-          <w:p>
-            <w:r>
-              <w:t>Ед.</w:t>
-            </w:r>
-          </w:p>
-        </w:tc>
-        <w:tc>
-          <w:tcPr>
-            <w:tcW w:type="dxa" w:w="1324"/>
-            <w:tcMar>
-              <w:top w:w="0" w:type="dxa"/>
-              <w:bottom w:w="0" w:type="dxa"/>
-              <w:left w:w="20" w:type="dxa"/>
-              <w:right w:w="20" w:type="dxa"/>
-            </w:tcMar>
-            <w:gridSpan w:val="4"/>
-            <w:vMerge w:val="restart"/>
-            <w:tcBorders>
-              <w:top w:val="single" w:sz="4" w:color="000000"/>
-              <w:bottom w:val="single" w:sz="4" w:color="000000"/>
-              <w:left w:val="single" w:sz="4" w:color="000000"/>
-              <w:right w:val="single" w:sz="4" w:color="000000"/>
-            </w:tcBorders>
-          </w:tcPr>
-          <w:p>
-            <w:r>
-              <w:t>Цена</w:t>
-            </w:r>
-          </w:p>
-        </w:tc>
-        <w:tc>
-          <w:tcPr>
-            <w:tcW w:type="dxa" w:w="1464"/>
-            <w:tcMar>
-              <w:top w:w="0" w:type="dxa"/>
-              <w:bottom w:w="0" w:type="dxa"/>
-              <w:left w:w="20" w:type="dxa"/>
-              <w:right w:w="20" w:type="dxa"/>
-            </w:tcMar>
-            <w:gridSpan w:val="4"/>
-            <w:vMerge w:val="restart"/>
-            <w:tcBorders>
-              <w:top w:val="single" w:sz="4" w:color="000000"/>
-              <w:bottom w:val="single" w:sz="4" w:color="000000"/>
-              <w:left w:val="single" w:sz="4" w:color="000000"/>
-              <w:right w:val="single" w:sz="4" w:color="000000"/>
-            </w:tcBorders>
-          </w:tcPr>
-          <w:p>
-            <w:r>
-              <w:t>Сумма</w:t>
-            </w:r>
-          </w:p>
-        </w:tc>
-      </w:tr>
-      <w:tr>
-        <w:trPr>
-          <w:trHeight w:val="207"/>
-        </w:trPr>
-        <w:tc>
-          <w:tcPr>
-            <w:tcW w:type="dxa" w:w="654"/>
-            <w:tcMar>
-              <w:top w:w="0" w:type="dxa"/>
-              <w:bottom w:w="0" w:type="dxa"/>
-              <w:left w:w="20" w:type="dxa"/>
-              <w:right w:w="20" w:type="dxa"/>
-            </w:tcMar>
-            <w:gridSpan w:val="2"/>
-            <w:vMerge/>
-            <w:tcBorders>
-              <w:top w:val="single" w:sz="4" w:color="000000"/>
-              <w:bottom w:val="single" w:sz="4" w:color="000000"/>
-              <w:left w:val="single" w:sz="4" w:color="000000"/>
-              <w:right w:val="single" w:sz="4" w:color="000000"/>
-            </w:tcBorders>
-          </w:tcPr>
-          <w:p/>
-        </w:tc>
-        <w:tc>
-          <w:tcPr>
-            <w:tcW w:type="dxa" w:w="5606"/>
-            <w:tcMar>
-              <w:top w:w="0" w:type="dxa"/>
-              <w:bottom w:w="0" w:type="dxa"/>
-              <w:left w:w="20" w:type="dxa"/>
-              <w:right w:w="20" w:type="dxa"/>
-            </w:tcMar>
-            <w:gridSpan w:val="17"/>
-            <w:vMerge/>
-            <w:tcBorders>
-              <w:top w:val="single" w:sz="4" w:color="000000"/>
-              <w:bottom w:val="single" w:sz="4" w:color="000000"/>
-              <w:left w:val="single" w:sz="4" w:color="000000"/>
-              <w:right w:val="single" w:sz="4" w:color="000000"/>
-            </w:tcBorders>
-          </w:tcPr>
-          <w:p/>
-        </w:tc>
-        <w:tc>
-          <w:tcPr>
-            <w:tcW w:type="dxa" w:w="888"/>
-            <w:tcMar>
-              <w:top w:w="0" w:type="dxa"/>
-              <w:bottom w:w="0" w:type="dxa"/>
-              <w:left w:w="20" w:type="dxa"/>
-              <w:right w:w="20" w:type="dxa"/>
-            </w:tcMar>
-            <w:gridSpan w:val="3"/>
-            <w:vMerge/>
-            <w:tcBorders>
-              <w:top w:val="single" w:sz="4" w:color="000000"/>
-              <w:bottom w:val="single" w:sz="4" w:color="000000"/>
-              <w:left w:val="single" w:sz="4" w:color="000000"/>
-              <w:right w:val="single" w:sz="4" w:color="000000"/>
-            </w:tcBorders>
-          </w:tcPr>
-          <w:p/>
-        </w:tc>
-        <w:tc>
-          <w:tcPr>
-            <w:tcW w:type="dxa" w:w="826"/>
-            <w:tcMar>
-              <w:top w:w="0" w:type="dxa"/>
-              <w:bottom w:w="0" w:type="dxa"/>
-              <w:left w:w="20" w:type="dxa"/>
-              <w:right w:w="20" w:type="dxa"/>
-            </w:tcMar>
-            <w:gridSpan w:val="2"/>
-            <w:vMerge/>
-            <w:tcBorders>
-              <w:top w:val="single" w:sz="4" w:color="000000"/>
-              <w:bottom w:val="single" w:sz="4" w:color="000000"/>
-              <w:left w:val="single" w:sz="4" w:color="000000"/>
-              <w:right w:val="single" w:sz="4" w:color="000000"/>
-            </w:tcBorders>
-          </w:tcPr>
-          <w:p/>
-        </w:tc>
-        <w:tc>
-          <w:tcPr>
-            <w:tcW w:type="dxa" w:w="1324"/>
-            <w:tcMar>
-              <w:top w:w="0" w:type="dxa"/>
-              <w:bottom w:w="0" w:type="dxa"/>
-              <w:left w:w="20" w:type="dxa"/>
-              <w:right w:w="20" w:type="dxa"/>
-            </w:tcMar>
-            <w:gridSpan w:val="4"/>
-            <w:vMerge/>
-            <w:tcBorders>
-              <w:top w:val="single" w:sz="4" w:color="000000"/>
-              <w:bottom w:val="single" w:sz="4" w:color="000000"/>
-              <w:left w:val="single" w:sz="4" w:color="000000"/>
-              <w:right w:val="single" w:sz="4" w:color="000000"/>
-            </w:tcBorders>
-          </w:tcPr>
-          <w:p/>
-        </w:tc>
-        <w:tc>
-          <w:tcPr>
-            <w:tcW w:type="dxa" w:w="1464"/>
-            <w:tcMar>
-              <w:top w:w="0" w:type="dxa"/>
-              <w:bottom w:w="0" w:type="dxa"/>
-              <w:left w:w="20" w:type="dxa"/>
-              <w:right w:w="20" w:type="dxa"/>
-            </w:tcMar>
-            <w:gridSpan w:val="4"/>
-            <w:vMerge/>
-            <w:tcBorders>
-              <w:top w:val="single" w:sz="4" w:color="000000"/>
-              <w:bottom w:val="single" w:sz="4" w:color="000000"/>
-              <w:left w:val="single" w:sz="4" w:color="000000"/>
-              <w:right w:val="single" w:sz="4" w:color="000000"/>
-            </w:tcBorders>
-          </w:tcPr>
-          <w:p/>
-        </w:tc>
-      </w:tr>
-      <w:tr>
-        <w:trPr>
-          <w:trHeight w:val="234"/>
-        </w:trPr>
-        <w:tc>
-          <w:tcPr>
-            <w:tcW w:type="dxa" w:w="654"/>
-            <w:tcMar>
-              <w:top w:w="0" w:type="dxa"/>
-              <w:bottom w:w="0" w:type="dxa"/>
-              <w:left w:w="20" w:type="dxa"/>
-              <w:right w:w="20" w:type="dxa"/>
-            </w:tcMar>
-            <w:gridSpan w:val="2"/>
-            <w:tcBorders>
-              <w:top w:val="single" w:sz="4" w:color="000000"/>
-              <w:left w:val="single" w:sz="4" w:color="000000"/>
-            </w:tcBorders>
-          </w:tcPr>
-          <w:p>
-            <w:r>
-              <w:t>{itemNumber}</w:t>
-            </w:r>
-          </w:p>
-        </w:tc>
-        <w:tc>
-          <w:tcPr>
-            <w:tcW w:type="dxa" w:w="5606"/>
-            <w:tcMar>
-              <w:top w:w="0" w:type="dxa"/>
-              <w:bottom w:w="0" w:type="dxa"/>
-              <w:left w:w="20" w:type="dxa"/>
-              <w:right w:w="20" w:type="dxa"/>
-            </w:tcMar>
-            <w:gridSpan w:val="17"/>
-            <w:tcBorders>
-              <w:top w:val="single" w:sz="4" w:color="000000"/>
-            </w:tcBorders>
-          </w:tcPr>
-          <w:p>
-            <w:r>
-              <w:t>{itemDescription}</w:t>
-            </w:r>
-          </w:p>
-        </w:tc>
-        <w:tc>
-          <w:tcPr>
-            <w:tcW w:type="dxa" w:w="888"/>
-            <w:tcMar>
-              <w:top w:w="0" w:type="dxa"/>
-              <w:bottom w:w="0" w:type="dxa"/>
-              <w:left w:w="20" w:type="dxa"/>
-              <w:right w:w="20" w:type="dxa"/>
-            </w:tcMar>
-            <w:gridSpan w:val="3"/>
-            <w:tcBorders>
-              <w:top w:val="single" w:sz="4" w:color="000000"/>
-              <w:left w:val="single" w:sz="4" w:color="000000"/>
-            </w:tcBorders>
-          </w:tcPr>
-          <w:p>
-            <w:r>
-              <w:t>{itemCount}</w:t>
-            </w:r>
-          </w:p>
-        </w:tc>
-        <w:tc>
-          <w:tcPr>
-            <w:tcW w:type="dxa" w:w="826"/>
-            <w:tcMar>
-              <w:top w:w="0" w:type="dxa"/>
-              <w:bottom w:w="0" w:type="dxa"/>
-              <w:left w:w="20" w:type="dxa"/>
-              <w:right w:w="20" w:type="dxa"/>
-            </w:tcMar>
-            <w:gridSpan w:val="2"/>
-            <w:tcBorders>
-              <w:top w:val="single" w:sz="4" w:color="000000"/>
-              <w:left w:val="single" w:sz="4" w:color="000000"/>
-            </w:tcBorders>
-          </w:tcPr>
-          <w:p>
-            <w:r>
-              <w:t>шт.</w:t>
-            </w:r>
-          </w:p>
-        </w:tc>
-        <w:tc>
-          <w:tcPr>
-            <w:tcW w:type="dxa" w:w="1324"/>
-            <w:tcMar>
-              <w:top w:w="0" w:type="dxa"/>
-              <w:bottom w:w="0" w:type="dxa"/>
-              <w:left w:w="20" w:type="dxa"/>
-              <w:right w:w="20" w:type="dxa"/>
-            </w:tcMar>
-            <w:gridSpan w:val="4"/>
-            <w:tcBorders>
-              <w:top w:val="single" w:sz="4" w:color="000000"/>
-              <w:left w:val="single" w:sz="4" w:color="000000"/>
-            </w:tcBorders>
-          </w:tcPr>
-          <w:p>
-            <w:r>
-              <w:t>{itemPrice}</w:t>
-            </w:r>
-          </w:p>
-        </w:tc>
-        <w:tc>
-          <w:tcPr>
-            <w:tcW w:type="dxa" w:w="1464"/>
-            <w:tcMar>
-              <w:top w:w="0" w:type="dxa"/>
-              <w:bottom w:w="0" w:type="dxa"/>
-              <w:left w:w="20" w:type="dxa"/>
-              <w:right w:w="20" w:type="dxa"/>
-            </w:tcMar>
-            <w:gridSpan w:val="4"/>
-            <w:tcBorders>
-              <w:top w:val="single" w:sz="4" w:color="000000"/>
-              <w:left w:val="single" w:sz="4" w:color="000000"/>
-            </w:tcBorders>
-          </w:tcPr>
-          <w:p>
-            <w:r>
-              <w:t>{itemTotal}</w:t>
-            </w:r>
-          </w:p>
-        </w:tc>
-      </w:tr>
-      <w:tr>
-        <w:trPr>
-          <w:trHeight w:val="234"/>
-        </w:trPr>
-        <w:tc>
-          <w:tcPr>
-            <w:tcW w:type="dxa" w:w="9298"/>
-            <w:tcMar>
-              <w:top w:w="0" w:type="dxa"/>
-              <w:bottom w:w="0" w:type="dxa"/>
-              <w:left w:w="20" w:type="dxa"/>
-              <w:right w:w="20" w:type="dxa"/>
-            </w:tcMar>
-            <w:gridSpan w:val="28"/>
-            <w:tcBorders/>
-          </w:tcPr>
-          <w:p>
-            <w:r>
-              <w:t>Итого:</w:t>
-            </w:r>
-          </w:p>
-        </w:tc>
-        <w:tc>
-          <w:tcPr>
-            <w:tcW w:type="dxa" w:w="1464"/>
-            <w:tcMar>
-              <w:top w:w="0" w:type="dxa"/>
-              <w:bottom w:w="0" w:type="dxa"/>
-              <w:left w:w="20" w:type="dxa"/>
-              <w:right w:w="20" w:type="dxa"/>
-            </w:tcMar>
-            <w:gridSpan w:val="4"/>
-            <w:tcBorders/>
-          </w:tcPr>
-          <w:p>
-            <w:r>
-              <w:t>{amount}</w:t>
-            </w:r>
-          </w:p>
-        </w:tc>
-      </w:tr>
-      <w:tr>
-        <w:trPr>
-          <w:trHeight w:val="234"/>
-        </w:trPr>
-        <w:tc>
-          <w:tcPr>
-            <w:tcW w:type="dxa" w:w="10762"/>
-            <w:tcMar>
-              <w:top w:w="0" w:type="dxa"/>
-              <w:bottom w:w="0" w:type="dxa"/>
-              <w:left w:w="20" w:type="dxa"/>
-              <w:right w:w="20" w:type="dxa"/>
-            </w:tcMar>
-            <w:gridSpan w:val="32"/>
-            <w:tcBorders/>
-          </w:tcPr>
-          <w:p>
-            <w:r>
-              <w:t>Без налога (НДС)</w:t>
-            </w:r>
-          </w:p>
-        </w:tc>
-      </w:tr>
-      <w:tr>
-        <w:trPr>
-          <w:trHeight w:val="207"/>
-        </w:trPr>
-        <w:tc>
-          <w:tcPr>
-            <w:tcW w:type="dxa" w:w="2990"/>
-            <w:tcMar>
-              <w:top w:w="0" w:type="dxa"/>
-              <w:bottom w:w="0" w:type="dxa"/>
-              <w:left w:w="20" w:type="dxa"/>
-              <w:right w:w="20" w:type="dxa"/>
-            </w:tcMar>
-            <w:gridSpan w:val="9"/>
-            <w:tcBorders/>
-          </w:tcPr>
-          <w:p>
-            <w:r>
-              <w:t xml:space="preserve">Всего оказано услуг на сумму  </w:t>
-            </w:r>
-          </w:p>
-        </w:tc>
-        <w:tc>
-          <w:tcPr>
-            <w:tcW w:type="dxa" w:w="1308"/>
-            <w:tcMar>
-              <w:top w:w="0" w:type="dxa"/>
-              <w:bottom w:w="0" w:type="dxa"/>
-              <w:left w:w="20" w:type="dxa"/>
-              <w:right w:w="20" w:type="dxa"/>
-            </w:tcMar>
-            <w:gridSpan w:val="4"/>
-            <w:tcBorders/>
-          </w:tcPr>
-          <w:p>
-            <w:r>
-              <w:t>{amount}</w:t>
-            </w:r>
-          </w:p>
-        </w:tc>
-        <w:tc>
-          <w:tcPr>
-            <w:tcW w:type="dxa" w:w="327"/>
-            <w:tcMar>
-              <w:top w:w="0" w:type="dxa"/>
-              <w:bottom w:w="0" w:type="dxa"/>
-              <w:left w:w="20" w:type="dxa"/>
-              <w:right w:w="20" w:type="dxa"/>
-            </w:tcMar>
-            <w:tcBorders/>
-          </w:tcPr>
-          <w:p>
-            <w:pPr>
-              <w:spacing w:after="0" w:before="0"/>
-              <w:jc w:val="left"/>
-            </w:pPr>
-            <w:r>
-              <w:rPr>
-                <w:rFonts w:ascii="Arial" w:hAnsi="Arial" w:eastAsia="Arial" w:cs="Arial"/>
-                <w:b w:val="0"/>
-                <w:i w:val="0"/>
-                <w:sz w:val="14"/>
-              </w:rPr>
-            </w:r>
-          </w:p>
-        </w:tc>
-        <w:tc>
-          <w:tcPr>
-            <w:tcW w:type="dxa" w:w="327"/>
-            <w:tcMar>
-              <w:top w:w="0" w:type="dxa"/>
-              <w:bottom w:w="0" w:type="dxa"/>
-              <w:left w:w="20" w:type="dxa"/>
-              <w:right w:w="20" w:type="dxa"/>
-            </w:tcMar>
-            <w:tcBorders/>
-          </w:tcPr>
-          <w:p>
-            <w:pPr>
-              <w:spacing w:after="0" w:before="0"/>
-              <w:jc w:val="left"/>
-            </w:pPr>
-            <w:r>
-              <w:rPr>
-                <w:rFonts w:ascii="Arial" w:hAnsi="Arial" w:eastAsia="Arial" w:cs="Arial"/>
-                <w:b w:val="0"/>
-                <w:i w:val="0"/>
-                <w:sz w:val="14"/>
-              </w:rPr>
-            </w:r>
-          </w:p>
-        </w:tc>
-        <w:tc>
-          <w:tcPr>
-            <w:tcW w:type="dxa" w:w="327"/>
-            <w:tcMar>
-              <w:top w:w="0" w:type="dxa"/>
-              <w:bottom w:w="0" w:type="dxa"/>
-              <w:left w:w="20" w:type="dxa"/>
-              <w:right w:w="20" w:type="dxa"/>
-            </w:tcMar>
-            <w:tcBorders/>
-          </w:tcPr>
-          <w:p>
-            <w:pPr>
-              <w:spacing w:after="0" w:before="0"/>
-              <w:jc w:val="left"/>
-            </w:pPr>
-            <w:r>
-              <w:rPr>
-                <w:rFonts w:ascii="Arial" w:hAnsi="Arial" w:eastAsia="Arial" w:cs="Arial"/>
-                <w:b w:val="0"/>
-                <w:i w:val="0"/>
-                <w:sz w:val="14"/>
-              </w:rPr>
-            </w:r>
-          </w:p>
-        </w:tc>
-        <w:tc>
-          <w:tcPr>
-            <w:tcW w:type="dxa" w:w="327"/>
-            <w:tcMar>
-              <w:top w:w="0" w:type="dxa"/>
-              <w:bottom w:w="0" w:type="dxa"/>
-              <w:left w:w="20" w:type="dxa"/>
-              <w:right w:w="20" w:type="dxa"/>
-            </w:tcMar>
-            <w:tcBorders/>
-          </w:tcPr>
-          <w:p>
-            <w:pPr>
-              <w:spacing w:after="0" w:before="0"/>
-              <w:jc w:val="left"/>
-            </w:pPr>
-            <w:r>
-              <w:rPr>
-                <w:rFonts w:ascii="Arial" w:hAnsi="Arial" w:eastAsia="Arial" w:cs="Arial"/>
-                <w:b w:val="0"/>
-                <w:i w:val="0"/>
-                <w:sz w:val="14"/>
-              </w:rPr>
-            </w:r>
-          </w:p>
-        </w:tc>
-        <w:tc>
-          <w:tcPr>
-            <w:tcW w:type="dxa" w:w="327"/>
-            <w:tcMar>
-              <w:top w:w="0" w:type="dxa"/>
-              <w:bottom w:w="0" w:type="dxa"/>
-              <w:left w:w="20" w:type="dxa"/>
-              <w:right w:w="20" w:type="dxa"/>
-            </w:tcMar>
-            <w:tcBorders/>
-          </w:tcPr>
-          <w:p>
-            <w:pPr>
-              <w:spacing w:after="0" w:before="0"/>
-              <w:jc w:val="left"/>
-            </w:pPr>
-            <w:r>
-              <w:rPr>
-                <w:rFonts w:ascii="Arial" w:hAnsi="Arial" w:eastAsia="Arial" w:cs="Arial"/>
-                <w:b w:val="0"/>
-                <w:i w:val="0"/>
-                <w:sz w:val="14"/>
-              </w:rPr>
-            </w:r>
-          </w:p>
-        </w:tc>
-        <w:tc>
-          <w:tcPr>
-            <w:tcW w:type="dxa" w:w="327"/>
-            <w:tcMar>
-              <w:top w:w="0" w:type="dxa"/>
-              <w:bottom w:w="0" w:type="dxa"/>
-              <w:left w:w="20" w:type="dxa"/>
-              <w:right w:w="20" w:type="dxa"/>
-            </w:tcMar>
-            <w:tcBorders/>
-          </w:tcPr>
-          <w:p>
-            <w:pPr>
-              <w:spacing w:after="0" w:before="0"/>
-              <w:jc w:val="left"/>
-            </w:pPr>
-            <w:r>
-              <w:rPr>
-                <w:rFonts w:ascii="Arial" w:hAnsi="Arial" w:eastAsia="Arial" w:cs="Arial"/>
-                <w:b w:val="0"/>
-                <w:i w:val="0"/>
-                <w:sz w:val="14"/>
-              </w:rPr>
-            </w:r>
-          </w:p>
-        </w:tc>
-        <w:tc>
-          <w:tcPr>
-            <w:tcW w:type="dxa" w:w="327"/>
-            <w:tcMar>
-              <w:top w:w="0" w:type="dxa"/>
-              <w:bottom w:w="0" w:type="dxa"/>
-              <w:left w:w="20" w:type="dxa"/>
-              <w:right w:w="20" w:type="dxa"/>
-            </w:tcMar>
-            <w:tcBorders/>
-          </w:tcPr>
-          <w:p>
-            <w:pPr>
-              <w:spacing w:after="0" w:before="0"/>
-              <w:jc w:val="left"/>
-            </w:pPr>
-            <w:r>
-              <w:rPr>
-                <w:rFonts w:ascii="Arial" w:hAnsi="Arial" w:eastAsia="Arial" w:cs="Arial"/>
-                <w:b w:val="0"/>
-                <w:i w:val="0"/>
-                <w:sz w:val="14"/>
-              </w:rPr>
-            </w:r>
-          </w:p>
-        </w:tc>
-        <w:tc>
-          <w:tcPr>
-            <w:tcW w:type="dxa" w:w="327"/>
-            <w:tcMar>
-              <w:top w:w="0" w:type="dxa"/>
-              <w:bottom w:w="0" w:type="dxa"/>
-              <w:left w:w="20" w:type="dxa"/>
-              <w:right w:w="20" w:type="dxa"/>
-            </w:tcMar>
-            <w:tcBorders/>
-          </w:tcPr>
-          <w:p>
-            <w:pPr>
-              <w:spacing w:after="0" w:before="0"/>
-              <w:jc w:val="left"/>
-            </w:pPr>
-            <w:r>
-              <w:rPr>
-                <w:rFonts w:ascii="Arial" w:hAnsi="Arial" w:eastAsia="Arial" w:cs="Arial"/>
-                <w:b w:val="0"/>
-                <w:i w:val="0"/>
-                <w:sz w:val="14"/>
-              </w:rPr>
-            </w:r>
-          </w:p>
-        </w:tc>
-        <w:tc>
-          <w:tcPr>
-            <w:tcW w:type="dxa" w:w="234"/>
-            <w:tcMar>
-              <w:top w:w="0" w:type="dxa"/>
-              <w:bottom w:w="0" w:type="dxa"/>
-              <w:left w:w="20" w:type="dxa"/>
-              <w:right w:w="20" w:type="dxa"/>
-            </w:tcMar>
-            <w:tcBorders/>
-          </w:tcPr>
-          <w:p>
-            <w:pPr>
-              <w:spacing w:after="0" w:before="0"/>
-              <w:jc w:val="left"/>
-            </w:pPr>
-            <w:r>
-              <w:rPr>
-                <w:rFonts w:ascii="Arial" w:hAnsi="Arial" w:eastAsia="Arial" w:cs="Arial"/>
-                <w:b w:val="0"/>
-                <w:i w:val="0"/>
-                <w:sz w:val="14"/>
-              </w:rPr>
-            </w:r>
-          </w:p>
-        </w:tc>
-        <w:tc>
-          <w:tcPr>
-            <w:tcW w:type="dxa" w:w="327"/>
-            <w:tcMar>
-              <w:top w:w="0" w:type="dxa"/>
-              <w:bottom w:w="0" w:type="dxa"/>
-              <w:left w:w="20" w:type="dxa"/>
-              <w:right w:w="20" w:type="dxa"/>
-            </w:tcMar>
-            <w:tcBorders/>
-          </w:tcPr>
-          <w:p>
-            <w:pPr>
-              <w:spacing w:after="0" w:before="0"/>
-              <w:jc w:val="left"/>
-            </w:pPr>
-            <w:r>
-              <w:rPr>
-                <w:rFonts w:ascii="Arial" w:hAnsi="Arial" w:eastAsia="Arial" w:cs="Arial"/>
-                <w:b w:val="0"/>
-                <w:i w:val="0"/>
-                <w:sz w:val="14"/>
-              </w:rPr>
-            </w:r>
-          </w:p>
-        </w:tc>
-        <w:tc>
-          <w:tcPr>
-            <w:tcW w:type="dxa" w:w="499"/>
-            <w:tcMar>
-              <w:top w:w="0" w:type="dxa"/>
-              <w:bottom w:w="0" w:type="dxa"/>
-              <w:left w:w="20" w:type="dxa"/>
-              <w:right w:w="20" w:type="dxa"/>
-            </w:tcMar>
-            <w:tcBorders/>
-          </w:tcPr>
-          <w:p>
-            <w:pPr>
-              <w:spacing w:after="0" w:before="0"/>
-              <w:jc w:val="left"/>
-            </w:pPr>
-            <w:r>
-              <w:rPr>
-                <w:rFonts w:ascii="Arial" w:hAnsi="Arial" w:eastAsia="Arial" w:cs="Arial"/>
-                <w:b w:val="0"/>
-                <w:i w:val="0"/>
-                <w:sz w:val="14"/>
-              </w:rPr>
-            </w:r>
-          </w:p>
-        </w:tc>
-        <w:tc>
-          <w:tcPr>
-            <w:tcW w:type="dxa" w:w="327"/>
-            <w:tcMar>
-              <w:top w:w="0" w:type="dxa"/>
-              <w:bottom w:w="0" w:type="dxa"/>
-              <w:left w:w="20" w:type="dxa"/>
-              <w:right w:w="20" w:type="dxa"/>
-            </w:tcMar>
-            <w:tcBorders/>
-          </w:tcPr>
-          <w:p>
-            <w:pPr>
-              <w:spacing w:after="0" w:before="0"/>
-              <w:jc w:val="left"/>
-            </w:pPr>
-            <w:r>
-              <w:rPr>
-                <w:rFonts w:ascii="Arial" w:hAnsi="Arial" w:eastAsia="Arial" w:cs="Arial"/>
-                <w:b w:val="0"/>
-                <w:i w:val="0"/>
-                <w:sz w:val="14"/>
-              </w:rPr>
-            </w:r>
-          </w:p>
-        </w:tc>
-        <w:tc>
-          <w:tcPr>
-            <w:tcW w:type="dxa" w:w="327"/>
-            <w:tcMar>
-              <w:top w:w="0" w:type="dxa"/>
-              <w:bottom w:w="0" w:type="dxa"/>
-              <w:left w:w="20" w:type="dxa"/>
-              <w:right w:w="20" w:type="dxa"/>
-            </w:tcMar>
-            <w:tcBorders/>
-          </w:tcPr>
-          <w:p>
-            <w:pPr>
-              <w:spacing w:after="0" w:before="0"/>
-              <w:jc w:val="left"/>
-            </w:pPr>
-            <w:r>
-              <w:rPr>
-                <w:rFonts w:ascii="Arial" w:hAnsi="Arial" w:eastAsia="Arial" w:cs="Arial"/>
-                <w:b w:val="0"/>
-                <w:i w:val="0"/>
-                <w:sz w:val="14"/>
-              </w:rPr>
-            </w:r>
-          </w:p>
-        </w:tc>
-        <w:tc>
-          <w:tcPr>
-            <w:tcW w:type="dxa" w:w="343"/>
-            <w:tcMar>
-              <w:top w:w="0" w:type="dxa"/>
-              <w:bottom w:w="0" w:type="dxa"/>
-              <w:left w:w="20" w:type="dxa"/>
-              <w:right w:w="20" w:type="dxa"/>
-            </w:tcMar>
-            <w:tcBorders/>
-          </w:tcPr>
-          <w:p>
-            <w:pPr>
-              <w:spacing w:after="0" w:before="0"/>
-              <w:jc w:val="left"/>
-            </w:pPr>
-            <w:r>
-              <w:rPr>
-                <w:rFonts w:ascii="Arial" w:hAnsi="Arial" w:eastAsia="Arial" w:cs="Arial"/>
-                <w:b w:val="0"/>
-                <w:i w:val="0"/>
-                <w:sz w:val="14"/>
-              </w:rPr>
-            </w:r>
-          </w:p>
-        </w:tc>
-        <w:tc>
-          <w:tcPr>
-            <w:tcW w:type="dxa" w:w="327"/>
-            <w:tcMar>
-              <w:top w:w="0" w:type="dxa"/>
-              <w:bottom w:w="0" w:type="dxa"/>
-              <w:left w:w="20" w:type="dxa"/>
-              <w:right w:w="20" w:type="dxa"/>
-            </w:tcMar>
-            <w:tcBorders/>
-          </w:tcPr>
-          <w:p>
-            <w:pPr>
-              <w:spacing w:after="0" w:before="0"/>
-              <w:jc w:val="left"/>
-            </w:pPr>
-            <w:r>
-              <w:rPr>
-                <w:rFonts w:ascii="Arial" w:hAnsi="Arial" w:eastAsia="Arial" w:cs="Arial"/>
-                <w:b w:val="0"/>
-                <w:i w:val="0"/>
-                <w:sz w:val="14"/>
-              </w:rPr>
-            </w:r>
-          </w:p>
-        </w:tc>
-        <w:tc>
-          <w:tcPr>
-            <w:tcW w:type="dxa" w:w="327"/>
-            <w:tcMar>
-              <w:top w:w="0" w:type="dxa"/>
-              <w:bottom w:w="0" w:type="dxa"/>
-              <w:left w:w="20" w:type="dxa"/>
-              <w:right w:w="20" w:type="dxa"/>
-            </w:tcMar>
-            <w:tcBorders/>
-          </w:tcPr>
-          <w:p>
-            <w:pPr>
-              <w:spacing w:after="0" w:before="0"/>
-              <w:jc w:val="left"/>
-            </w:pPr>
-            <w:r>
-              <w:rPr>
-                <w:rFonts w:ascii="Arial" w:hAnsi="Arial" w:eastAsia="Arial" w:cs="Arial"/>
-                <w:b w:val="0"/>
-                <w:i w:val="0"/>
-                <w:sz w:val="14"/>
-              </w:rPr>
-            </w:r>
-          </w:p>
-        </w:tc>
-        <w:tc>
-          <w:tcPr>
-            <w:tcW w:type="dxa" w:w="327"/>
-            <w:tcMar>
-              <w:top w:w="0" w:type="dxa"/>
-              <w:bottom w:w="0" w:type="dxa"/>
-              <w:left w:w="20" w:type="dxa"/>
-              <w:right w:w="20" w:type="dxa"/>
-            </w:tcMar>
-            <w:tcBorders/>
-          </w:tcPr>
-          <w:p>
-            <w:pPr>
-              <w:spacing w:after="0" w:before="0"/>
-              <w:jc w:val="left"/>
-            </w:pPr>
-            <w:r>
-              <w:rPr>
-                <w:rFonts w:ascii="Arial" w:hAnsi="Arial" w:eastAsia="Arial" w:cs="Arial"/>
-                <w:b w:val="0"/>
-                <w:i w:val="0"/>
-                <w:sz w:val="14"/>
-              </w:rPr>
-            </w:r>
-          </w:p>
-        </w:tc>
-        <w:tc>
-          <w:tcPr>
-            <w:tcW w:type="dxa" w:w="327"/>
-            <w:tcMar>
-              <w:top w:w="0" w:type="dxa"/>
-              <w:bottom w:w="0" w:type="dxa"/>
-              <w:left w:w="20" w:type="dxa"/>
-              <w:right w:w="20" w:type="dxa"/>
-            </w:tcMar>
-            <w:tcBorders/>
-          </w:tcPr>
-          <w:p>
-            <w:pPr>
-              <w:spacing w:after="0" w:before="0"/>
-              <w:jc w:val="left"/>
-            </w:pPr>
-            <w:r>
-              <w:rPr>
-                <w:rFonts w:ascii="Arial" w:hAnsi="Arial" w:eastAsia="Arial" w:cs="Arial"/>
-                <w:b w:val="0"/>
-                <w:i w:val="0"/>
-                <w:sz w:val="14"/>
-              </w:rPr>
-            </w:r>
-          </w:p>
-        </w:tc>
-        <w:tc>
-          <w:tcPr>
-            <w:tcW w:type="dxa" w:w="483"/>
-            <w:tcMar>
-              <w:top w:w="0" w:type="dxa"/>
-              <w:bottom w:w="0" w:type="dxa"/>
-              <w:left w:w="20" w:type="dxa"/>
-              <w:right w:w="20" w:type="dxa"/>
-            </w:tcMar>
-            <w:tcBorders/>
-          </w:tcPr>
-          <w:p>
-            <w:pPr>
-              <w:spacing w:after="0" w:before="0"/>
-              <w:jc w:val="left"/>
-            </w:pPr>
-            <w:r>
-              <w:rPr>
-                <w:rFonts w:ascii="Arial" w:hAnsi="Arial" w:eastAsia="Arial" w:cs="Arial"/>
-                <w:b w:val="0"/>
-                <w:i w:val="0"/>
-                <w:sz w:val="14"/>
-              </w:rPr>
-            </w:r>
-          </w:p>
-        </w:tc>
-      </w:tr>
-      <w:tr>
-        <w:trPr>
-          <w:trHeight w:val="245"/>
-        </w:trPr>
-        <w:tc>
-          <w:tcPr>
-            <w:tcW w:type="dxa" w:w="10279"/>
-            <w:tcMar>
-              <w:top w:w="0" w:type="dxa"/>
-              <w:bottom w:w="0" w:type="dxa"/>
-              <w:left w:w="20" w:type="dxa"/>
-              <w:right w:w="20" w:type="dxa"/>
-            </w:tcMar>
-            <w:gridSpan w:val="31"/>
-            <w:tcBorders/>
-          </w:tcPr>
-          <w:p>
-            <w:r>
-              <w:t>{total}</w:t>
-            </w:r>
-          </w:p>
-        </w:tc>
-        <w:tc>
-          <w:tcPr>
-            <w:tcW w:type="dxa" w:w="483"/>
-            <w:tcMar>
-              <w:top w:w="0" w:type="dxa"/>
-              <w:bottom w:w="0" w:type="dxa"/>
-              <w:left w:w="20" w:type="dxa"/>
-              <w:right w:w="20" w:type="dxa"/>
-            </w:tcMar>
-            <w:tcBorders/>
-          </w:tcPr>
-          <w:p>
-            <w:pPr>
-              <w:spacing w:after="0" w:before="0"/>
-              <w:jc w:val="left"/>
-            </w:pPr>
-            <w:r>
-              <w:rPr>
-                <w:rFonts w:ascii="Arial" w:hAnsi="Arial" w:eastAsia="Arial" w:cs="Arial"/>
-                <w:b w:val="0"/>
-                <w:i w:val="0"/>
-                <w:sz w:val="14"/>
-              </w:rPr>
-            </w:r>
-          </w:p>
-        </w:tc>
-      </w:tr>
-      <w:tr>
-        <w:trPr>
-          <w:trHeight w:val="427"/>
-        </w:trPr>
-        <w:tc>
-          <w:tcPr>
-            <w:tcW w:type="dxa" w:w="10762"/>
-            <w:tcMar>
-              <w:top w:w="0" w:type="dxa"/>
-              <w:bottom w:w="0" w:type="dxa"/>
-              <w:left w:w="20" w:type="dxa"/>
-              <w:right w:w="20" w:type="dxa"/>
-            </w:tcMar>
-            <w:gridSpan w:val="32"/>
-            <w:tcBorders/>
-          </w:tcPr>
-          <w:p>
-            <w:r>
-              <w:t>Вышеперечисленные услуги выполнены полностью и в срок. Заказчик претензий по объему, качеству и срокам оказания услуг не имеет.</w:t>
-            </w:r>
-          </w:p>
-        </w:tc>
-      </w:tr>
-      <w:tr>
-        <w:trPr>
-          <w:trHeight w:val="207"/>
-        </w:trPr>
-        <w:tc>
-          <w:tcPr>
-            <w:tcW w:type="dxa" w:w="327"/>
-            <w:tcMar>
-              <w:top w:w="0" w:type="dxa"/>
-              <w:bottom w:w="0" w:type="dxa"/>
-              <w:left w:w="20" w:type="dxa"/>
-              <w:right w:w="20" w:type="dxa"/>
-            </w:tcMar>
-            <w:tcBorders/>
-          </w:tcPr>
-          <w:p>
-            <w:pPr>
-              <w:spacing w:after="0" w:before="0"/>
-              <w:jc w:val="left"/>
-            </w:pPr>
-            <w:r>
-              <w:rPr>
-                <w:rFonts w:ascii="Arial" w:hAnsi="Arial" w:eastAsia="Arial" w:cs="Arial"/>
-                <w:b w:val="0"/>
-                <w:i w:val="0"/>
-                <w:sz w:val="14"/>
-              </w:rPr>
-            </w:r>
-          </w:p>
-        </w:tc>
-        <w:tc>
-          <w:tcPr>
-            <w:tcW w:type="dxa" w:w="327"/>
-            <w:tcMar>
-              <w:top w:w="0" w:type="dxa"/>
-              <w:bottom w:w="0" w:type="dxa"/>
-              <w:left w:w="20" w:type="dxa"/>
-              <w:right w:w="20" w:type="dxa"/>
-            </w:tcMar>
-            <w:tcBorders/>
-          </w:tcPr>
-          <w:p>
-            <w:pPr>
-              <w:spacing w:after="0" w:before="0"/>
-              <w:jc w:val="left"/>
-            </w:pPr>
-            <w:r>
-              <w:rPr>
-                <w:rFonts w:ascii="Arial" w:hAnsi="Arial" w:eastAsia="Arial" w:cs="Arial"/>
-                <w:b w:val="0"/>
-                <w:i w:val="0"/>
-                <w:sz w:val="14"/>
-              </w:rPr>
-            </w:r>
-          </w:p>
-        </w:tc>
-        <w:tc>
-          <w:tcPr>
-            <w:tcW w:type="dxa" w:w="327"/>
-            <w:tcMar>
-              <w:top w:w="0" w:type="dxa"/>
-              <w:bottom w:w="0" w:type="dxa"/>
-              <w:left w:w="20" w:type="dxa"/>
-              <w:right w:w="20" w:type="dxa"/>
-            </w:tcMar>
-            <w:tcBorders/>
-          </w:tcPr>
-          <w:p>
-            <w:pPr>
-              <w:spacing w:after="0" w:before="0"/>
-              <w:jc w:val="left"/>
-            </w:pPr>
-            <w:r>
-              <w:rPr>
-                <w:rFonts w:ascii="Arial" w:hAnsi="Arial" w:eastAsia="Arial" w:cs="Arial"/>
-                <w:b w:val="0"/>
-                <w:i w:val="0"/>
-                <w:sz w:val="14"/>
-              </w:rPr>
-            </w:r>
-          </w:p>
-        </w:tc>
-        <w:tc>
-          <w:tcPr>
-            <w:tcW w:type="dxa" w:w="374"/>
-            <w:tcMar>
-              <w:top w:w="0" w:type="dxa"/>
-              <w:bottom w:w="0" w:type="dxa"/>
-              <w:left w:w="20" w:type="dxa"/>
-              <w:right w:w="20" w:type="dxa"/>
-            </w:tcMar>
-            <w:tcBorders/>
-          </w:tcPr>
-          <w:p>
-            <w:pPr>
-              <w:spacing w:after="0" w:before="0"/>
-              <w:jc w:val="left"/>
-            </w:pPr>
-            <w:r>
-              <w:rPr>
-                <w:rFonts w:ascii="Arial" w:hAnsi="Arial" w:eastAsia="Arial" w:cs="Arial"/>
-                <w:b w:val="0"/>
-                <w:i w:val="0"/>
-                <w:sz w:val="14"/>
-              </w:rPr>
-            </w:r>
-          </w:p>
-        </w:tc>
-        <w:tc>
-          <w:tcPr>
-            <w:tcW w:type="dxa" w:w="327"/>
-            <w:tcMar>
-              <w:top w:w="0" w:type="dxa"/>
-              <w:bottom w:w="0" w:type="dxa"/>
-              <w:left w:w="20" w:type="dxa"/>
-              <w:right w:w="20" w:type="dxa"/>
-            </w:tcMar>
-            <w:tcBorders/>
-          </w:tcPr>
-          <w:p>
-            <w:pPr>
-              <w:spacing w:after="0" w:before="0"/>
-              <w:jc w:val="left"/>
-            </w:pPr>
-            <w:r>
-              <w:rPr>
-                <w:rFonts w:ascii="Arial" w:hAnsi="Arial" w:eastAsia="Arial" w:cs="Arial"/>
-                <w:b w:val="0"/>
-                <w:i w:val="0"/>
-                <w:sz w:val="14"/>
-              </w:rPr>
-            </w:r>
-          </w:p>
-        </w:tc>
-        <w:tc>
-          <w:tcPr>
-            <w:tcW w:type="dxa" w:w="327"/>
-            <w:tcMar>
-              <w:top w:w="0" w:type="dxa"/>
-              <w:bottom w:w="0" w:type="dxa"/>
-              <w:left w:w="20" w:type="dxa"/>
-              <w:right w:w="20" w:type="dxa"/>
-            </w:tcMar>
-            <w:tcBorders/>
-          </w:tcPr>
-          <w:p>
-            <w:pPr>
-              <w:spacing w:after="0" w:before="0"/>
-              <w:jc w:val="left"/>
-            </w:pPr>
-            <w:r>
-              <w:rPr>
-                <w:rFonts w:ascii="Arial" w:hAnsi="Arial" w:eastAsia="Arial" w:cs="Arial"/>
-                <w:b w:val="0"/>
-                <w:i w:val="0"/>
-                <w:sz w:val="14"/>
-              </w:rPr>
-            </w:r>
-          </w:p>
-        </w:tc>
-        <w:tc>
-          <w:tcPr>
-            <w:tcW w:type="dxa" w:w="327"/>
-            <w:tcMar>
-              <w:top w:w="0" w:type="dxa"/>
-              <w:bottom w:w="0" w:type="dxa"/>
-              <w:left w:w="20" w:type="dxa"/>
-              <w:right w:w="20" w:type="dxa"/>
-            </w:tcMar>
-            <w:tcBorders/>
-          </w:tcPr>
-          <w:p>
-            <w:pPr>
-              <w:spacing w:after="0" w:before="0"/>
-              <w:jc w:val="left"/>
-            </w:pPr>
-            <w:r>
-              <w:rPr>
-                <w:rFonts w:ascii="Arial" w:hAnsi="Arial" w:eastAsia="Arial" w:cs="Arial"/>
-                <w:b w:val="0"/>
-                <w:i w:val="0"/>
-                <w:sz w:val="14"/>
-              </w:rPr>
-            </w:r>
-          </w:p>
-        </w:tc>
-        <w:tc>
-          <w:tcPr>
-            <w:tcW w:type="dxa" w:w="327"/>
-            <w:tcMar>
-              <w:top w:w="0" w:type="dxa"/>
-              <w:bottom w:w="0" w:type="dxa"/>
-              <w:left w:w="20" w:type="dxa"/>
-              <w:right w:w="20" w:type="dxa"/>
-            </w:tcMar>
-            <w:tcBorders/>
-          </w:tcPr>
-          <w:p>
-            <w:pPr>
-              <w:spacing w:after="0" w:before="0"/>
-              <w:jc w:val="left"/>
-            </w:pPr>
-            <w:r>
-              <w:rPr>
-                <w:rFonts w:ascii="Arial" w:hAnsi="Arial" w:eastAsia="Arial" w:cs="Arial"/>
-                <w:b w:val="0"/>
-                <w:i w:val="0"/>
-                <w:sz w:val="14"/>
-              </w:rPr>
-            </w:r>
-          </w:p>
-        </w:tc>
-        <w:tc>
-          <w:tcPr>
-            <w:tcW w:type="dxa" w:w="327"/>
-            <w:tcMar>
-              <w:top w:w="0" w:type="dxa"/>
-              <w:bottom w:w="0" w:type="dxa"/>
-              <w:left w:w="20" w:type="dxa"/>
-              <w:right w:w="20" w:type="dxa"/>
-            </w:tcMar>
-            <w:tcBorders/>
-          </w:tcPr>
-          <w:p>
-            <w:pPr>
-              <w:spacing w:after="0" w:before="0"/>
-              <w:jc w:val="left"/>
-            </w:pPr>
-            <w:r>
-              <w:rPr>
-                <w:rFonts w:ascii="Arial" w:hAnsi="Arial" w:eastAsia="Arial" w:cs="Arial"/>
-                <w:b w:val="0"/>
-                <w:i w:val="0"/>
-                <w:sz w:val="14"/>
-              </w:rPr>
-            </w:r>
-          </w:p>
-        </w:tc>
-        <w:tc>
-          <w:tcPr>
-            <w:tcW w:type="dxa" w:w="327"/>
-            <w:tcMar>
-              <w:top w:w="0" w:type="dxa"/>
-              <w:bottom w:w="0" w:type="dxa"/>
-              <w:left w:w="20" w:type="dxa"/>
-              <w:right w:w="20" w:type="dxa"/>
-            </w:tcMar>
-            <w:tcBorders/>
-          </w:tcPr>
-          <w:p>
-            <w:pPr>
-              <w:spacing w:after="0" w:before="0"/>
-              <w:jc w:val="left"/>
-            </w:pPr>
-            <w:r>
-              <w:rPr>
-                <w:rFonts w:ascii="Arial" w:hAnsi="Arial" w:eastAsia="Arial" w:cs="Arial"/>
-                <w:b w:val="0"/>
-                <w:i w:val="0"/>
-                <w:sz w:val="14"/>
-              </w:rPr>
-            </w:r>
-          </w:p>
-        </w:tc>
-        <w:tc>
-          <w:tcPr>
-            <w:tcW w:type="dxa" w:w="327"/>
-            <w:tcMar>
-              <w:top w:w="0" w:type="dxa"/>
-              <w:bottom w:w="0" w:type="dxa"/>
-              <w:left w:w="20" w:type="dxa"/>
-              <w:right w:w="20" w:type="dxa"/>
-            </w:tcMar>
-            <w:tcBorders/>
-          </w:tcPr>
-          <w:p>
-            <w:pPr>
-              <w:spacing w:after="0" w:before="0"/>
-              <w:jc w:val="left"/>
-            </w:pPr>
-            <w:r>
-              <w:rPr>
-                <w:rFonts w:ascii="Arial" w:hAnsi="Arial" w:eastAsia="Arial" w:cs="Arial"/>
-                <w:b w:val="0"/>
-                <w:i w:val="0"/>
-                <w:sz w:val="14"/>
-              </w:rPr>
-            </w:r>
-          </w:p>
-        </w:tc>
-        <w:tc>
-          <w:tcPr>
-            <w:tcW w:type="dxa" w:w="327"/>
-            <w:tcMar>
-              <w:top w:w="0" w:type="dxa"/>
-              <w:bottom w:w="0" w:type="dxa"/>
-              <w:left w:w="20" w:type="dxa"/>
-              <w:right w:w="20" w:type="dxa"/>
-            </w:tcMar>
-            <w:tcBorders/>
-          </w:tcPr>
-          <w:p>
-            <w:pPr>
-              <w:spacing w:after="0" w:before="0"/>
-              <w:jc w:val="left"/>
-            </w:pPr>
-            <w:r>
-              <w:rPr>
-                <w:rFonts w:ascii="Arial" w:hAnsi="Arial" w:eastAsia="Arial" w:cs="Arial"/>
-                <w:b w:val="0"/>
-                <w:i w:val="0"/>
-                <w:sz w:val="14"/>
-              </w:rPr>
-            </w:r>
-          </w:p>
-        </w:tc>
-        <w:tc>
-          <w:tcPr>
-            <w:tcW w:type="dxa" w:w="327"/>
-            <w:tcMar>
-              <w:top w:w="0" w:type="dxa"/>
-              <w:bottom w:w="0" w:type="dxa"/>
-              <w:left w:w="20" w:type="dxa"/>
-              <w:right w:w="20" w:type="dxa"/>
-            </w:tcMar>
-            <w:tcBorders/>
-          </w:tcPr>
-          <w:p>
-            <w:pPr>
-              <w:spacing w:after="0" w:before="0"/>
-              <w:jc w:val="left"/>
-            </w:pPr>
-            <w:r>
-              <w:rPr>
-                <w:rFonts w:ascii="Arial" w:hAnsi="Arial" w:eastAsia="Arial" w:cs="Arial"/>
-                <w:b w:val="0"/>
-                <w:i w:val="0"/>
-                <w:sz w:val="14"/>
-              </w:rPr>
-            </w:r>
-          </w:p>
-        </w:tc>
-        <w:tc>
-          <w:tcPr>
-            <w:tcW w:type="dxa" w:w="327"/>
-            <w:tcMar>
-              <w:top w:w="0" w:type="dxa"/>
-              <w:bottom w:w="0" w:type="dxa"/>
-              <w:left w:w="20" w:type="dxa"/>
-              <w:right w:w="20" w:type="dxa"/>
-            </w:tcMar>
-            <w:tcBorders/>
-          </w:tcPr>
-          <w:p>
-            <w:pPr>
-              <w:spacing w:after="0" w:before="0"/>
-              <w:jc w:val="left"/>
-            </w:pPr>
-            <w:r>
-              <w:rPr>
-                <w:rFonts w:ascii="Arial" w:hAnsi="Arial" w:eastAsia="Arial" w:cs="Arial"/>
-                <w:b w:val="0"/>
-                <w:i w:val="0"/>
-                <w:sz w:val="14"/>
-              </w:rPr>
-            </w:r>
-          </w:p>
-        </w:tc>
-        <w:tc>
-          <w:tcPr>
-            <w:tcW w:type="dxa" w:w="327"/>
-            <w:tcMar>
-              <w:top w:w="0" w:type="dxa"/>
-              <w:bottom w:w="0" w:type="dxa"/>
-              <w:left w:w="20" w:type="dxa"/>
-              <w:right w:w="20" w:type="dxa"/>
-            </w:tcMar>
-            <w:tcBorders/>
-          </w:tcPr>
-          <w:p>
-            <w:pPr>
-              <w:spacing w:after="0" w:before="0"/>
-              <w:jc w:val="left"/>
-            </w:pPr>
-            <w:r>
-              <w:rPr>
-                <w:rFonts w:ascii="Arial" w:hAnsi="Arial" w:eastAsia="Arial" w:cs="Arial"/>
-                <w:b w:val="0"/>
-                <w:i w:val="0"/>
-                <w:sz w:val="14"/>
-              </w:rPr>
-            </w:r>
-          </w:p>
-        </w:tc>
-        <w:tc>
-          <w:tcPr>
-            <w:tcW w:type="dxa" w:w="327"/>
-            <w:tcMar>
-              <w:top w:w="0" w:type="dxa"/>
-              <w:bottom w:w="0" w:type="dxa"/>
-              <w:left w:w="20" w:type="dxa"/>
-              <w:right w:w="20" w:type="dxa"/>
-            </w:tcMar>
-            <w:tcBorders/>
-          </w:tcPr>
-          <w:p>
-            <w:pPr>
-              <w:spacing w:after="0" w:before="0"/>
-              <w:jc w:val="left"/>
-            </w:pPr>
-            <w:r>
-              <w:rPr>
-                <w:rFonts w:ascii="Arial" w:hAnsi="Arial" w:eastAsia="Arial" w:cs="Arial"/>
-                <w:b w:val="0"/>
-                <w:i w:val="0"/>
-                <w:sz w:val="14"/>
-              </w:rPr>
-            </w:r>
-          </w:p>
-        </w:tc>
-        <w:tc>
-          <w:tcPr>
-            <w:tcW w:type="dxa" w:w="327"/>
-            <w:tcMar>
-              <w:top w:w="0" w:type="dxa"/>
-              <w:bottom w:w="0" w:type="dxa"/>
-              <w:left w:w="20" w:type="dxa"/>
-              <w:right w:w="20" w:type="dxa"/>
-            </w:tcMar>
-            <w:tcBorders/>
-          </w:tcPr>
-          <w:p>
-            <w:pPr>
-              <w:spacing w:after="0" w:before="0"/>
-              <w:jc w:val="left"/>
-            </w:pPr>
-            <w:r>
-              <w:rPr>
-                <w:rFonts w:ascii="Arial" w:hAnsi="Arial" w:eastAsia="Arial" w:cs="Arial"/>
-                <w:b w:val="0"/>
-                <w:i w:val="0"/>
-                <w:sz w:val="14"/>
-              </w:rPr>
-            </w:r>
-          </w:p>
-        </w:tc>
-        <w:tc>
-          <w:tcPr>
-            <w:tcW w:type="dxa" w:w="327"/>
-            <w:tcMar>
-              <w:top w:w="0" w:type="dxa"/>
-              <w:bottom w:w="0" w:type="dxa"/>
-              <w:left w:w="20" w:type="dxa"/>
-              <w:right w:w="20" w:type="dxa"/>
-            </w:tcMar>
-            <w:tcBorders/>
-          </w:tcPr>
-          <w:p>
-            <w:pPr>
-              <w:spacing w:after="0" w:before="0"/>
-              <w:jc w:val="left"/>
-            </w:pPr>
-            <w:r>
-              <w:rPr>
-                <w:rFonts w:ascii="Arial" w:hAnsi="Arial" w:eastAsia="Arial" w:cs="Arial"/>
-                <w:b w:val="0"/>
-                <w:i w:val="0"/>
-                <w:sz w:val="14"/>
-              </w:rPr>
-            </w:r>
-          </w:p>
-        </w:tc>
-        <w:tc>
-          <w:tcPr>
-            <w:tcW w:type="dxa" w:w="327"/>
-            <w:tcMar>
-              <w:top w:w="0" w:type="dxa"/>
-              <w:bottom w:w="0" w:type="dxa"/>
-              <w:left w:w="20" w:type="dxa"/>
-              <w:right w:w="20" w:type="dxa"/>
-            </w:tcMar>
-            <w:tcBorders/>
-          </w:tcPr>
-          <w:p>
-            <w:pPr>
-              <w:spacing w:after="0" w:before="0"/>
-              <w:jc w:val="left"/>
-            </w:pPr>
-            <w:r>
-              <w:rPr>
-                <w:rFonts w:ascii="Arial" w:hAnsi="Arial" w:eastAsia="Arial" w:cs="Arial"/>
-                <w:b w:val="0"/>
-                <w:i w:val="0"/>
-                <w:sz w:val="14"/>
-              </w:rPr>
-            </w:r>
-          </w:p>
-        </w:tc>
-        <w:tc>
-          <w:tcPr>
-            <w:tcW w:type="dxa" w:w="327"/>
-            <w:tcMar>
-              <w:top w:w="0" w:type="dxa"/>
-              <w:bottom w:w="0" w:type="dxa"/>
-              <w:left w:w="20" w:type="dxa"/>
-              <w:right w:w="20" w:type="dxa"/>
-            </w:tcMar>
-            <w:tcBorders/>
-          </w:tcPr>
-          <w:p>
-            <w:pPr>
-              <w:spacing w:after="0" w:before="0"/>
-              <w:jc w:val="left"/>
-            </w:pPr>
-            <w:r>
-              <w:rPr>
-                <w:rFonts w:ascii="Arial" w:hAnsi="Arial" w:eastAsia="Arial" w:cs="Arial"/>
-                <w:b w:val="0"/>
-                <w:i w:val="0"/>
-                <w:sz w:val="14"/>
-              </w:rPr>
-            </w:r>
-          </w:p>
-        </w:tc>
-        <w:tc>
-          <w:tcPr>
-            <w:tcW w:type="dxa" w:w="327"/>
-            <w:tcMar>
-              <w:top w:w="0" w:type="dxa"/>
-              <w:bottom w:w="0" w:type="dxa"/>
-              <w:left w:w="20" w:type="dxa"/>
-              <w:right w:w="20" w:type="dxa"/>
-            </w:tcMar>
-            <w:tcBorders/>
-          </w:tcPr>
-          <w:p>
-            <w:pPr>
-              <w:spacing w:after="0" w:before="0"/>
-              <w:jc w:val="left"/>
-            </w:pPr>
-            <w:r>
-              <w:rPr>
-                <w:rFonts w:ascii="Arial" w:hAnsi="Arial" w:eastAsia="Arial" w:cs="Arial"/>
-                <w:b w:val="0"/>
-                <w:i w:val="0"/>
-                <w:sz w:val="14"/>
-              </w:rPr>
-            </w:r>
-          </w:p>
-        </w:tc>
-        <w:tc>
-          <w:tcPr>
-            <w:tcW w:type="dxa" w:w="234"/>
-            <w:tcMar>
-              <w:top w:w="0" w:type="dxa"/>
-              <w:bottom w:w="0" w:type="dxa"/>
-              <w:left w:w="20" w:type="dxa"/>
-              <w:right w:w="20" w:type="dxa"/>
-            </w:tcMar>
-            <w:tcBorders/>
-          </w:tcPr>
-          <w:p>
-            <w:pPr>
-              <w:spacing w:after="0" w:before="0"/>
-              <w:jc w:val="left"/>
-            </w:pPr>
-            <w:r>
-              <w:rPr>
-                <w:rFonts w:ascii="Arial" w:hAnsi="Arial" w:eastAsia="Arial" w:cs="Arial"/>
-                <w:b w:val="0"/>
-                <w:i w:val="0"/>
-                <w:sz w:val="14"/>
-              </w:rPr>
-            </w:r>
-          </w:p>
-        </w:tc>
-        <w:tc>
-          <w:tcPr>
-            <w:tcW w:type="dxa" w:w="327"/>
-            <w:tcMar>
-              <w:top w:w="0" w:type="dxa"/>
-              <w:bottom w:w="0" w:type="dxa"/>
-              <w:left w:w="20" w:type="dxa"/>
-              <w:right w:w="20" w:type="dxa"/>
-            </w:tcMar>
-            <w:tcBorders/>
-          </w:tcPr>
-          <w:p>
-            <w:pPr>
-              <w:spacing w:after="0" w:before="0"/>
-              <w:jc w:val="left"/>
-            </w:pPr>
-            <w:r>
-              <w:rPr>
-                <w:rFonts w:ascii="Arial" w:hAnsi="Arial" w:eastAsia="Arial" w:cs="Arial"/>
-                <w:b w:val="0"/>
-                <w:i w:val="0"/>
-                <w:sz w:val="14"/>
-              </w:rPr>
-            </w:r>
-          </w:p>
-        </w:tc>
-        <w:tc>
-          <w:tcPr>
-            <w:tcW w:type="dxa" w:w="499"/>
-            <w:tcMar>
-              <w:top w:w="0" w:type="dxa"/>
-              <w:bottom w:w="0" w:type="dxa"/>
-              <w:left w:w="20" w:type="dxa"/>
-              <w:right w:w="20" w:type="dxa"/>
-            </w:tcMar>
-            <w:tcBorders/>
-          </w:tcPr>
-          <w:p>
-            <w:pPr>
-              <w:spacing w:after="0" w:before="0"/>
-              <w:jc w:val="left"/>
-            </w:pPr>
-            <w:r>
-              <w:rPr>
-                <w:rFonts w:ascii="Arial" w:hAnsi="Arial" w:eastAsia="Arial" w:cs="Arial"/>
-                <w:b w:val="0"/>
-                <w:i w:val="0"/>
-                <w:sz w:val="14"/>
-              </w:rPr>
-            </w:r>
-          </w:p>
-        </w:tc>
-        <w:tc>
-          <w:tcPr>
-            <w:tcW w:type="dxa" w:w="327"/>
-            <w:tcMar>
-              <w:top w:w="0" w:type="dxa"/>
-              <w:bottom w:w="0" w:type="dxa"/>
-              <w:left w:w="20" w:type="dxa"/>
-              <w:right w:w="20" w:type="dxa"/>
-            </w:tcMar>
-            <w:tcBorders/>
-          </w:tcPr>
-          <w:p>
-            <w:pPr>
-              <w:spacing w:after="0" w:before="0"/>
-              <w:jc w:val="left"/>
-            </w:pPr>
-            <w:r>
-              <w:rPr>
-                <w:rFonts w:ascii="Arial" w:hAnsi="Arial" w:eastAsia="Arial" w:cs="Arial"/>
-                <w:b w:val="0"/>
-                <w:i w:val="0"/>
-                <w:sz w:val="14"/>
-              </w:rPr>
-            </w:r>
-          </w:p>
-        </w:tc>
-        <w:tc>
-          <w:tcPr>
-            <w:tcW w:type="dxa" w:w="327"/>
-            <w:tcMar>
-              <w:top w:w="0" w:type="dxa"/>
-              <w:bottom w:w="0" w:type="dxa"/>
-              <w:left w:w="20" w:type="dxa"/>
-              <w:right w:w="20" w:type="dxa"/>
-            </w:tcMar>
-            <w:tcBorders/>
-          </w:tcPr>
-          <w:p>
-            <w:pPr>
-              <w:spacing w:after="0" w:before="0"/>
-              <w:jc w:val="left"/>
-            </w:pPr>
-            <w:r>
-              <w:rPr>
-                <w:rFonts w:ascii="Arial" w:hAnsi="Arial" w:eastAsia="Arial" w:cs="Arial"/>
-                <w:b w:val="0"/>
-                <w:i w:val="0"/>
-                <w:sz w:val="14"/>
-              </w:rPr>
-            </w:r>
-          </w:p>
-        </w:tc>
-        <w:tc>
-          <w:tcPr>
-            <w:tcW w:type="dxa" w:w="343"/>
-            <w:tcMar>
-              <w:top w:w="0" w:type="dxa"/>
-              <w:bottom w:w="0" w:type="dxa"/>
-              <w:left w:w="20" w:type="dxa"/>
-              <w:right w:w="20" w:type="dxa"/>
-            </w:tcMar>
-            <w:tcBorders/>
-          </w:tcPr>
-          <w:p>
-            <w:pPr>
-              <w:spacing w:after="0" w:before="0"/>
-              <w:jc w:val="left"/>
-            </w:pPr>
-            <w:r>
-              <w:rPr>
-                <w:rFonts w:ascii="Arial" w:hAnsi="Arial" w:eastAsia="Arial" w:cs="Arial"/>
-                <w:b w:val="0"/>
-                <w:i w:val="0"/>
-                <w:sz w:val="14"/>
-              </w:rPr>
-            </w:r>
-          </w:p>
-        </w:tc>
-        <w:tc>
-          <w:tcPr>
-            <w:tcW w:type="dxa" w:w="327"/>
-            <w:tcMar>
-              <w:top w:w="0" w:type="dxa"/>
-              <w:bottom w:w="0" w:type="dxa"/>
-              <w:left w:w="20" w:type="dxa"/>
-              <w:right w:w="20" w:type="dxa"/>
-            </w:tcMar>
-            <w:tcBorders/>
-          </w:tcPr>
-          <w:p>
-            <w:pPr>
-              <w:spacing w:after="0" w:before="0"/>
-              <w:jc w:val="left"/>
-            </w:pPr>
-            <w:r>
-              <w:rPr>
-                <w:rFonts w:ascii="Arial" w:hAnsi="Arial" w:eastAsia="Arial" w:cs="Arial"/>
-                <w:b w:val="0"/>
-                <w:i w:val="0"/>
-                <w:sz w:val="14"/>
-              </w:rPr>
-            </w:r>
-          </w:p>
-        </w:tc>
-        <w:tc>
-          <w:tcPr>
-            <w:tcW w:type="dxa" w:w="327"/>
-            <w:tcMar>
-              <w:top w:w="0" w:type="dxa"/>
-              <w:bottom w:w="0" w:type="dxa"/>
-              <w:left w:w="20" w:type="dxa"/>
-              <w:right w:w="20" w:type="dxa"/>
-            </w:tcMar>
-            <w:tcBorders/>
-          </w:tcPr>
-          <w:p>
-            <w:pPr>
-              <w:spacing w:after="0" w:before="0"/>
-              <w:jc w:val="left"/>
-            </w:pPr>
-            <w:r>
-              <w:rPr>
-                <w:rFonts w:ascii="Arial" w:hAnsi="Arial" w:eastAsia="Arial" w:cs="Arial"/>
-                <w:b w:val="0"/>
-                <w:i w:val="0"/>
-                <w:sz w:val="14"/>
-              </w:rPr>
-            </w:r>
-          </w:p>
-        </w:tc>
-        <w:tc>
-          <w:tcPr>
-            <w:tcW w:type="dxa" w:w="327"/>
-            <w:tcMar>
-              <w:top w:w="0" w:type="dxa"/>
-              <w:bottom w:w="0" w:type="dxa"/>
-              <w:left w:w="20" w:type="dxa"/>
-              <w:right w:w="20" w:type="dxa"/>
-            </w:tcMar>
-            <w:tcBorders/>
-          </w:tcPr>
-          <w:p>
-            <w:pPr>
-              <w:spacing w:after="0" w:before="0"/>
-              <w:jc w:val="left"/>
-            </w:pPr>
-            <w:r>
-              <w:rPr>
-                <w:rFonts w:ascii="Arial" w:hAnsi="Arial" w:eastAsia="Arial" w:cs="Arial"/>
-                <w:b w:val="0"/>
-                <w:i w:val="0"/>
-                <w:sz w:val="14"/>
-              </w:rPr>
-            </w:r>
-          </w:p>
-        </w:tc>
-        <w:tc>
-          <w:tcPr>
-            <w:tcW w:type="dxa" w:w="327"/>
-            <w:tcMar>
-              <w:top w:w="0" w:type="dxa"/>
-              <w:bottom w:w="0" w:type="dxa"/>
-              <w:left w:w="20" w:type="dxa"/>
-              <w:right w:w="20" w:type="dxa"/>
-            </w:tcMar>
-            <w:tcBorders/>
-          </w:tcPr>
-          <w:p>
-            <w:pPr>
-              <w:spacing w:after="0" w:before="0"/>
-              <w:jc w:val="left"/>
-            </w:pPr>
-            <w:r>
-              <w:rPr>
-                <w:rFonts w:ascii="Arial" w:hAnsi="Arial" w:eastAsia="Arial" w:cs="Arial"/>
-                <w:b w:val="0"/>
-                <w:i w:val="0"/>
-                <w:sz w:val="14"/>
-              </w:rPr>
-            </w:r>
-          </w:p>
-        </w:tc>
-        <w:tc>
-          <w:tcPr>
-            <w:tcW w:type="dxa" w:w="483"/>
-            <w:tcMar>
-              <w:top w:w="0" w:type="dxa"/>
-              <w:bottom w:w="0" w:type="dxa"/>
-              <w:left w:w="20" w:type="dxa"/>
-              <w:right w:w="20" w:type="dxa"/>
-            </w:tcMar>
-            <w:tcBorders/>
-          </w:tcPr>
-          <w:p>
-            <w:pPr>
-              <w:spacing w:after="0" w:before="0"/>
-              <w:jc w:val="left"/>
-            </w:pPr>
-            <w:r>
-              <w:rPr>
-                <w:rFonts w:ascii="Arial" w:hAnsi="Arial" w:eastAsia="Arial" w:cs="Arial"/>
-                <w:b w:val="0"/>
-                <w:i w:val="0"/>
-                <w:sz w:val="14"/>
-              </w:rPr>
-            </w:r>
-          </w:p>
-        </w:tc>
-      </w:tr>
-      <w:tr>
-        <w:trPr>
-          <w:trHeight w:val="207"/>
-        </w:trPr>
-        <w:tc>
-          <w:tcPr>
-            <w:tcW w:type="dxa" w:w="327"/>
-            <w:tcMar>
-              <w:top w:w="0" w:type="dxa"/>
-              <w:bottom w:w="0" w:type="dxa"/>
-              <w:left w:w="20" w:type="dxa"/>
-              <w:right w:w="20" w:type="dxa"/>
-            </w:tcMar>
-            <w:tcBorders/>
-          </w:tcPr>
-          <w:p>
-            <w:pPr>
-              <w:spacing w:after="0" w:before="0"/>
-              <w:jc w:val="left"/>
-            </w:pPr>
-            <w:r>
-              <w:rPr>
-                <w:rFonts w:ascii="Arial" w:hAnsi="Arial" w:eastAsia="Arial" w:cs="Arial"/>
-                <w:b w:val="0"/>
-                <w:i w:val="0"/>
-                <w:sz w:val="14"/>
-              </w:rPr>
-            </w:r>
-          </w:p>
-        </w:tc>
-        <w:tc>
-          <w:tcPr>
-            <w:tcW w:type="dxa" w:w="327"/>
-            <w:tcMar>
-              <w:top w:w="0" w:type="dxa"/>
-              <w:bottom w:w="0" w:type="dxa"/>
-              <w:left w:w="20" w:type="dxa"/>
-              <w:right w:w="20" w:type="dxa"/>
-            </w:tcMar>
-            <w:tcBorders/>
-          </w:tcPr>
-          <w:p>
-            <w:pPr>
-              <w:spacing w:after="0" w:before="0"/>
-              <w:jc w:val="left"/>
-            </w:pPr>
-            <w:r>
-              <w:rPr>
-                <w:rFonts w:ascii="Arial" w:hAnsi="Arial" w:eastAsia="Arial" w:cs="Arial"/>
-                <w:b w:val="0"/>
-                <w:i w:val="0"/>
-                <w:sz w:val="14"/>
-              </w:rPr>
-            </w:r>
-          </w:p>
-        </w:tc>
-        <w:tc>
-          <w:tcPr>
-            <w:tcW w:type="dxa" w:w="327"/>
-            <w:tcMar>
-              <w:top w:w="0" w:type="dxa"/>
-              <w:bottom w:w="0" w:type="dxa"/>
-              <w:left w:w="20" w:type="dxa"/>
-              <w:right w:w="20" w:type="dxa"/>
-            </w:tcMar>
-            <w:tcBorders/>
-          </w:tcPr>
-          <w:p>
-            <w:pPr>
-              <w:spacing w:after="0" w:before="0"/>
-              <w:jc w:val="left"/>
-            </w:pPr>
-            <w:r>
-              <w:rPr>
-                <w:rFonts w:ascii="Arial" w:hAnsi="Arial" w:eastAsia="Arial" w:cs="Arial"/>
-                <w:b w:val="0"/>
-                <w:i w:val="0"/>
-                <w:sz w:val="14"/>
-              </w:rPr>
-            </w:r>
-          </w:p>
-        </w:tc>
-        <w:tc>
-          <w:tcPr>
-            <w:tcW w:type="dxa" w:w="374"/>
-            <w:tcMar>
-              <w:top w:w="0" w:type="dxa"/>
-              <w:bottom w:w="0" w:type="dxa"/>
-              <w:left w:w="20" w:type="dxa"/>
-              <w:right w:w="20" w:type="dxa"/>
-            </w:tcMar>
-            <w:tcBorders/>
-          </w:tcPr>
-          <w:p>
-            <w:pPr>
-              <w:spacing w:after="0" w:before="0"/>
-              <w:jc w:val="left"/>
-            </w:pPr>
-            <w:r>
-              <w:rPr>
-                <w:rFonts w:ascii="Arial" w:hAnsi="Arial" w:eastAsia="Arial" w:cs="Arial"/>
-                <w:b w:val="0"/>
-                <w:i w:val="0"/>
-                <w:sz w:val="14"/>
-              </w:rPr>
-            </w:r>
-          </w:p>
-        </w:tc>
-        <w:tc>
-          <w:tcPr>
-            <w:tcW w:type="dxa" w:w="327"/>
-            <w:tcMar>
-              <w:top w:w="0" w:type="dxa"/>
-              <w:bottom w:w="0" w:type="dxa"/>
-              <w:left w:w="20" w:type="dxa"/>
-              <w:right w:w="20" w:type="dxa"/>
-            </w:tcMar>
-            <w:tcBorders/>
-          </w:tcPr>
-          <w:p>
-            <w:pPr>
-              <w:spacing w:after="0" w:before="0"/>
-              <w:jc w:val="left"/>
-            </w:pPr>
-            <w:r>
-              <w:rPr>
-                <w:rFonts w:ascii="Arial" w:hAnsi="Arial" w:eastAsia="Arial" w:cs="Arial"/>
-                <w:b w:val="0"/>
-                <w:i w:val="0"/>
-                <w:sz w:val="14"/>
-              </w:rPr>
-            </w:r>
-          </w:p>
-        </w:tc>
-        <w:tc>
-          <w:tcPr>
-            <w:tcW w:type="dxa" w:w="327"/>
-            <w:tcMar>
-              <w:top w:w="0" w:type="dxa"/>
-              <w:bottom w:w="0" w:type="dxa"/>
-              <w:left w:w="20" w:type="dxa"/>
-              <w:right w:w="20" w:type="dxa"/>
-            </w:tcMar>
-            <w:tcBorders/>
-          </w:tcPr>
-          <w:p>
-            <w:pPr>
-              <w:spacing w:after="0" w:before="0"/>
-              <w:jc w:val="left"/>
-            </w:pPr>
-            <w:r>
-              <w:rPr>
-                <w:rFonts w:ascii="Arial" w:hAnsi="Arial" w:eastAsia="Arial" w:cs="Arial"/>
-                <w:b w:val="0"/>
-                <w:i w:val="0"/>
-                <w:sz w:val="14"/>
-              </w:rPr>
-            </w:r>
-          </w:p>
-        </w:tc>
-        <w:tc>
-          <w:tcPr>
-            <w:tcW w:type="dxa" w:w="327"/>
-            <w:tcMar>
-              <w:top w:w="0" w:type="dxa"/>
-              <w:bottom w:w="0" w:type="dxa"/>
-              <w:left w:w="20" w:type="dxa"/>
-              <w:right w:w="20" w:type="dxa"/>
-            </w:tcMar>
-            <w:tcBorders/>
-          </w:tcPr>
-          <w:p>
-            <w:pPr>
-              <w:spacing w:after="0" w:before="0"/>
-              <w:jc w:val="left"/>
-            </w:pPr>
-            <w:r>
-              <w:rPr>
-                <w:rFonts w:ascii="Arial" w:hAnsi="Arial" w:eastAsia="Arial" w:cs="Arial"/>
-                <w:b w:val="0"/>
-                <w:i w:val="0"/>
-                <w:sz w:val="14"/>
-              </w:rPr>
-            </w:r>
-          </w:p>
-        </w:tc>
-        <w:tc>
-          <w:tcPr>
-            <w:tcW w:type="dxa" w:w="327"/>
-            <w:tcMar>
-              <w:top w:w="0" w:type="dxa"/>
-              <w:bottom w:w="0" w:type="dxa"/>
-              <w:left w:w="20" w:type="dxa"/>
-              <w:right w:w="20" w:type="dxa"/>
-            </w:tcMar>
-            <w:tcBorders/>
-          </w:tcPr>
-          <w:p>
-            <w:pPr>
-              <w:spacing w:after="0" w:before="0"/>
-              <w:jc w:val="left"/>
-            </w:pPr>
-            <w:r>
-              <w:rPr>
-                <w:rFonts w:ascii="Arial" w:hAnsi="Arial" w:eastAsia="Arial" w:cs="Arial"/>
-                <w:b w:val="0"/>
-                <w:i w:val="0"/>
-                <w:sz w:val="14"/>
-              </w:rPr>
-            </w:r>
-          </w:p>
-        </w:tc>
-        <w:tc>
-          <w:tcPr>
-            <w:tcW w:type="dxa" w:w="327"/>
-            <w:tcMar>
-              <w:top w:w="0" w:type="dxa"/>
-              <w:bottom w:w="0" w:type="dxa"/>
-              <w:left w:w="20" w:type="dxa"/>
-              <w:right w:w="20" w:type="dxa"/>
-            </w:tcMar>
-            <w:tcBorders/>
-          </w:tcPr>
-          <w:p>
-            <w:pPr>
-              <w:spacing w:after="0" w:before="0"/>
-              <w:jc w:val="left"/>
-            </w:pPr>
-            <w:r>
-              <w:rPr>
-                <w:rFonts w:ascii="Arial" w:hAnsi="Arial" w:eastAsia="Arial" w:cs="Arial"/>
-                <w:b w:val="0"/>
-                <w:i w:val="0"/>
-                <w:sz w:val="14"/>
-              </w:rPr>
-            </w:r>
-          </w:p>
-        </w:tc>
-        <w:tc>
-          <w:tcPr>
-            <w:tcW w:type="dxa" w:w="327"/>
-            <w:tcMar>
-              <w:top w:w="0" w:type="dxa"/>
-              <w:bottom w:w="0" w:type="dxa"/>
-              <w:left w:w="20" w:type="dxa"/>
-              <w:right w:w="20" w:type="dxa"/>
-            </w:tcMar>
-            <w:tcBorders/>
-          </w:tcPr>
-          <w:p>
-            <w:pPr>
-              <w:spacing w:after="0" w:before="0"/>
-              <w:jc w:val="left"/>
-            </w:pPr>
-            <w:r>
-              <w:rPr>
-                <w:rFonts w:ascii="Arial" w:hAnsi="Arial" w:eastAsia="Arial" w:cs="Arial"/>
-                <w:b w:val="0"/>
-                <w:i w:val="0"/>
-                <w:sz w:val="14"/>
-              </w:rPr>
-            </w:r>
-          </w:p>
-        </w:tc>
-        <w:tc>
-          <w:tcPr>
-            <w:tcW w:type="dxa" w:w="327"/>
-            <w:tcMar>
-              <w:top w:w="0" w:type="dxa"/>
-              <w:bottom w:w="0" w:type="dxa"/>
-              <w:left w:w="20" w:type="dxa"/>
-              <w:right w:w="20" w:type="dxa"/>
-            </w:tcMar>
-            <w:tcBorders/>
-          </w:tcPr>
-          <w:p>
-            <w:pPr>
-              <w:spacing w:after="0" w:before="0"/>
-              <w:jc w:val="left"/>
-            </w:pPr>
-            <w:r>
-              <w:rPr>
-                <w:rFonts w:ascii="Arial" w:hAnsi="Arial" w:eastAsia="Arial" w:cs="Arial"/>
-                <w:b w:val="0"/>
-                <w:i w:val="0"/>
-                <w:sz w:val="14"/>
-              </w:rPr>
-            </w:r>
-          </w:p>
-        </w:tc>
-        <w:tc>
-          <w:tcPr>
-            <w:tcW w:type="dxa" w:w="327"/>
-            <w:tcMar>
-              <w:top w:w="0" w:type="dxa"/>
-              <w:bottom w:w="0" w:type="dxa"/>
-              <w:left w:w="20" w:type="dxa"/>
-              <w:right w:w="20" w:type="dxa"/>
-            </w:tcMar>
-            <w:tcBorders/>
-          </w:tcPr>
-          <w:p>
-            <w:pPr>
-              <w:spacing w:after="0" w:before="0"/>
-              <w:jc w:val="left"/>
-            </w:pPr>
-            <w:r>
-              <w:rPr>
-                <w:rFonts w:ascii="Arial" w:hAnsi="Arial" w:eastAsia="Arial" w:cs="Arial"/>
-                <w:b w:val="0"/>
-                <w:i w:val="0"/>
-                <w:sz w:val="14"/>
-              </w:rPr>
-            </w:r>
-          </w:p>
-        </w:tc>
-        <w:tc>
-          <w:tcPr>
-            <w:tcW w:type="dxa" w:w="327"/>
-            <w:tcMar>
-              <w:top w:w="0" w:type="dxa"/>
-              <w:bottom w:w="0" w:type="dxa"/>
-              <w:left w:w="20" w:type="dxa"/>
-              <w:right w:w="20" w:type="dxa"/>
-            </w:tcMar>
-            <w:tcBorders/>
-          </w:tcPr>
-          <w:p>
-            <w:pPr>
-              <w:spacing w:after="0" w:before="0"/>
-              <w:jc w:val="left"/>
-            </w:pPr>
-            <w:r>
-              <w:rPr>
-                <w:rFonts w:ascii="Arial" w:hAnsi="Arial" w:eastAsia="Arial" w:cs="Arial"/>
-                <w:b w:val="0"/>
-                <w:i w:val="0"/>
-                <w:sz w:val="14"/>
-              </w:rPr>
-            </w:r>
-          </w:p>
-        </w:tc>
-        <w:tc>
-          <w:tcPr>
-            <w:tcW w:type="dxa" w:w="327"/>
-            <w:tcMar>
-              <w:top w:w="0" w:type="dxa"/>
-              <w:bottom w:w="0" w:type="dxa"/>
-              <w:left w:w="20" w:type="dxa"/>
-              <w:right w:w="20" w:type="dxa"/>
-            </w:tcMar>
-            <w:tcBorders/>
-          </w:tcPr>
-          <w:p>
-            <w:pPr>
-              <w:spacing w:after="0" w:before="0"/>
-              <w:jc w:val="left"/>
-            </w:pPr>
-            <w:r>
-              <w:rPr>
-                <w:rFonts w:ascii="Arial" w:hAnsi="Arial" w:eastAsia="Arial" w:cs="Arial"/>
-                <w:b w:val="0"/>
-                <w:i w:val="0"/>
-                <w:sz w:val="14"/>
-              </w:rPr>
-            </w:r>
-          </w:p>
-        </w:tc>
-        <w:tc>
-          <w:tcPr>
-            <w:tcW w:type="dxa" w:w="327"/>
-            <w:tcMar>
-              <w:top w:w="0" w:type="dxa"/>
-              <w:bottom w:w="0" w:type="dxa"/>
-              <w:left w:w="20" w:type="dxa"/>
-              <w:right w:w="20" w:type="dxa"/>
-            </w:tcMar>
-            <w:tcBorders/>
-          </w:tcPr>
-          <w:p>
-            <w:pPr>
-              <w:spacing w:after="0" w:before="0"/>
-              <w:jc w:val="left"/>
-            </w:pPr>
-            <w:r>
-              <w:rPr>
-                <w:rFonts w:ascii="Arial" w:hAnsi="Arial" w:eastAsia="Arial" w:cs="Arial"/>
-                <w:b w:val="0"/>
-                <w:i w:val="0"/>
-                <w:sz w:val="14"/>
-              </w:rPr>
-            </w:r>
-          </w:p>
-        </w:tc>
-        <w:tc>
-          <w:tcPr>
-            <w:tcW w:type="dxa" w:w="327"/>
-            <w:tcMar>
-              <w:top w:w="0" w:type="dxa"/>
-              <w:bottom w:w="0" w:type="dxa"/>
-              <w:left w:w="20" w:type="dxa"/>
-              <w:right w:w="20" w:type="dxa"/>
-            </w:tcMar>
-            <w:tcBorders/>
-          </w:tcPr>
-          <w:p>
-            <w:pPr>
-              <w:spacing w:after="0" w:before="0"/>
-              <w:jc w:val="left"/>
-            </w:pPr>
-            <w:r>
-              <w:rPr>
-                <w:rFonts w:ascii="Arial" w:hAnsi="Arial" w:eastAsia="Arial" w:cs="Arial"/>
-                <w:b w:val="0"/>
-                <w:i w:val="0"/>
-                <w:sz w:val="14"/>
-              </w:rPr>
-            </w:r>
-          </w:p>
-        </w:tc>
-        <w:tc>
-          <w:tcPr>
-            <w:tcW w:type="dxa" w:w="327"/>
-            <w:tcMar>
-              <w:top w:w="0" w:type="dxa"/>
-              <w:bottom w:w="0" w:type="dxa"/>
-              <w:left w:w="20" w:type="dxa"/>
-              <w:right w:w="20" w:type="dxa"/>
-            </w:tcMar>
-            <w:tcBorders/>
-          </w:tcPr>
-          <w:p>
-            <w:pPr>
-              <w:spacing w:after="0" w:before="0"/>
-              <w:jc w:val="left"/>
-            </w:pPr>
-            <w:r>
-              <w:rPr>
-                <w:rFonts w:ascii="Arial" w:hAnsi="Arial" w:eastAsia="Arial" w:cs="Arial"/>
-                <w:b w:val="0"/>
-                <w:i w:val="0"/>
-                <w:sz w:val="14"/>
-              </w:rPr>
-            </w:r>
-          </w:p>
-        </w:tc>
-        <w:tc>
-          <w:tcPr>
-            <w:tcW w:type="dxa" w:w="327"/>
-            <w:tcMar>
-              <w:top w:w="0" w:type="dxa"/>
-              <w:bottom w:w="0" w:type="dxa"/>
-              <w:left w:w="20" w:type="dxa"/>
-              <w:right w:w="20" w:type="dxa"/>
-            </w:tcMar>
-            <w:tcBorders/>
-          </w:tcPr>
-          <w:p>
-            <w:pPr>
-              <w:spacing w:after="0" w:before="0"/>
-              <w:jc w:val="left"/>
-            </w:pPr>
-            <w:r>
-              <w:rPr>
-                <w:rFonts w:ascii="Arial" w:hAnsi="Arial" w:eastAsia="Arial" w:cs="Arial"/>
-                <w:b w:val="0"/>
-                <w:i w:val="0"/>
-                <w:sz w:val="14"/>
-              </w:rPr>
-            </w:r>
-          </w:p>
-        </w:tc>
-        <w:tc>
-          <w:tcPr>
-            <w:tcW w:type="dxa" w:w="327"/>
-            <w:tcMar>
-              <w:top w:w="0" w:type="dxa"/>
-              <w:bottom w:w="0" w:type="dxa"/>
-              <w:left w:w="20" w:type="dxa"/>
-              <w:right w:w="20" w:type="dxa"/>
-            </w:tcMar>
-            <w:tcBorders/>
-          </w:tcPr>
-          <w:p>
-            <w:pPr>
-              <w:spacing w:after="0" w:before="0"/>
-              <w:jc w:val="left"/>
-            </w:pPr>
-            <w:r>
-              <w:rPr>
-                <w:rFonts w:ascii="Arial" w:hAnsi="Arial" w:eastAsia="Arial" w:cs="Arial"/>
-                <w:b w:val="0"/>
-                <w:i w:val="0"/>
-                <w:sz w:val="14"/>
-              </w:rPr>
-            </w:r>
-          </w:p>
-        </w:tc>
-        <w:tc>
-          <w:tcPr>
-            <w:tcW w:type="dxa" w:w="327"/>
-            <w:tcMar>
-              <w:top w:w="0" w:type="dxa"/>
-              <w:bottom w:w="0" w:type="dxa"/>
-              <w:left w:w="20" w:type="dxa"/>
-              <w:right w:w="20" w:type="dxa"/>
-            </w:tcMar>
-            <w:tcBorders/>
-          </w:tcPr>
-          <w:p>
-            <w:pPr>
-              <w:spacing w:after="0" w:before="0"/>
-              <w:jc w:val="left"/>
-            </w:pPr>
-            <w:r>
-              <w:rPr>
-                <w:rFonts w:ascii="Arial" w:hAnsi="Arial" w:eastAsia="Arial" w:cs="Arial"/>
-                <w:b w:val="0"/>
-                <w:i w:val="0"/>
-                <w:sz w:val="14"/>
-              </w:rPr>
-            </w:r>
-          </w:p>
-        </w:tc>
-        <w:tc>
-          <w:tcPr>
-            <w:tcW w:type="dxa" w:w="327"/>
-            <w:tcMar>
-              <w:top w:w="0" w:type="dxa"/>
-              <w:bottom w:w="0" w:type="dxa"/>
-              <w:left w:w="20" w:type="dxa"/>
-              <w:right w:w="20" w:type="dxa"/>
-            </w:tcMar>
-            <w:tcBorders/>
-          </w:tcPr>
-          <w:p>
-            <w:pPr>
-              <w:spacing w:after="0" w:before="0"/>
-              <w:jc w:val="left"/>
-            </w:pPr>
-            <w:r>
-              <w:rPr>
-                <w:rFonts w:ascii="Arial" w:hAnsi="Arial" w:eastAsia="Arial" w:cs="Arial"/>
-                <w:b w:val="0"/>
-                <w:i w:val="0"/>
-                <w:sz w:val="14"/>
-              </w:rPr>
-            </w:r>
-          </w:p>
-        </w:tc>
-        <w:tc>
-          <w:tcPr>
-            <w:tcW w:type="dxa" w:w="234"/>
-            <w:tcMar>
-              <w:top w:w="0" w:type="dxa"/>
-              <w:bottom w:w="0" w:type="dxa"/>
-              <w:left w:w="20" w:type="dxa"/>
-              <w:right w:w="20" w:type="dxa"/>
-            </w:tcMar>
-            <w:tcBorders/>
-          </w:tcPr>
-          <w:p>
-            <w:pPr>
-              <w:spacing w:after="0" w:before="0"/>
-              <w:jc w:val="left"/>
-            </w:pPr>
-            <w:r>
-              <w:rPr>
-                <w:rFonts w:ascii="Arial" w:hAnsi="Arial" w:eastAsia="Arial" w:cs="Arial"/>
-                <w:b w:val="0"/>
-                <w:i w:val="0"/>
-                <w:sz w:val="14"/>
-              </w:rPr>
-            </w:r>
-          </w:p>
-        </w:tc>
-        <w:tc>
-          <w:tcPr>
-            <w:tcW w:type="dxa" w:w="327"/>
-            <w:tcMar>
-              <w:top w:w="0" w:type="dxa"/>
-              <w:bottom w:w="0" w:type="dxa"/>
-              <w:left w:w="20" w:type="dxa"/>
-              <w:right w:w="20" w:type="dxa"/>
-            </w:tcMar>
-            <w:tcBorders/>
-          </w:tcPr>
-          <w:p>
-            <w:pPr>
-              <w:spacing w:after="0" w:before="0"/>
-              <w:jc w:val="left"/>
-            </w:pPr>
-            <w:r>
-              <w:rPr>
-                <w:rFonts w:ascii="Arial" w:hAnsi="Arial" w:eastAsia="Arial" w:cs="Arial"/>
-                <w:b w:val="0"/>
-                <w:i w:val="0"/>
-                <w:sz w:val="14"/>
-              </w:rPr>
-            </w:r>
-          </w:p>
-        </w:tc>
-        <w:tc>
-          <w:tcPr>
-            <w:tcW w:type="dxa" w:w="499"/>
-            <w:tcMar>
-              <w:top w:w="0" w:type="dxa"/>
-              <w:bottom w:w="0" w:type="dxa"/>
-              <w:left w:w="20" w:type="dxa"/>
-              <w:right w:w="20" w:type="dxa"/>
-            </w:tcMar>
-            <w:tcBorders/>
-          </w:tcPr>
-          <w:p>
-            <w:pPr>
-              <w:spacing w:after="0" w:before="0"/>
-              <w:jc w:val="left"/>
-            </w:pPr>
-            <w:r>
-              <w:rPr>
-                <w:rFonts w:ascii="Arial" w:hAnsi="Arial" w:eastAsia="Arial" w:cs="Arial"/>
-                <w:b w:val="0"/>
-                <w:i w:val="0"/>
-                <w:sz w:val="14"/>
-              </w:rPr>
-            </w:r>
-          </w:p>
-        </w:tc>
-        <w:tc>
-          <w:tcPr>
-            <w:tcW w:type="dxa" w:w="327"/>
-            <w:tcMar>
-              <w:top w:w="0" w:type="dxa"/>
-              <w:bottom w:w="0" w:type="dxa"/>
-              <w:left w:w="20" w:type="dxa"/>
-              <w:right w:w="20" w:type="dxa"/>
-            </w:tcMar>
-            <w:tcBorders/>
-          </w:tcPr>
-          <w:p>
-            <w:pPr>
-              <w:spacing w:after="0" w:before="0"/>
-              <w:jc w:val="left"/>
-            </w:pPr>
-            <w:r>
-              <w:rPr>
-                <w:rFonts w:ascii="Arial" w:hAnsi="Arial" w:eastAsia="Arial" w:cs="Arial"/>
-                <w:b w:val="0"/>
-                <w:i w:val="0"/>
-                <w:sz w:val="14"/>
-              </w:rPr>
-            </w:r>
-          </w:p>
-        </w:tc>
-        <w:tc>
-          <w:tcPr>
-            <w:tcW w:type="dxa" w:w="327"/>
-            <w:tcMar>
-              <w:top w:w="0" w:type="dxa"/>
-              <w:bottom w:w="0" w:type="dxa"/>
-              <w:left w:w="20" w:type="dxa"/>
-              <w:right w:w="20" w:type="dxa"/>
-            </w:tcMar>
-            <w:tcBorders/>
-          </w:tcPr>
-          <w:p>
-            <w:pPr>
-              <w:spacing w:after="0" w:before="0"/>
-              <w:jc w:val="left"/>
-            </w:pPr>
-            <w:r>
-              <w:rPr>
-                <w:rFonts w:ascii="Arial" w:hAnsi="Arial" w:eastAsia="Arial" w:cs="Arial"/>
-                <w:b w:val="0"/>
-                <w:i w:val="0"/>
-                <w:sz w:val="14"/>
-              </w:rPr>
-            </w:r>
-          </w:p>
-        </w:tc>
-        <w:tc>
-          <w:tcPr>
-            <w:tcW w:type="dxa" w:w="343"/>
-            <w:tcMar>
-              <w:top w:w="0" w:type="dxa"/>
-              <w:bottom w:w="0" w:type="dxa"/>
-              <w:left w:w="20" w:type="dxa"/>
-              <w:right w:w="20" w:type="dxa"/>
-            </w:tcMar>
-            <w:tcBorders/>
-          </w:tcPr>
-          <w:p>
-            <w:pPr>
-              <w:spacing w:after="0" w:before="0"/>
-              <w:jc w:val="left"/>
-            </w:pPr>
-            <w:r>
-              <w:rPr>
-                <w:rFonts w:ascii="Arial" w:hAnsi="Arial" w:eastAsia="Arial" w:cs="Arial"/>
-                <w:b w:val="0"/>
-                <w:i w:val="0"/>
-                <w:sz w:val="14"/>
-              </w:rPr>
-            </w:r>
-          </w:p>
-        </w:tc>
-        <w:tc>
-          <w:tcPr>
-            <w:tcW w:type="dxa" w:w="327"/>
-            <w:tcMar>
-              <w:top w:w="0" w:type="dxa"/>
-              <w:bottom w:w="0" w:type="dxa"/>
-              <w:left w:w="20" w:type="dxa"/>
-              <w:right w:w="20" w:type="dxa"/>
-            </w:tcMar>
-            <w:tcBorders/>
-          </w:tcPr>
-          <w:p>
-            <w:pPr>
-              <w:spacing w:after="0" w:before="0"/>
-              <w:jc w:val="left"/>
-            </w:pPr>
-            <w:r>
-              <w:rPr>
-                <w:rFonts w:ascii="Arial" w:hAnsi="Arial" w:eastAsia="Arial" w:cs="Arial"/>
-                <w:b w:val="0"/>
-                <w:i w:val="0"/>
-                <w:sz w:val="14"/>
-              </w:rPr>
-            </w:r>
-          </w:p>
-        </w:tc>
-        <w:tc>
-          <w:tcPr>
-            <w:tcW w:type="dxa" w:w="327"/>
-            <w:tcMar>
-              <w:top w:w="0" w:type="dxa"/>
-              <w:bottom w:w="0" w:type="dxa"/>
-              <w:left w:w="20" w:type="dxa"/>
-              <w:right w:w="20" w:type="dxa"/>
-            </w:tcMar>
-            <w:tcBorders/>
-          </w:tcPr>
-          <w:p>
-            <w:pPr>
-              <w:spacing w:after="0" w:before="0"/>
-              <w:jc w:val="left"/>
-            </w:pPr>
-            <w:r>
-              <w:rPr>
-                <w:rFonts w:ascii="Arial" w:hAnsi="Arial" w:eastAsia="Arial" w:cs="Arial"/>
-                <w:b w:val="0"/>
-                <w:i w:val="0"/>
-                <w:sz w:val="14"/>
-              </w:rPr>
-            </w:r>
-          </w:p>
-        </w:tc>
-        <w:tc>
-          <w:tcPr>
-            <w:tcW w:type="dxa" w:w="327"/>
-            <w:tcMar>
-              <w:top w:w="0" w:type="dxa"/>
-              <w:bottom w:w="0" w:type="dxa"/>
-              <w:left w:w="20" w:type="dxa"/>
-              <w:right w:w="20" w:type="dxa"/>
-            </w:tcMar>
-            <w:tcBorders/>
-          </w:tcPr>
-          <w:p>
-            <w:pPr>
-              <w:spacing w:after="0" w:before="0"/>
-              <w:jc w:val="left"/>
-            </w:pPr>
-            <w:r>
-              <w:rPr>
-                <w:rFonts w:ascii="Arial" w:hAnsi="Arial" w:eastAsia="Arial" w:cs="Arial"/>
-                <w:b w:val="0"/>
-                <w:i w:val="0"/>
-                <w:sz w:val="14"/>
-              </w:rPr>
-            </w:r>
-          </w:p>
-        </w:tc>
-        <w:tc>
-          <w:tcPr>
-            <w:tcW w:type="dxa" w:w="327"/>
-            <w:tcMar>
-              <w:top w:w="0" w:type="dxa"/>
-              <w:bottom w:w="0" w:type="dxa"/>
-              <w:left w:w="20" w:type="dxa"/>
-              <w:right w:w="20" w:type="dxa"/>
-            </w:tcMar>
-            <w:tcBorders/>
-          </w:tcPr>
-          <w:p>
-            <w:pPr>
-              <w:spacing w:after="0" w:before="0"/>
-              <w:jc w:val="left"/>
-            </w:pPr>
-            <w:r>
-              <w:rPr>
-                <w:rFonts w:ascii="Arial" w:hAnsi="Arial" w:eastAsia="Arial" w:cs="Arial"/>
-                <w:b w:val="0"/>
-                <w:i w:val="0"/>
-                <w:sz w:val="14"/>
-              </w:rPr>
-            </w:r>
-          </w:p>
-        </w:tc>
-        <w:tc>
-          <w:tcPr>
-            <w:tcW w:type="dxa" w:w="483"/>
-            <w:tcMar>
-              <w:top w:w="0" w:type="dxa"/>
-              <w:bottom w:w="0" w:type="dxa"/>
-              <w:left w:w="20" w:type="dxa"/>
-              <w:right w:w="20" w:type="dxa"/>
-            </w:tcMar>
-            <w:tcBorders/>
-          </w:tcPr>
-          <w:p>
-            <w:pPr>
-              <w:spacing w:after="0" w:before="0"/>
-              <w:jc w:val="left"/>
-            </w:pPr>
-            <w:r>
-              <w:rPr>
-                <w:rFonts w:ascii="Arial" w:hAnsi="Arial" w:eastAsia="Arial" w:cs="Arial"/>
-                <w:b w:val="0"/>
-                <w:i w:val="0"/>
-                <w:sz w:val="14"/>
-              </w:rPr>
+              <w:t>{eventCalendarDate}</w:t>
             </w:r>
           </w:p>
         </w:tc>
       </w:tr>
     </w:tbl>
+    <w:p>
+      <w:pPr>
+        <w:jc w:val="both"/>
+      </w:pPr>
+      <w:r>
+        <w:t>{recipient}, именуемое в дальнейшем «Покупатель», {buyerRepresentative}{recipientAuthority}, с одной стороны и {sender}, именуемое в дальнейшем «Исполнитель», {sellerRepresentative}{senderAuthority}, с другой стороны, составили настоящий Акт о нижеследующем:</w:t>
+      </w:r>
+    </w:p>
+    <w:p>
+      <w:pPr>
+        <w:jc w:val="both"/>
+      </w:pPr>
+      <w:r>
+        <w:t>1. В соответствии с Договором № {contractNumber} от {contractDate} (далее – «Договор») Исполнитель выполнил обязательства по оказанию комплекса возмездных услуг по организации и проведению культурно-массового мероприятия спектакля «{event}» на сцене {venue}. Фактическое качество оказанных услуг соответствует требованиям Договора.</w:t>
+      </w:r>
+    </w:p>
+    <w:p>
+      <w:pPr>
+        <w:jc w:val="both"/>
+      </w:pPr>
+      <w:r>
+        <w:t>2. Вышеуказанные услуги согласно Договору должны быть оказаны {eventDate}, фактически оказаны {eventDate}.</w:t>
+      </w:r>
+    </w:p>
+    <w:p>
+      <w:pPr>
+        <w:jc w:val="both"/>
+      </w:pPr>
+      <w:r>
+        <w:t>3. Недостатки оказанных услуг не выявлены.</w:t>
+      </w:r>
+    </w:p>
+    <w:p>
+      <w:pPr>
+        <w:jc w:val="both"/>
+      </w:pPr>
+      <w:r>
+        <w:t>4. Сумма, подлежащая оплате Исполнителю в соответствии с условиями Договора, составляет {amount} руб. ({amountWords}) НДС не облагается.</w:t>
+      </w:r>
+    </w:p>
+    <w:p>
+      <w:pPr>
+        <w:jc w:val="both"/>
+      </w:pPr>
+      <w:r>
+        <w:t>5. Результаты услуг соответствуют условиям Договора. Услуги оказаны в полном объеме, с надлежащим качеством и в установленные сроки.</w:t>
+      </w:r>
+    </w:p>
+    <w:p>
+      <w:pPr>
+        <w:spacing w:after="0"/>
+      </w:pPr>
+    </w:p>
     <w:tbl>
       <w:tblPr>
-        <w:tblW w:w="10772" w:type="dxa"/>
+        <w:tblW w:type="auto" w:w="0"/>
         <w:tblLayout w:type="fixed"/>
-        <w:tblCellMar>
-          <w:top w:w="0" w:type="dxa"/>
-          <w:left w:w="0" w:type="dxa"/>
-          <w:bottom w:w="0" w:type="dxa"/>
-          <w:right w:w="0" w:type="dxa"/>
-        </w:tblCellMar>
+        <w:tblLook w:firstColumn="1" w:firstRow="1" w:lastColumn="0" w:lastRow="0" w:noHBand="0" w:noVBand="1" w:val="04A0"/>
       </w:tblPr>
       <w:tblGrid>
-        <w:gridCol w:w="5386"/>
-        <w:gridCol w:w="5386"/>
+        <w:gridCol w:w="4819"/>
+        <w:gridCol w:w="4819"/>
       </w:tblGrid>
       <w:tr>
         <w:trPr>
@@ -7137,41 +177,33 @@
         </w:trPr>
         <w:tc>
           <w:tcPr>
-            <w:tcW w:w="5386" w:type="dxa"/>
+            <w:tcW w:type="dxa" w:w="4819"/>
+            <w:tcMar>
+              <w:top w:w="0" w:type="dxa"/>
+              <w:left w:w="0" w:type="dxa"/>
+              <w:bottom w:w="0" w:type="dxa"/>
+              <w:right w:w="0" w:type="dxa"/>
+            </w:tcMar>
           </w:tcPr>
           <w:p>
-            <w:pPr>
-              <w:keepNext/>
-              <w:widowControl/>
-              <w:spacing w:after="80"/>
-              <w:jc w:val="left"/>
-            </w:pPr>
             <w:r>
-              <w:rPr>
-                <w:rFonts w:ascii="Arial" w:hAnsi="Arial"/>
-                <w:sz w:val="20"/>
-              </w:rPr>
-              <w:t xml:space="preserve">Исполнитель: {senderPosition} {senderSignatory}</w:t>
+              <w:t>Покупатель: {recipientPosition} {recipientSignatory}</w:t>
             </w:r>
           </w:p>
         </w:tc>
         <w:tc>
           <w:tcPr>
-            <w:tcW w:w="5386" w:type="dxa"/>
+            <w:tcW w:type="dxa" w:w="4819"/>
+            <w:tcMar>
+              <w:top w:w="0" w:type="dxa"/>
+              <w:left w:w="0" w:type="dxa"/>
+              <w:bottom w:w="0" w:type="dxa"/>
+              <w:right w:w="0" w:type="dxa"/>
+            </w:tcMar>
           </w:tcPr>
           <w:p>
-            <w:pPr>
-              <w:keepNext/>
-              <w:widowControl/>
-              <w:spacing w:after="80"/>
-              <w:jc w:val="right"/>
-            </w:pPr>
             <w:r>
-              <w:rPr>
-                <w:rFonts w:ascii="Arial" w:hAnsi="Arial"/>
-                <w:sz w:val="20"/>
-              </w:rPr>
-              <w:t xml:space="preserve">Заказчик: {receivedBy}</w:t>
+              <w:t>Исполнитель: {senderPosition} {senderSignatory}</w:t>
             </w:r>
           </w:p>
         </w:tc>
@@ -7182,39 +214,70 @@
         </w:trPr>
         <w:tc>
           <w:tcPr>
-            <w:tcW w:w="5386" w:type="dxa"/>
+            <w:tcW w:type="dxa" w:w="4819"/>
+            <w:tcMar>
+              <w:top w:w="0" w:type="dxa"/>
+              <w:left w:w="0" w:type="dxa"/>
+              <w:bottom w:w="0" w:type="dxa"/>
+              <w:right w:w="0" w:type="dxa"/>
+            </w:tcMar>
           </w:tcPr>
           <w:p>
-            <w:pPr>
-              <w:widowControl/>
-              <w:spacing w:after="80"/>
-              <w:jc w:val="left"/>
-            </w:pPr>
             <w:r>
-              <w:rPr>
-                <w:rFonts w:ascii="Arial" w:hAnsi="Arial"/>
-                <w:sz w:val="20"/>
-              </w:rPr>
-              <w:t xml:space="preserve">________________</w:t>
+              <w:t>________________________</w:t>
             </w:r>
           </w:p>
         </w:tc>
         <w:tc>
           <w:tcPr>
-            <w:tcW w:w="5386" w:type="dxa"/>
+            <w:tcW w:type="dxa" w:w="4819"/>
+            <w:tcMar>
+              <w:top w:w="0" w:type="dxa"/>
+              <w:left w:w="0" w:type="dxa"/>
+              <w:bottom w:w="0" w:type="dxa"/>
+              <w:right w:w="0" w:type="dxa"/>
+            </w:tcMar>
           </w:tcPr>
           <w:p>
-            <w:pPr>
-              <w:widowControl/>
-              <w:spacing w:after="80"/>
-              <w:jc w:val="right"/>
-            </w:pPr>
             <w:r>
-              <w:rPr>
-                <w:rFonts w:ascii="Arial" w:hAnsi="Arial"/>
-                <w:sz w:val="20"/>
-              </w:rPr>
-              <w:t xml:space="preserve">________________</w:t>
+              <w:t>________________________</w:t>
+            </w:r>
+          </w:p>
+        </w:tc>
+      </w:tr>
+      <w:tr>
+        <w:trPr>
+          <w:cantSplit/>
+        </w:trPr>
+        <w:tc>
+          <w:tcPr>
+            <w:tcW w:type="dxa" w:w="4819"/>
+            <w:tcMar>
+              <w:top w:w="0" w:type="dxa"/>
+              <w:left w:w="0" w:type="dxa"/>
+              <w:bottom w:w="0" w:type="dxa"/>
+              <w:right w:w="0" w:type="dxa"/>
+            </w:tcMar>
+          </w:tcPr>
+          <w:p>
+            <w:r>
+              <w:t>М.П.</w:t>
+            </w:r>
+          </w:p>
+        </w:tc>
+        <w:tc>
+          <w:tcPr>
+            <w:tcW w:type="dxa" w:w="4819"/>
+            <w:tcMar>
+              <w:top w:w="0" w:type="dxa"/>
+              <w:left w:w="0" w:type="dxa"/>
+              <w:bottom w:w="0" w:type="dxa"/>
+              <w:right w:w="0" w:type="dxa"/>
+            </w:tcMar>
+          </w:tcPr>
+          <w:p>
+            <w:r>
+              <w:t>М.П.</w:t>
             </w:r>
           </w:p>
         </w:tc>
@@ -7222,7 +285,7 @@
     </w:tbl>
     <w:sectPr>
       <w:pgSz w:w="11906" w:h="16838"/>
-      <w:pgMar w:top="567" w:right="567" w:bottom="567" w:left="567" w:header="720" w:footer="720" w:gutter="0"/>
+      <w:pgMar w:top="1020" w:right="1134" w:bottom="1020" w:left="1134" w:header="720" w:footer="720" w:gutter="0"/>
       <w:cols w:space="720"/>
       <w:docGrid w:linePitch="360"/>
     </w:sectPr>
@@ -7438,7 +501,7 @@
   <w:docDefaults>
     <w:rPrDefault>
       <w:rPr>
-        <w:rFonts w:asciiTheme="minorHAnsi" w:eastAsiaTheme="minorEastAsia" w:hAnsiTheme="minorHAnsi" w:cstheme="minorBidi" w:ascii="Arial" w:hAnsi="Arial" w:eastAsia="Arial" w:cs="Arial"/>
+        <w:rFonts w:asciiTheme="minorHAnsi" w:eastAsiaTheme="minorEastAsia" w:hAnsiTheme="minorHAnsi" w:cstheme="minorBidi"/>
         <w:sz w:val="22"/>
         <w:szCs w:val="22"/>
         <w:lang w:val="en-US" w:eastAsia="en-US" w:bidi="ar-SA"/>
@@ -7594,11 +657,11 @@
     <w:qFormat/>
     <w:rsid w:val="00FC693F"/>
     <w:pPr>
-      <w:spacing w:after="0"/>
+      <w:spacing w:after="120" w:line="240" w:lineRule="auto"/>
     </w:pPr>
     <w:rPr>
-      <w:rFonts w:ascii="Arial" w:hAnsi="Arial" w:eastAsia="Arial" w:cs="Arial"/>
-      <w:sz w:val="20"/>
+      <w:rFonts w:ascii="Times New Roman" w:hAnsi="Times New Roman"/>
+      <w:sz w:val="22"/>
     </w:rPr>
   </w:style>
   <w:style w:type="paragraph" w:styleId="Header">
@@ -7660,7 +723,7 @@
       <w:outlineLvl w:val="0"/>
     </w:pPr>
     <w:rPr>
-      <w:rFonts w:asciiTheme="majorHAnsi" w:eastAsiaTheme="majorEastAsia" w:hAnsiTheme="majorHAnsi" w:cstheme="majorBidi" w:ascii="Arial" w:hAnsi="Arial" w:eastAsia="Arial" w:cs="Arial"/>
+      <w:rFonts w:asciiTheme="majorHAnsi" w:eastAsiaTheme="majorEastAsia" w:hAnsiTheme="majorHAnsi" w:cstheme="majorBidi"/>
       <w:b/>
       <w:bCs/>
       <w:color w:val="365F91" w:themeColor="accent1" w:themeShade="BF"/>
@@ -7684,7 +747,7 @@
       <w:outlineLvl w:val="1"/>
     </w:pPr>
     <w:rPr>
-      <w:rFonts w:asciiTheme="majorHAnsi" w:eastAsiaTheme="majorEastAsia" w:hAnsiTheme="majorHAnsi" w:cstheme="majorBidi" w:ascii="Arial" w:hAnsi="Arial" w:eastAsia="Arial" w:cs="Arial"/>
+      <w:rFonts w:asciiTheme="majorHAnsi" w:eastAsiaTheme="majorEastAsia" w:hAnsiTheme="majorHAnsi" w:cstheme="majorBidi"/>
       <w:b/>
       <w:bCs/>
       <w:color w:val="4F81BD" w:themeColor="accent1"/>
@@ -7708,7 +771,7 @@
       <w:outlineLvl w:val="2"/>
     </w:pPr>
     <w:rPr>
-      <w:rFonts w:asciiTheme="majorHAnsi" w:eastAsiaTheme="majorEastAsia" w:hAnsiTheme="majorHAnsi" w:cstheme="majorBidi" w:ascii="Arial" w:hAnsi="Arial" w:eastAsia="Arial" w:cs="Arial"/>
+      <w:rFonts w:asciiTheme="majorHAnsi" w:eastAsiaTheme="majorEastAsia" w:hAnsiTheme="majorHAnsi" w:cstheme="majorBidi"/>
       <w:b/>
       <w:bCs/>
       <w:color w:val="4F81BD" w:themeColor="accent1"/>
@@ -7731,7 +794,7 @@
       <w:outlineLvl w:val="3"/>
     </w:pPr>
     <w:rPr>
-      <w:rFonts w:asciiTheme="majorHAnsi" w:eastAsiaTheme="majorEastAsia" w:hAnsiTheme="majorHAnsi" w:cstheme="majorBidi" w:ascii="Arial" w:hAnsi="Arial" w:eastAsia="Arial" w:cs="Arial"/>
+      <w:rFonts w:asciiTheme="majorHAnsi" w:eastAsiaTheme="majorEastAsia" w:hAnsiTheme="majorHAnsi" w:cstheme="majorBidi"/>
       <w:b/>
       <w:bCs/>
       <w:i/>
@@ -7756,7 +819,7 @@
       <w:outlineLvl w:val="4"/>
     </w:pPr>
     <w:rPr>
-      <w:rFonts w:asciiTheme="majorHAnsi" w:eastAsiaTheme="majorEastAsia" w:hAnsiTheme="majorHAnsi" w:cstheme="majorBidi" w:ascii="Arial" w:hAnsi="Arial" w:eastAsia="Arial" w:cs="Arial"/>
+      <w:rFonts w:asciiTheme="majorHAnsi" w:eastAsiaTheme="majorEastAsia" w:hAnsiTheme="majorHAnsi" w:cstheme="majorBidi"/>
       <w:color w:val="243F60" w:themeColor="accent1" w:themeShade="7F"/>
     </w:rPr>
   </w:style>
@@ -7777,7 +840,7 @@
       <w:outlineLvl w:val="5"/>
     </w:pPr>
     <w:rPr>
-      <w:rFonts w:asciiTheme="majorHAnsi" w:eastAsiaTheme="majorEastAsia" w:hAnsiTheme="majorHAnsi" w:cstheme="majorBidi" w:ascii="Arial" w:hAnsi="Arial" w:eastAsia="Arial" w:cs="Arial"/>
+      <w:rFonts w:asciiTheme="majorHAnsi" w:eastAsiaTheme="majorEastAsia" w:hAnsiTheme="majorHAnsi" w:cstheme="majorBidi"/>
       <w:i/>
       <w:iCs/>
       <w:color w:val="243F60" w:themeColor="accent1" w:themeShade="7F"/>
@@ -7800,7 +863,7 @@
       <w:outlineLvl w:val="6"/>
     </w:pPr>
     <w:rPr>
-      <w:rFonts w:asciiTheme="majorHAnsi" w:eastAsiaTheme="majorEastAsia" w:hAnsiTheme="majorHAnsi" w:cstheme="majorBidi" w:ascii="Arial" w:hAnsi="Arial" w:eastAsia="Arial" w:cs="Arial"/>
+      <w:rFonts w:asciiTheme="majorHAnsi" w:eastAsiaTheme="majorEastAsia" w:hAnsiTheme="majorHAnsi" w:cstheme="majorBidi"/>
       <w:i/>
       <w:iCs/>
       <w:color w:val="404040" w:themeColor="text1" w:themeTint="BF"/>
@@ -7823,7 +886,7 @@
       <w:outlineLvl w:val="7"/>
     </w:pPr>
     <w:rPr>
-      <w:rFonts w:asciiTheme="majorHAnsi" w:eastAsiaTheme="majorEastAsia" w:hAnsiTheme="majorHAnsi" w:cstheme="majorBidi" w:ascii="Arial" w:hAnsi="Arial" w:eastAsia="Arial" w:cs="Arial"/>
+      <w:rFonts w:asciiTheme="majorHAnsi" w:eastAsiaTheme="majorEastAsia" w:hAnsiTheme="majorHAnsi" w:cstheme="majorBidi"/>
       <w:color w:val="4F81BD" w:themeColor="accent1"/>
       <w:sz w:val="20"/>
       <w:szCs w:val="20"/>
@@ -7846,7 +909,7 @@
       <w:outlineLvl w:val="8"/>
     </w:pPr>
     <w:rPr>
-      <w:rFonts w:asciiTheme="majorHAnsi" w:eastAsiaTheme="majorEastAsia" w:hAnsiTheme="majorHAnsi" w:cstheme="majorBidi" w:ascii="Arial" w:hAnsi="Arial" w:eastAsia="Arial" w:cs="Arial"/>
+      <w:rFonts w:asciiTheme="majorHAnsi" w:eastAsiaTheme="majorEastAsia" w:hAnsiTheme="majorHAnsi" w:cstheme="majorBidi"/>
       <w:i/>
       <w:iCs/>
       <w:color w:val="404040" w:themeColor="text1" w:themeTint="BF"/>
@@ -7897,7 +960,7 @@
     <w:uiPriority w:val="9"/>
     <w:rsid w:val="00FC693F"/>
     <w:rPr>
-      <w:rFonts w:asciiTheme="majorHAnsi" w:eastAsiaTheme="majorEastAsia" w:hAnsiTheme="majorHAnsi" w:cstheme="majorBidi" w:ascii="Arial" w:hAnsi="Arial" w:eastAsia="Arial" w:cs="Arial"/>
+      <w:rFonts w:asciiTheme="majorHAnsi" w:eastAsiaTheme="majorEastAsia" w:hAnsiTheme="majorHAnsi" w:cstheme="majorBidi"/>
       <w:b/>
       <w:bCs/>
       <w:color w:val="365F91" w:themeColor="accent1" w:themeShade="BF"/>
@@ -7912,7 +975,7 @@
     <w:uiPriority w:val="9"/>
     <w:rsid w:val="00FC693F"/>
     <w:rPr>
-      <w:rFonts w:asciiTheme="majorHAnsi" w:eastAsiaTheme="majorEastAsia" w:hAnsiTheme="majorHAnsi" w:cstheme="majorBidi" w:ascii="Arial" w:hAnsi="Arial" w:eastAsia="Arial" w:cs="Arial"/>
+      <w:rFonts w:asciiTheme="majorHAnsi" w:eastAsiaTheme="majorEastAsia" w:hAnsiTheme="majorHAnsi" w:cstheme="majorBidi"/>
       <w:b/>
       <w:bCs/>
       <w:color w:val="4F81BD" w:themeColor="accent1"/>
@@ -7927,7 +990,7 @@
     <w:uiPriority w:val="9"/>
     <w:rsid w:val="00FC693F"/>
     <w:rPr>
-      <w:rFonts w:asciiTheme="majorHAnsi" w:eastAsiaTheme="majorEastAsia" w:hAnsiTheme="majorHAnsi" w:cstheme="majorBidi" w:ascii="Arial" w:hAnsi="Arial" w:eastAsia="Arial" w:cs="Arial"/>
+      <w:rFonts w:asciiTheme="majorHAnsi" w:eastAsiaTheme="majorEastAsia" w:hAnsiTheme="majorHAnsi" w:cstheme="majorBidi"/>
       <w:b/>
       <w:bCs/>
       <w:color w:val="4F81BD" w:themeColor="accent1"/>
@@ -7949,7 +1012,7 @@
       <w:contextualSpacing/>
     </w:pPr>
     <w:rPr>
-      <w:rFonts w:asciiTheme="majorHAnsi" w:eastAsiaTheme="majorEastAsia" w:hAnsiTheme="majorHAnsi" w:cstheme="majorBidi" w:ascii="Arial" w:hAnsi="Arial" w:eastAsia="Arial" w:cs="Arial"/>
+      <w:rFonts w:asciiTheme="majorHAnsi" w:eastAsiaTheme="majorEastAsia" w:hAnsiTheme="majorHAnsi" w:cstheme="majorBidi"/>
       <w:color w:val="17365D" w:themeColor="text2" w:themeShade="BF"/>
       <w:spacing w:val="5"/>
       <w:kern w:val="28"/>
@@ -7964,7 +1027,7 @@
     <w:uiPriority w:val="10"/>
     <w:rsid w:val="00FC693F"/>
     <w:rPr>
-      <w:rFonts w:asciiTheme="majorHAnsi" w:eastAsiaTheme="majorEastAsia" w:hAnsiTheme="majorHAnsi" w:cstheme="majorBidi" w:ascii="Arial" w:hAnsi="Arial" w:eastAsia="Arial" w:cs="Arial"/>
+      <w:rFonts w:asciiTheme="majorHAnsi" w:eastAsiaTheme="majorEastAsia" w:hAnsiTheme="majorHAnsi" w:cstheme="majorBidi"/>
       <w:color w:val="17365D" w:themeColor="text2" w:themeShade="BF"/>
       <w:spacing w:val="5"/>
       <w:kern w:val="28"/>
@@ -7986,7 +1049,7 @@
       </w:numPr>
     </w:pPr>
     <w:rPr>
-      <w:rFonts w:asciiTheme="majorHAnsi" w:eastAsiaTheme="majorEastAsia" w:hAnsiTheme="majorHAnsi" w:cstheme="majorBidi" w:ascii="Arial" w:hAnsi="Arial" w:eastAsia="Arial" w:cs="Arial"/>
+      <w:rFonts w:asciiTheme="majorHAnsi" w:eastAsiaTheme="majorEastAsia" w:hAnsiTheme="majorHAnsi" w:cstheme="majorBidi"/>
       <w:i/>
       <w:iCs/>
       <w:color w:val="4F81BD" w:themeColor="accent1"/>
@@ -8002,7 +1065,7 @@
     <w:uiPriority w:val="11"/>
     <w:rsid w:val="00FC693F"/>
     <w:rPr>
-      <w:rFonts w:asciiTheme="majorHAnsi" w:eastAsiaTheme="majorEastAsia" w:hAnsiTheme="majorHAnsi" w:cstheme="majorBidi" w:ascii="Arial" w:hAnsi="Arial" w:eastAsia="Arial" w:cs="Arial"/>
+      <w:rFonts w:asciiTheme="majorHAnsi" w:eastAsiaTheme="majorEastAsia" w:hAnsiTheme="majorHAnsi" w:cstheme="majorBidi"/>
       <w:i/>
       <w:iCs/>
       <w:color w:val="4F81BD" w:themeColor="accent1"/>
@@ -8249,7 +1312,7 @@
       </w:tabs>
     </w:pPr>
     <w:rPr>
-      <w:rFonts w:ascii="Arial" w:hAnsi="Arial" w:eastAsia="Arial" w:cs="Arial"/>
+      <w:rFonts w:ascii="Courier" w:hAnsi="Courier"/>
       <w:sz w:val="20"/>
       <w:szCs w:val="20"/>
     </w:rPr>
@@ -8261,7 +1324,7 @@
     <w:uiPriority w:val="99"/>
     <w:rsid w:val="0029639D"/>
     <w:rPr>
-      <w:rFonts w:ascii="Arial" w:hAnsi="Arial" w:eastAsia="Arial" w:cs="Arial"/>
+      <w:rFonts w:ascii="Courier" w:hAnsi="Courier"/>
       <w:sz w:val="20"/>
       <w:szCs w:val="20"/>
     </w:rPr>
@@ -8300,7 +1363,7 @@
     <w:semiHidden/>
     <w:rsid w:val="00FC693F"/>
     <w:rPr>
-      <w:rFonts w:asciiTheme="majorHAnsi" w:eastAsiaTheme="majorEastAsia" w:hAnsiTheme="majorHAnsi" w:cstheme="majorBidi" w:ascii="Arial" w:hAnsi="Arial" w:eastAsia="Arial" w:cs="Arial"/>
+      <w:rFonts w:asciiTheme="majorHAnsi" w:eastAsiaTheme="majorEastAsia" w:hAnsiTheme="majorHAnsi" w:cstheme="majorBidi"/>
       <w:b/>
       <w:bCs/>
       <w:i/>
@@ -8316,7 +1379,7 @@
     <w:semiHidden/>
     <w:rsid w:val="00FC693F"/>
     <w:rPr>
-      <w:rFonts w:asciiTheme="majorHAnsi" w:eastAsiaTheme="majorEastAsia" w:hAnsiTheme="majorHAnsi" w:cstheme="majorBidi" w:ascii="Arial" w:hAnsi="Arial" w:eastAsia="Arial" w:cs="Arial"/>
+      <w:rFonts w:asciiTheme="majorHAnsi" w:eastAsiaTheme="majorEastAsia" w:hAnsiTheme="majorHAnsi" w:cstheme="majorBidi"/>
       <w:color w:val="243F60" w:themeColor="accent1" w:themeShade="7F"/>
     </w:rPr>
   </w:style>
@@ -8328,7 +1391,7 @@
     <w:semiHidden/>
     <w:rsid w:val="00FC693F"/>
     <w:rPr>
-      <w:rFonts w:asciiTheme="majorHAnsi" w:eastAsiaTheme="majorEastAsia" w:hAnsiTheme="majorHAnsi" w:cstheme="majorBidi" w:ascii="Arial" w:hAnsi="Arial" w:eastAsia="Arial" w:cs="Arial"/>
+      <w:rFonts w:asciiTheme="majorHAnsi" w:eastAsiaTheme="majorEastAsia" w:hAnsiTheme="majorHAnsi" w:cstheme="majorBidi"/>
       <w:i/>
       <w:iCs/>
       <w:color w:val="243F60" w:themeColor="accent1" w:themeShade="7F"/>
@@ -8342,7 +1405,7 @@
     <w:semiHidden/>
     <w:rsid w:val="00FC693F"/>
     <w:rPr>
-      <w:rFonts w:asciiTheme="majorHAnsi" w:eastAsiaTheme="majorEastAsia" w:hAnsiTheme="majorHAnsi" w:cstheme="majorBidi" w:ascii="Arial" w:hAnsi="Arial" w:eastAsia="Arial" w:cs="Arial"/>
+      <w:rFonts w:asciiTheme="majorHAnsi" w:eastAsiaTheme="majorEastAsia" w:hAnsiTheme="majorHAnsi" w:cstheme="majorBidi"/>
       <w:i/>
       <w:iCs/>
       <w:color w:val="404040" w:themeColor="text1" w:themeTint="BF"/>
@@ -8356,7 +1419,7 @@
     <w:semiHidden/>
     <w:rsid w:val="00FC693F"/>
     <w:rPr>
-      <w:rFonts w:asciiTheme="majorHAnsi" w:eastAsiaTheme="majorEastAsia" w:hAnsiTheme="majorHAnsi" w:cstheme="majorBidi" w:ascii="Arial" w:hAnsi="Arial" w:eastAsia="Arial" w:cs="Arial"/>
+      <w:rFonts w:asciiTheme="majorHAnsi" w:eastAsiaTheme="majorEastAsia" w:hAnsiTheme="majorHAnsi" w:cstheme="majorBidi"/>
       <w:color w:val="4F81BD" w:themeColor="accent1"/>
       <w:sz w:val="20"/>
       <w:szCs w:val="20"/>
@@ -8370,7 +1433,7 @@
     <w:semiHidden/>
     <w:rsid w:val="00FC693F"/>
     <w:rPr>
-      <w:rFonts w:asciiTheme="majorHAnsi" w:eastAsiaTheme="majorEastAsia" w:hAnsiTheme="majorHAnsi" w:cstheme="majorBidi" w:ascii="Arial" w:hAnsi="Arial" w:eastAsia="Arial" w:cs="Arial"/>
+      <w:rFonts w:asciiTheme="majorHAnsi" w:eastAsiaTheme="majorEastAsia" w:hAnsiTheme="majorHAnsi" w:cstheme="majorBidi"/>
       <w:i/>
       <w:iCs/>
       <w:color w:val="404040" w:themeColor="text1" w:themeTint="BF"/>
@@ -9959,7 +3022,7 @@
         <w:spacing w:before="0" w:after="0" w:line="240" w:lineRule="auto"/>
       </w:pPr>
       <w:rPr>
-        <w:rFonts w:asciiTheme="majorHAnsi" w:eastAsiaTheme="majorEastAsia" w:hAnsiTheme="majorHAnsi" w:cstheme="majorBidi" w:ascii="Arial" w:hAnsi="Arial" w:eastAsia="Arial" w:cs="Arial"/>
+        <w:rFonts w:asciiTheme="majorHAnsi" w:eastAsiaTheme="majorEastAsia" w:hAnsiTheme="majorHAnsi" w:cstheme="majorBidi"/>
         <w:b/>
         <w:bCs/>
       </w:rPr>
@@ -9980,7 +3043,7 @@
         <w:spacing w:before="0" w:after="0" w:line="240" w:lineRule="auto"/>
       </w:pPr>
       <w:rPr>
-        <w:rFonts w:asciiTheme="majorHAnsi" w:eastAsiaTheme="majorEastAsia" w:hAnsiTheme="majorHAnsi" w:cstheme="majorBidi" w:ascii="Arial" w:hAnsi="Arial" w:eastAsia="Arial" w:cs="Arial"/>
+        <w:rFonts w:asciiTheme="majorHAnsi" w:eastAsiaTheme="majorEastAsia" w:hAnsiTheme="majorHAnsi" w:cstheme="majorBidi"/>
         <w:b/>
         <w:bCs/>
       </w:rPr>
@@ -9998,14 +3061,14 @@
     </w:tblStylePr>
     <w:tblStylePr w:type="firstCol">
       <w:rPr>
-        <w:rFonts w:asciiTheme="majorHAnsi" w:eastAsiaTheme="majorEastAsia" w:hAnsiTheme="majorHAnsi" w:cstheme="majorBidi" w:ascii="Arial" w:hAnsi="Arial" w:eastAsia="Arial" w:cs="Arial"/>
+        <w:rFonts w:asciiTheme="majorHAnsi" w:eastAsiaTheme="majorEastAsia" w:hAnsiTheme="majorHAnsi" w:cstheme="majorBidi"/>
         <w:b/>
         <w:bCs/>
       </w:rPr>
     </w:tblStylePr>
     <w:tblStylePr w:type="lastCol">
       <w:rPr>
-        <w:rFonts w:asciiTheme="majorHAnsi" w:eastAsiaTheme="majorEastAsia" w:hAnsiTheme="majorHAnsi" w:cstheme="majorBidi" w:ascii="Arial" w:hAnsi="Arial" w:eastAsia="Arial" w:cs="Arial"/>
+        <w:rFonts w:asciiTheme="majorHAnsi" w:eastAsiaTheme="majorEastAsia" w:hAnsiTheme="majorHAnsi" w:cstheme="majorBidi"/>
         <w:b/>
         <w:bCs/>
       </w:rPr>
@@ -10089,7 +3152,7 @@
         <w:spacing w:before="0" w:after="0" w:line="240" w:lineRule="auto"/>
       </w:pPr>
       <w:rPr>
-        <w:rFonts w:asciiTheme="majorHAnsi" w:eastAsiaTheme="majorEastAsia" w:hAnsiTheme="majorHAnsi" w:cstheme="majorBidi" w:ascii="Arial" w:hAnsi="Arial" w:eastAsia="Arial" w:cs="Arial"/>
+        <w:rFonts w:asciiTheme="majorHAnsi" w:eastAsiaTheme="majorEastAsia" w:hAnsiTheme="majorHAnsi" w:cstheme="majorBidi"/>
         <w:b/>
         <w:bCs/>
       </w:rPr>
@@ -10110,7 +3173,7 @@
         <w:spacing w:before="0" w:after="0" w:line="240" w:lineRule="auto"/>
       </w:pPr>
       <w:rPr>
-        <w:rFonts w:asciiTheme="majorHAnsi" w:eastAsiaTheme="majorEastAsia" w:hAnsiTheme="majorHAnsi" w:cstheme="majorBidi" w:ascii="Arial" w:hAnsi="Arial" w:eastAsia="Arial" w:cs="Arial"/>
+        <w:rFonts w:asciiTheme="majorHAnsi" w:eastAsiaTheme="majorEastAsia" w:hAnsiTheme="majorHAnsi" w:cstheme="majorBidi"/>
         <w:b/>
         <w:bCs/>
       </w:rPr>
@@ -10128,14 +3191,14 @@
     </w:tblStylePr>
     <w:tblStylePr w:type="firstCol">
       <w:rPr>
-        <w:rFonts w:asciiTheme="majorHAnsi" w:eastAsiaTheme="majorEastAsia" w:hAnsiTheme="majorHAnsi" w:cstheme="majorBidi" w:ascii="Arial" w:hAnsi="Arial" w:eastAsia="Arial" w:cs="Arial"/>
+        <w:rFonts w:asciiTheme="majorHAnsi" w:eastAsiaTheme="majorEastAsia" w:hAnsiTheme="majorHAnsi" w:cstheme="majorBidi"/>
         <w:b/>
         <w:bCs/>
       </w:rPr>
     </w:tblStylePr>
     <w:tblStylePr w:type="lastCol">
       <w:rPr>
-        <w:rFonts w:asciiTheme="majorHAnsi" w:eastAsiaTheme="majorEastAsia" w:hAnsiTheme="majorHAnsi" w:cstheme="majorBidi" w:ascii="Arial" w:hAnsi="Arial" w:eastAsia="Arial" w:cs="Arial"/>
+        <w:rFonts w:asciiTheme="majorHAnsi" w:eastAsiaTheme="majorEastAsia" w:hAnsiTheme="majorHAnsi" w:cstheme="majorBidi"/>
         <w:b/>
         <w:bCs/>
       </w:rPr>
@@ -10219,7 +3282,7 @@
         <w:spacing w:before="0" w:after="0" w:line="240" w:lineRule="auto"/>
       </w:pPr>
       <w:rPr>
-        <w:rFonts w:asciiTheme="majorHAnsi" w:eastAsiaTheme="majorEastAsia" w:hAnsiTheme="majorHAnsi" w:cstheme="majorBidi" w:ascii="Arial" w:hAnsi="Arial" w:eastAsia="Arial" w:cs="Arial"/>
+        <w:rFonts w:asciiTheme="majorHAnsi" w:eastAsiaTheme="majorEastAsia" w:hAnsiTheme="majorHAnsi" w:cstheme="majorBidi"/>
         <w:b/>
         <w:bCs/>
       </w:rPr>
@@ -10240,7 +3303,7 @@
         <w:spacing w:before="0" w:after="0" w:line="240" w:lineRule="auto"/>
       </w:pPr>
       <w:rPr>
-        <w:rFonts w:asciiTheme="majorHAnsi" w:eastAsiaTheme="majorEastAsia" w:hAnsiTheme="majorHAnsi" w:cstheme="majorBidi" w:ascii="Arial" w:hAnsi="Arial" w:eastAsia="Arial" w:cs="Arial"/>
+        <w:rFonts w:asciiTheme="majorHAnsi" w:eastAsiaTheme="majorEastAsia" w:hAnsiTheme="majorHAnsi" w:cstheme="majorBidi"/>
         <w:b/>
         <w:bCs/>
       </w:rPr>
@@ -10258,14 +3321,14 @@
     </w:tblStylePr>
     <w:tblStylePr w:type="firstCol">
       <w:rPr>
-        <w:rFonts w:asciiTheme="majorHAnsi" w:eastAsiaTheme="majorEastAsia" w:hAnsiTheme="majorHAnsi" w:cstheme="majorBidi" w:ascii="Arial" w:hAnsi="Arial" w:eastAsia="Arial" w:cs="Arial"/>
+        <w:rFonts w:asciiTheme="majorHAnsi" w:eastAsiaTheme="majorEastAsia" w:hAnsiTheme="majorHAnsi" w:cstheme="majorBidi"/>
         <w:b/>
         <w:bCs/>
       </w:rPr>
     </w:tblStylePr>
     <w:tblStylePr w:type="lastCol">
       <w:rPr>
-        <w:rFonts w:asciiTheme="majorHAnsi" w:eastAsiaTheme="majorEastAsia" w:hAnsiTheme="majorHAnsi" w:cstheme="majorBidi" w:ascii="Arial" w:hAnsi="Arial" w:eastAsia="Arial" w:cs="Arial"/>
+        <w:rFonts w:asciiTheme="majorHAnsi" w:eastAsiaTheme="majorEastAsia" w:hAnsiTheme="majorHAnsi" w:cstheme="majorBidi"/>
         <w:b/>
         <w:bCs/>
       </w:rPr>
@@ -10349,7 +3412,7 @@
         <w:spacing w:before="0" w:after="0" w:line="240" w:lineRule="auto"/>
       </w:pPr>
       <w:rPr>
-        <w:rFonts w:asciiTheme="majorHAnsi" w:eastAsiaTheme="majorEastAsia" w:hAnsiTheme="majorHAnsi" w:cstheme="majorBidi" w:ascii="Arial" w:hAnsi="Arial" w:eastAsia="Arial" w:cs="Arial"/>
+        <w:rFonts w:asciiTheme="majorHAnsi" w:eastAsiaTheme="majorEastAsia" w:hAnsiTheme="majorHAnsi" w:cstheme="majorBidi"/>
         <w:b/>
         <w:bCs/>
       </w:rPr>
@@ -10370,7 +3433,7 @@
         <w:spacing w:before="0" w:after="0" w:line="240" w:lineRule="auto"/>
       </w:pPr>
       <w:rPr>
-        <w:rFonts w:asciiTheme="majorHAnsi" w:eastAsiaTheme="majorEastAsia" w:hAnsiTheme="majorHAnsi" w:cstheme="majorBidi" w:ascii="Arial" w:hAnsi="Arial" w:eastAsia="Arial" w:cs="Arial"/>
+        <w:rFonts w:asciiTheme="majorHAnsi" w:eastAsiaTheme="majorEastAsia" w:hAnsiTheme="majorHAnsi" w:cstheme="majorBidi"/>
         <w:b/>
         <w:bCs/>
       </w:rPr>
@@ -10388,14 +3451,14 @@
     </w:tblStylePr>
     <w:tblStylePr w:type="firstCol">
       <w:rPr>
-        <w:rFonts w:asciiTheme="majorHAnsi" w:eastAsiaTheme="majorEastAsia" w:hAnsiTheme="majorHAnsi" w:cstheme="majorBidi" w:ascii="Arial" w:hAnsi="Arial" w:eastAsia="Arial" w:cs="Arial"/>
+        <w:rFonts w:asciiTheme="majorHAnsi" w:eastAsiaTheme="majorEastAsia" w:hAnsiTheme="majorHAnsi" w:cstheme="majorBidi"/>
         <w:b/>
         <w:bCs/>
       </w:rPr>
     </w:tblStylePr>
     <w:tblStylePr w:type="lastCol">
       <w:rPr>
-        <w:rFonts w:asciiTheme="majorHAnsi" w:eastAsiaTheme="majorEastAsia" w:hAnsiTheme="majorHAnsi" w:cstheme="majorBidi" w:ascii="Arial" w:hAnsi="Arial" w:eastAsia="Arial" w:cs="Arial"/>
+        <w:rFonts w:asciiTheme="majorHAnsi" w:eastAsiaTheme="majorEastAsia" w:hAnsiTheme="majorHAnsi" w:cstheme="majorBidi"/>
         <w:b/>
         <w:bCs/>
       </w:rPr>
@@ -10479,7 +3542,7 @@
         <w:spacing w:before="0" w:after="0" w:line="240" w:lineRule="auto"/>
       </w:pPr>
       <w:rPr>
-        <w:rFonts w:asciiTheme="majorHAnsi" w:eastAsiaTheme="majorEastAsia" w:hAnsiTheme="majorHAnsi" w:cstheme="majorBidi" w:ascii="Arial" w:hAnsi="Arial" w:eastAsia="Arial" w:cs="Arial"/>
+        <w:rFonts w:asciiTheme="majorHAnsi" w:eastAsiaTheme="majorEastAsia" w:hAnsiTheme="majorHAnsi" w:cstheme="majorBidi"/>
         <w:b/>
         <w:bCs/>
       </w:rPr>
@@ -10500,7 +3563,7 @@
         <w:spacing w:before="0" w:after="0" w:line="240" w:lineRule="auto"/>
       </w:pPr>
       <w:rPr>
-        <w:rFonts w:asciiTheme="majorHAnsi" w:eastAsiaTheme="majorEastAsia" w:hAnsiTheme="majorHAnsi" w:cstheme="majorBidi" w:ascii="Arial" w:hAnsi="Arial" w:eastAsia="Arial" w:cs="Arial"/>
+        <w:rFonts w:asciiTheme="majorHAnsi" w:eastAsiaTheme="majorEastAsia" w:hAnsiTheme="majorHAnsi" w:cstheme="majorBidi"/>
         <w:b/>
         <w:bCs/>
       </w:rPr>
@@ -10518,14 +3581,14 @@
     </w:tblStylePr>
     <w:tblStylePr w:type="firstCol">
       <w:rPr>
-        <w:rFonts w:asciiTheme="majorHAnsi" w:eastAsiaTheme="majorEastAsia" w:hAnsiTheme="majorHAnsi" w:cstheme="majorBidi" w:ascii="Arial" w:hAnsi="Arial" w:eastAsia="Arial" w:cs="Arial"/>
+        <w:rFonts w:asciiTheme="majorHAnsi" w:eastAsiaTheme="majorEastAsia" w:hAnsiTheme="majorHAnsi" w:cstheme="majorBidi"/>
         <w:b/>
         <w:bCs/>
       </w:rPr>
     </w:tblStylePr>
     <w:tblStylePr w:type="lastCol">
       <w:rPr>
-        <w:rFonts w:asciiTheme="majorHAnsi" w:eastAsiaTheme="majorEastAsia" w:hAnsiTheme="majorHAnsi" w:cstheme="majorBidi" w:ascii="Arial" w:hAnsi="Arial" w:eastAsia="Arial" w:cs="Arial"/>
+        <w:rFonts w:asciiTheme="majorHAnsi" w:eastAsiaTheme="majorEastAsia" w:hAnsiTheme="majorHAnsi" w:cstheme="majorBidi"/>
         <w:b/>
         <w:bCs/>
       </w:rPr>
@@ -10609,7 +3672,7 @@
         <w:spacing w:before="0" w:after="0" w:line="240" w:lineRule="auto"/>
       </w:pPr>
       <w:rPr>
-        <w:rFonts w:asciiTheme="majorHAnsi" w:eastAsiaTheme="majorEastAsia" w:hAnsiTheme="majorHAnsi" w:cstheme="majorBidi" w:ascii="Arial" w:hAnsi="Arial" w:eastAsia="Arial" w:cs="Arial"/>
+        <w:rFonts w:asciiTheme="majorHAnsi" w:eastAsiaTheme="majorEastAsia" w:hAnsiTheme="majorHAnsi" w:cstheme="majorBidi"/>
         <w:b/>
         <w:bCs/>
       </w:rPr>
@@ -10630,7 +3693,7 @@
         <w:spacing w:before="0" w:after="0" w:line="240" w:lineRule="auto"/>
       </w:pPr>
       <w:rPr>
-        <w:rFonts w:asciiTheme="majorHAnsi" w:eastAsiaTheme="majorEastAsia" w:hAnsiTheme="majorHAnsi" w:cstheme="majorBidi" w:ascii="Arial" w:hAnsi="Arial" w:eastAsia="Arial" w:cs="Arial"/>
+        <w:rFonts w:asciiTheme="majorHAnsi" w:eastAsiaTheme="majorEastAsia" w:hAnsiTheme="majorHAnsi" w:cstheme="majorBidi"/>
         <w:b/>
         <w:bCs/>
       </w:rPr>
@@ -10648,14 +3711,14 @@
     </w:tblStylePr>
     <w:tblStylePr w:type="firstCol">
       <w:rPr>
-        <w:rFonts w:asciiTheme="majorHAnsi" w:eastAsiaTheme="majorEastAsia" w:hAnsiTheme="majorHAnsi" w:cstheme="majorBidi" w:ascii="Arial" w:hAnsi="Arial" w:eastAsia="Arial" w:cs="Arial"/>
+        <w:rFonts w:asciiTheme="majorHAnsi" w:eastAsiaTheme="majorEastAsia" w:hAnsiTheme="majorHAnsi" w:cstheme="majorBidi"/>
         <w:b/>
         <w:bCs/>
       </w:rPr>
     </w:tblStylePr>
     <w:tblStylePr w:type="lastCol">
       <w:rPr>
-        <w:rFonts w:asciiTheme="majorHAnsi" w:eastAsiaTheme="majorEastAsia" w:hAnsiTheme="majorHAnsi" w:cstheme="majorBidi" w:ascii="Arial" w:hAnsi="Arial" w:eastAsia="Arial" w:cs="Arial"/>
+        <w:rFonts w:asciiTheme="majorHAnsi" w:eastAsiaTheme="majorEastAsia" w:hAnsiTheme="majorHAnsi" w:cstheme="majorBidi"/>
         <w:b/>
         <w:bCs/>
       </w:rPr>
@@ -10739,7 +3802,7 @@
         <w:spacing w:before="0" w:after="0" w:line="240" w:lineRule="auto"/>
       </w:pPr>
       <w:rPr>
-        <w:rFonts w:asciiTheme="majorHAnsi" w:eastAsiaTheme="majorEastAsia" w:hAnsiTheme="majorHAnsi" w:cstheme="majorBidi" w:ascii="Arial" w:hAnsi="Arial" w:eastAsia="Arial" w:cs="Arial"/>
+        <w:rFonts w:asciiTheme="majorHAnsi" w:eastAsiaTheme="majorEastAsia" w:hAnsiTheme="majorHAnsi" w:cstheme="majorBidi"/>
         <w:b/>
         <w:bCs/>
       </w:rPr>
@@ -10760,7 +3823,7 @@
         <w:spacing w:before="0" w:after="0" w:line="240" w:lineRule="auto"/>
       </w:pPr>
       <w:rPr>
-        <w:rFonts w:asciiTheme="majorHAnsi" w:eastAsiaTheme="majorEastAsia" w:hAnsiTheme="majorHAnsi" w:cstheme="majorBidi" w:ascii="Arial" w:hAnsi="Arial" w:eastAsia="Arial" w:cs="Arial"/>
+        <w:rFonts w:asciiTheme="majorHAnsi" w:eastAsiaTheme="majorEastAsia" w:hAnsiTheme="majorHAnsi" w:cstheme="majorBidi"/>
         <w:b/>
         <w:bCs/>
       </w:rPr>
@@ -10778,14 +3841,14 @@
     </w:tblStylePr>
     <w:tblStylePr w:type="firstCol">
       <w:rPr>
-        <w:rFonts w:asciiTheme="majorHAnsi" w:eastAsiaTheme="majorEastAsia" w:hAnsiTheme="majorHAnsi" w:cstheme="majorBidi" w:ascii="Arial" w:hAnsi="Arial" w:eastAsia="Arial" w:cs="Arial"/>
+        <w:rFonts w:asciiTheme="majorHAnsi" w:eastAsiaTheme="majorEastAsia" w:hAnsiTheme="majorHAnsi" w:cstheme="majorBidi"/>
         <w:b/>
         <w:bCs/>
       </w:rPr>
     </w:tblStylePr>
     <w:tblStylePr w:type="lastCol">
       <w:rPr>
-        <w:rFonts w:asciiTheme="majorHAnsi" w:eastAsiaTheme="majorEastAsia" w:hAnsiTheme="majorHAnsi" w:cstheme="majorBidi" w:ascii="Arial" w:hAnsi="Arial" w:eastAsia="Arial" w:cs="Arial"/>
+        <w:rFonts w:asciiTheme="majorHAnsi" w:eastAsiaTheme="majorEastAsia" w:hAnsiTheme="majorHAnsi" w:cstheme="majorBidi"/>
         <w:b/>
         <w:bCs/>
       </w:rPr>
@@ -12650,7 +5713,7 @@
     </w:tblPr>
     <w:tblStylePr w:type="firstRow">
       <w:rPr>
-        <w:rFonts w:asciiTheme="majorHAnsi" w:eastAsiaTheme="majorEastAsia" w:hAnsiTheme="majorHAnsi" w:cstheme="majorBidi" w:ascii="Arial" w:hAnsi="Arial" w:eastAsia="Arial" w:cs="Arial"/>
+        <w:rFonts w:asciiTheme="majorHAnsi" w:eastAsiaTheme="majorEastAsia" w:hAnsiTheme="majorHAnsi" w:cstheme="majorBidi"/>
       </w:rPr>
       <w:tblPr/>
       <w:tcPr>
@@ -12734,7 +5797,7 @@
     </w:tblPr>
     <w:tblStylePr w:type="firstRow">
       <w:rPr>
-        <w:rFonts w:asciiTheme="majorHAnsi" w:eastAsiaTheme="majorEastAsia" w:hAnsiTheme="majorHAnsi" w:cstheme="majorBidi" w:ascii="Arial" w:hAnsi="Arial" w:eastAsia="Arial" w:cs="Arial"/>
+        <w:rFonts w:asciiTheme="majorHAnsi" w:eastAsiaTheme="majorEastAsia" w:hAnsiTheme="majorHAnsi" w:cstheme="majorBidi"/>
       </w:rPr>
       <w:tblPr/>
       <w:tcPr>
@@ -12818,7 +5881,7 @@
     </w:tblPr>
     <w:tblStylePr w:type="firstRow">
       <w:rPr>
-        <w:rFonts w:asciiTheme="majorHAnsi" w:eastAsiaTheme="majorEastAsia" w:hAnsiTheme="majorHAnsi" w:cstheme="majorBidi" w:ascii="Arial" w:hAnsi="Arial" w:eastAsia="Arial" w:cs="Arial"/>
+        <w:rFonts w:asciiTheme="majorHAnsi" w:eastAsiaTheme="majorEastAsia" w:hAnsiTheme="majorHAnsi" w:cstheme="majorBidi"/>
       </w:rPr>
       <w:tblPr/>
       <w:tcPr>
@@ -12902,7 +5965,7 @@
     </w:tblPr>
     <w:tblStylePr w:type="firstRow">
       <w:rPr>
-        <w:rFonts w:asciiTheme="majorHAnsi" w:eastAsiaTheme="majorEastAsia" w:hAnsiTheme="majorHAnsi" w:cstheme="majorBidi" w:ascii="Arial" w:hAnsi="Arial" w:eastAsia="Arial" w:cs="Arial"/>
+        <w:rFonts w:asciiTheme="majorHAnsi" w:eastAsiaTheme="majorEastAsia" w:hAnsiTheme="majorHAnsi" w:cstheme="majorBidi"/>
       </w:rPr>
       <w:tblPr/>
       <w:tcPr>
@@ -12986,7 +6049,7 @@
     </w:tblPr>
     <w:tblStylePr w:type="firstRow">
       <w:rPr>
-        <w:rFonts w:asciiTheme="majorHAnsi" w:eastAsiaTheme="majorEastAsia" w:hAnsiTheme="majorHAnsi" w:cstheme="majorBidi" w:ascii="Arial" w:hAnsi="Arial" w:eastAsia="Arial" w:cs="Arial"/>
+        <w:rFonts w:asciiTheme="majorHAnsi" w:eastAsiaTheme="majorEastAsia" w:hAnsiTheme="majorHAnsi" w:cstheme="majorBidi"/>
       </w:rPr>
       <w:tblPr/>
       <w:tcPr>
@@ -13070,7 +6133,7 @@
     </w:tblPr>
     <w:tblStylePr w:type="firstRow">
       <w:rPr>
-        <w:rFonts w:asciiTheme="majorHAnsi" w:eastAsiaTheme="majorEastAsia" w:hAnsiTheme="majorHAnsi" w:cstheme="majorBidi" w:ascii="Arial" w:hAnsi="Arial" w:eastAsia="Arial" w:cs="Arial"/>
+        <w:rFonts w:asciiTheme="majorHAnsi" w:eastAsiaTheme="majorEastAsia" w:hAnsiTheme="majorHAnsi" w:cstheme="majorBidi"/>
       </w:rPr>
       <w:tblPr/>
       <w:tcPr>
@@ -13154,7 +6217,7 @@
     </w:tblPr>
     <w:tblStylePr w:type="firstRow">
       <w:rPr>
-        <w:rFonts w:asciiTheme="majorHAnsi" w:eastAsiaTheme="majorEastAsia" w:hAnsiTheme="majorHAnsi" w:cstheme="majorBidi" w:ascii="Arial" w:hAnsi="Arial" w:eastAsia="Arial" w:cs="Arial"/>
+        <w:rFonts w:asciiTheme="majorHAnsi" w:eastAsiaTheme="majorEastAsia" w:hAnsiTheme="majorHAnsi" w:cstheme="majorBidi"/>
       </w:rPr>
       <w:tblPr/>
       <w:tcPr>
@@ -13219,7 +6282,7 @@
       <w:spacing w:after="0" w:line="240" w:lineRule="auto"/>
     </w:pPr>
     <w:rPr>
-      <w:rFonts w:asciiTheme="majorHAnsi" w:eastAsiaTheme="majorEastAsia" w:hAnsiTheme="majorHAnsi" w:cstheme="majorBidi" w:ascii="Arial" w:hAnsi="Arial" w:eastAsia="Arial" w:cs="Arial"/>
+      <w:rFonts w:asciiTheme="majorHAnsi" w:eastAsiaTheme="majorEastAsia" w:hAnsiTheme="majorHAnsi" w:cstheme="majorBidi"/>
       <w:color w:val="000000" w:themeColor="text1"/>
     </w:rPr>
     <w:tblPr>
@@ -13347,7 +6410,7 @@
       <w:spacing w:after="0" w:line="240" w:lineRule="auto"/>
     </w:pPr>
     <w:rPr>
-      <w:rFonts w:asciiTheme="majorHAnsi" w:eastAsiaTheme="majorEastAsia" w:hAnsiTheme="majorHAnsi" w:cstheme="majorBidi" w:ascii="Arial" w:hAnsi="Arial" w:eastAsia="Arial" w:cs="Arial"/>
+      <w:rFonts w:asciiTheme="majorHAnsi" w:eastAsiaTheme="majorEastAsia" w:hAnsiTheme="majorHAnsi" w:cstheme="majorBidi"/>
       <w:color w:val="000000" w:themeColor="text1"/>
     </w:rPr>
     <w:tblPr>
@@ -13475,7 +6538,7 @@
       <w:spacing w:after="0" w:line="240" w:lineRule="auto"/>
     </w:pPr>
     <w:rPr>
-      <w:rFonts w:asciiTheme="majorHAnsi" w:eastAsiaTheme="majorEastAsia" w:hAnsiTheme="majorHAnsi" w:cstheme="majorBidi" w:ascii="Arial" w:hAnsi="Arial" w:eastAsia="Arial" w:cs="Arial"/>
+      <w:rFonts w:asciiTheme="majorHAnsi" w:eastAsiaTheme="majorEastAsia" w:hAnsiTheme="majorHAnsi" w:cstheme="majorBidi"/>
       <w:color w:val="000000" w:themeColor="text1"/>
     </w:rPr>
     <w:tblPr>
@@ -13603,7 +6666,7 @@
       <w:spacing w:after="0" w:line="240" w:lineRule="auto"/>
     </w:pPr>
     <w:rPr>
-      <w:rFonts w:asciiTheme="majorHAnsi" w:eastAsiaTheme="majorEastAsia" w:hAnsiTheme="majorHAnsi" w:cstheme="majorBidi" w:ascii="Arial" w:hAnsi="Arial" w:eastAsia="Arial" w:cs="Arial"/>
+      <w:rFonts w:asciiTheme="majorHAnsi" w:eastAsiaTheme="majorEastAsia" w:hAnsiTheme="majorHAnsi" w:cstheme="majorBidi"/>
       <w:color w:val="000000" w:themeColor="text1"/>
     </w:rPr>
     <w:tblPr>
@@ -13731,7 +6794,7 @@
       <w:spacing w:after="0" w:line="240" w:lineRule="auto"/>
     </w:pPr>
     <w:rPr>
-      <w:rFonts w:asciiTheme="majorHAnsi" w:eastAsiaTheme="majorEastAsia" w:hAnsiTheme="majorHAnsi" w:cstheme="majorBidi" w:ascii="Arial" w:hAnsi="Arial" w:eastAsia="Arial" w:cs="Arial"/>
+      <w:rFonts w:asciiTheme="majorHAnsi" w:eastAsiaTheme="majorEastAsia" w:hAnsiTheme="majorHAnsi" w:cstheme="majorBidi"/>
       <w:color w:val="000000" w:themeColor="text1"/>
     </w:rPr>
     <w:tblPr>
@@ -13859,7 +6922,7 @@
       <w:spacing w:after="0" w:line="240" w:lineRule="auto"/>
     </w:pPr>
     <w:rPr>
-      <w:rFonts w:asciiTheme="majorHAnsi" w:eastAsiaTheme="majorEastAsia" w:hAnsiTheme="majorHAnsi" w:cstheme="majorBidi" w:ascii="Arial" w:hAnsi="Arial" w:eastAsia="Arial" w:cs="Arial"/>
+      <w:rFonts w:asciiTheme="majorHAnsi" w:eastAsiaTheme="majorEastAsia" w:hAnsiTheme="majorHAnsi" w:cstheme="majorBidi"/>
       <w:color w:val="000000" w:themeColor="text1"/>
     </w:rPr>
     <w:tblPr>
@@ -13987,7 +7050,7 @@
       <w:spacing w:after="0" w:line="240" w:lineRule="auto"/>
     </w:pPr>
     <w:rPr>
-      <w:rFonts w:asciiTheme="majorHAnsi" w:eastAsiaTheme="majorEastAsia" w:hAnsiTheme="majorHAnsi" w:cstheme="majorBidi" w:ascii="Arial" w:hAnsi="Arial" w:eastAsia="Arial" w:cs="Arial"/>
+      <w:rFonts w:asciiTheme="majorHAnsi" w:eastAsiaTheme="majorEastAsia" w:hAnsiTheme="majorHAnsi" w:cstheme="majorBidi"/>
       <w:color w:val="000000" w:themeColor="text1"/>
     </w:rPr>
     <w:tblPr>
@@ -14626,7 +7689,7 @@
       <w:spacing w:after="0" w:line="240" w:lineRule="auto"/>
     </w:pPr>
     <w:rPr>
-      <w:rFonts w:asciiTheme="majorHAnsi" w:eastAsiaTheme="majorEastAsia" w:hAnsiTheme="majorHAnsi" w:cstheme="majorBidi" w:ascii="Arial" w:hAnsi="Arial" w:eastAsia="Arial" w:cs="Arial"/>
+      <w:rFonts w:asciiTheme="majorHAnsi" w:eastAsiaTheme="majorEastAsia" w:hAnsiTheme="majorHAnsi" w:cstheme="majorBidi"/>
       <w:color w:val="000000" w:themeColor="text1"/>
     </w:rPr>
     <w:tblPr>
@@ -14751,7 +7814,7 @@
       <w:spacing w:after="0" w:line="240" w:lineRule="auto"/>
     </w:pPr>
     <w:rPr>
-      <w:rFonts w:asciiTheme="majorHAnsi" w:eastAsiaTheme="majorEastAsia" w:hAnsiTheme="majorHAnsi" w:cstheme="majorBidi" w:ascii="Arial" w:hAnsi="Arial" w:eastAsia="Arial" w:cs="Arial"/>
+      <w:rFonts w:asciiTheme="majorHAnsi" w:eastAsiaTheme="majorEastAsia" w:hAnsiTheme="majorHAnsi" w:cstheme="majorBidi"/>
       <w:color w:val="000000" w:themeColor="text1"/>
     </w:rPr>
     <w:tblPr>
@@ -14876,7 +7939,7 @@
       <w:spacing w:after="0" w:line="240" w:lineRule="auto"/>
     </w:pPr>
     <w:rPr>
-      <w:rFonts w:asciiTheme="majorHAnsi" w:eastAsiaTheme="majorEastAsia" w:hAnsiTheme="majorHAnsi" w:cstheme="majorBidi" w:ascii="Arial" w:hAnsi="Arial" w:eastAsia="Arial" w:cs="Arial"/>
+      <w:rFonts w:asciiTheme="majorHAnsi" w:eastAsiaTheme="majorEastAsia" w:hAnsiTheme="majorHAnsi" w:cstheme="majorBidi"/>
       <w:color w:val="000000" w:themeColor="text1"/>
     </w:rPr>
     <w:tblPr>
@@ -15001,7 +8064,7 @@
       <w:spacing w:after="0" w:line="240" w:lineRule="auto"/>
     </w:pPr>
     <w:rPr>
-      <w:rFonts w:asciiTheme="majorHAnsi" w:eastAsiaTheme="majorEastAsia" w:hAnsiTheme="majorHAnsi" w:cstheme="majorBidi" w:ascii="Arial" w:hAnsi="Arial" w:eastAsia="Arial" w:cs="Arial"/>
+      <w:rFonts w:asciiTheme="majorHAnsi" w:eastAsiaTheme="majorEastAsia" w:hAnsiTheme="majorHAnsi" w:cstheme="majorBidi"/>
       <w:color w:val="000000" w:themeColor="text1"/>
     </w:rPr>
     <w:tblPr>
@@ -15126,7 +8189,7 @@
       <w:spacing w:after="0" w:line="240" w:lineRule="auto"/>
     </w:pPr>
     <w:rPr>
-      <w:rFonts w:asciiTheme="majorHAnsi" w:eastAsiaTheme="majorEastAsia" w:hAnsiTheme="majorHAnsi" w:cstheme="majorBidi" w:ascii="Arial" w:hAnsi="Arial" w:eastAsia="Arial" w:cs="Arial"/>
+      <w:rFonts w:asciiTheme="majorHAnsi" w:eastAsiaTheme="majorEastAsia" w:hAnsiTheme="majorHAnsi" w:cstheme="majorBidi"/>
       <w:color w:val="000000" w:themeColor="text1"/>
     </w:rPr>
     <w:tblPr>
@@ -15251,7 +8314,7 @@
       <w:spacing w:after="0" w:line="240" w:lineRule="auto"/>
     </w:pPr>
     <w:rPr>
-      <w:rFonts w:asciiTheme="majorHAnsi" w:eastAsiaTheme="majorEastAsia" w:hAnsiTheme="majorHAnsi" w:cstheme="majorBidi" w:ascii="Arial" w:hAnsi="Arial" w:eastAsia="Arial" w:cs="Arial"/>
+      <w:rFonts w:asciiTheme="majorHAnsi" w:eastAsiaTheme="majorEastAsia" w:hAnsiTheme="majorHAnsi" w:cstheme="majorBidi"/>
       <w:color w:val="000000" w:themeColor="text1"/>
     </w:rPr>
     <w:tblPr>
@@ -15376,7 +8439,7 @@
       <w:spacing w:after="0" w:line="240" w:lineRule="auto"/>
     </w:pPr>
     <w:rPr>
-      <w:rFonts w:asciiTheme="majorHAnsi" w:eastAsiaTheme="majorEastAsia" w:hAnsiTheme="majorHAnsi" w:cstheme="majorBidi" w:ascii="Arial" w:hAnsi="Arial" w:eastAsia="Arial" w:cs="Arial"/>
+      <w:rFonts w:asciiTheme="majorHAnsi" w:eastAsiaTheme="majorEastAsia" w:hAnsiTheme="majorHAnsi" w:cstheme="majorBidi"/>
       <w:color w:val="000000" w:themeColor="text1"/>
     </w:rPr>
     <w:tblPr>
